--- a/fuentes/63110199_CF02_DU.docx
+++ b/fuentes/63110199_CF02_DU.docx
@@ -308,7 +308,7 @@
               </wp:anchor>
             </w:drawing>
           </mc:Choice>
-          <mc:Fallback xmlns:w16sdtfl="http://schemas.microsoft.com/office/word/2024/wordml/sdtformatlock" xmlns:w16du="http://schemas.microsoft.com/office/word/2023/wordml/word16du" xmlns:oel="http://schemas.microsoft.com/office/2019/extlst">
+          <mc:Fallback xmlns:w16sdtfl="http://schemas.microsoft.com/office/word/2024/wordml/sdtformatlock" xmlns:w16du="http://schemas.microsoft.com/office/word/2023/wordml/word16du" xmlns:w16cei="http://schemas.microsoft.com/office/word/2026/wordml/cei" xmlns:oel="http://schemas.microsoft.com/office/2019/extlst">
             <w:pict>
               <v:rect w14:anchorId="3A877550" id="Rectángulo 3" o:spid="_x0000_s1026" alt="&quot;&quot;" style="position:absolute;margin-left:0;margin-top:34.95pt;width:616.85pt;height:192.75pt;z-index:-251655168;visibility:visible;mso-wrap-style:square;mso-width-percent:0;mso-height-percent:0;mso-wrap-distance-left:9pt;mso-wrap-distance-top:0;mso-wrap-distance-right:9pt;mso-wrap-distance-bottom:0;mso-position-horizontal:left;mso-position-horizontal-relative:page;mso-position-vertical:absolute;mso-position-vertical-relative:text;mso-width-percent:0;mso-height-percent:0;mso-width-relative:margin;mso-height-relative:margin;v-text-anchor:middle" o:gfxdata="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" fillcolor="#00314d" stroked="f" strokeweight="1pt">
                 <w10:wrap anchorx="page"/>
@@ -602,7 +602,7 @@
           <w:r>
             <w:fldChar w:fldCharType="separate"/>
           </w:r>
-          <w:hyperlink w:anchor="_Toc234436667" w:history="1">
+          <w:hyperlink w:anchor="_Toc236156481" w:history="1">
             <w:r>
               <w:rPr>
                 <w:rStyle w:val="Hipervnculo"/>
@@ -629,7 +629,7 @@
                 <w:noProof/>
                 <w:webHidden/>
               </w:rPr>
-              <w:instrText xml:space="preserve"> PAGEREF _Toc234436667 \h </w:instrText>
+              <w:instrText xml:space="preserve"> PAGEREF _Toc236156481 \h </w:instrText>
             </w:r>
             <w:r>
               <w:rPr>
@@ -672,7 +672,7 @@
               <w14:ligatures w14:val="none"/>
             </w:rPr>
           </w:pPr>
-          <w:hyperlink w:anchor="_Toc234436668" w:history="1">
+          <w:hyperlink w:anchor="_Toc236156482" w:history="1">
             <w:r>
               <w:rPr>
                 <w:rStyle w:val="Hipervnculo"/>
@@ -717,7 +717,7 @@
                 <w:noProof/>
                 <w:webHidden/>
               </w:rPr>
-              <w:instrText xml:space="preserve"> PAGEREF _Toc234436668 \h </w:instrText>
+              <w:instrText xml:space="preserve"> PAGEREF _Toc236156482 \h </w:instrText>
             </w:r>
             <w:r>
               <w:rPr>
@@ -760,7 +760,7 @@
               <w14:ligatures w14:val="none"/>
             </w:rPr>
           </w:pPr>
-          <w:hyperlink w:anchor="_Toc234436669" w:history="1">
+          <w:hyperlink w:anchor="_Toc236156483" w:history="1">
             <w:r>
               <w:rPr>
                 <w:rStyle w:val="Hipervnculo"/>
@@ -805,7 +805,7 @@
                 <w:noProof/>
                 <w:webHidden/>
               </w:rPr>
-              <w:instrText xml:space="preserve"> PAGEREF _Toc234436669 \h </w:instrText>
+              <w:instrText xml:space="preserve"> PAGEREF _Toc236156483 \h </w:instrText>
             </w:r>
             <w:r>
               <w:rPr>
@@ -848,7 +848,7 @@
               <w14:ligatures w14:val="none"/>
             </w:rPr>
           </w:pPr>
-          <w:hyperlink w:anchor="_Toc234436670" w:history="1">
+          <w:hyperlink w:anchor="_Toc236156484" w:history="1">
             <w:r>
               <w:rPr>
                 <w:rStyle w:val="Hipervnculo"/>
@@ -893,7 +893,7 @@
                 <w:noProof/>
                 <w:webHidden/>
               </w:rPr>
-              <w:instrText xml:space="preserve"> PAGEREF _Toc234436670 \h </w:instrText>
+              <w:instrText xml:space="preserve"> PAGEREF _Toc236156484 \h </w:instrText>
             </w:r>
             <w:r>
               <w:rPr>
@@ -936,7 +936,7 @@
               <w14:ligatures w14:val="none"/>
             </w:rPr>
           </w:pPr>
-          <w:hyperlink w:anchor="_Toc234436671" w:history="1">
+          <w:hyperlink w:anchor="_Toc236156485" w:history="1">
             <w:r>
               <w:rPr>
                 <w:rStyle w:val="Hipervnculo"/>
@@ -981,7 +981,7 @@
                 <w:noProof/>
                 <w:webHidden/>
               </w:rPr>
-              <w:instrText xml:space="preserve"> PAGEREF _Toc234436671 \h </w:instrText>
+              <w:instrText xml:space="preserve"> PAGEREF _Toc236156485 \h </w:instrText>
             </w:r>
             <w:r>
               <w:rPr>
@@ -1024,7 +1024,7 @@
               <w14:ligatures w14:val="none"/>
             </w:rPr>
           </w:pPr>
-          <w:hyperlink w:anchor="_Toc234436672" w:history="1">
+          <w:hyperlink w:anchor="_Toc236156486" w:history="1">
             <w:r>
               <w:rPr>
                 <w:rStyle w:val="Hipervnculo"/>
@@ -1069,7 +1069,7 @@
                 <w:noProof/>
                 <w:webHidden/>
               </w:rPr>
-              <w:instrText xml:space="preserve"> PAGEREF _Toc234436672 \h </w:instrText>
+              <w:instrText xml:space="preserve"> PAGEREF _Toc236156486 \h </w:instrText>
             </w:r>
             <w:r>
               <w:rPr>
@@ -1112,7 +1112,7 @@
               <w14:ligatures w14:val="none"/>
             </w:rPr>
           </w:pPr>
-          <w:hyperlink w:anchor="_Toc234436673" w:history="1">
+          <w:hyperlink w:anchor="_Toc236156487" w:history="1">
             <w:r>
               <w:rPr>
                 <w:rStyle w:val="Hipervnculo"/>
@@ -1157,7 +1157,7 @@
                 <w:noProof/>
                 <w:webHidden/>
               </w:rPr>
-              <w:instrText xml:space="preserve"> PAGEREF _Toc234436673 \h </w:instrText>
+              <w:instrText xml:space="preserve"> PAGEREF _Toc236156487 \h </w:instrText>
             </w:r>
             <w:r>
               <w:rPr>
@@ -1200,7 +1200,7 @@
               <w14:ligatures w14:val="none"/>
             </w:rPr>
           </w:pPr>
-          <w:hyperlink w:anchor="_Toc234436674" w:history="1">
+          <w:hyperlink w:anchor="_Toc236156488" w:history="1">
             <w:r>
               <w:rPr>
                 <w:rStyle w:val="Hipervnculo"/>
@@ -1246,7 +1246,7 @@
                 <w:noProof/>
                 <w:webHidden/>
               </w:rPr>
-              <w:instrText xml:space="preserve"> PAGEREF _Toc234436674 \h </w:instrText>
+              <w:instrText xml:space="preserve"> PAGEREF _Toc236156488 \h </w:instrText>
             </w:r>
             <w:r>
               <w:rPr>
@@ -1289,7 +1289,7 @@
               <w14:ligatures w14:val="none"/>
             </w:rPr>
           </w:pPr>
-          <w:hyperlink w:anchor="_Toc234436675" w:history="1">
+          <w:hyperlink w:anchor="_Toc236156489" w:history="1">
             <w:r>
               <w:rPr>
                 <w:rStyle w:val="Hipervnculo"/>
@@ -1334,7 +1334,7 @@
                 <w:noProof/>
                 <w:webHidden/>
               </w:rPr>
-              <w:instrText xml:space="preserve"> PAGEREF _Toc234436675 \h </w:instrText>
+              <w:instrText xml:space="preserve"> PAGEREF _Toc236156489 \h </w:instrText>
             </w:r>
             <w:r>
               <w:rPr>
@@ -1377,7 +1377,7 @@
               <w14:ligatures w14:val="none"/>
             </w:rPr>
           </w:pPr>
-          <w:hyperlink w:anchor="_Toc234436676" w:history="1">
+          <w:hyperlink w:anchor="_Toc236156490" w:history="1">
             <w:r>
               <w:rPr>
                 <w:rStyle w:val="Hipervnculo"/>
@@ -1422,7 +1422,7 @@
                 <w:noProof/>
                 <w:webHidden/>
               </w:rPr>
-              <w:instrText xml:space="preserve"> PAGEREF _Toc234436676 \h </w:instrText>
+              <w:instrText xml:space="preserve"> PAGEREF _Toc236156490 \h </w:instrText>
             </w:r>
             <w:r>
               <w:rPr>
@@ -1465,7 +1465,7 @@
               <w14:ligatures w14:val="none"/>
             </w:rPr>
           </w:pPr>
-          <w:hyperlink w:anchor="_Toc234436677" w:history="1">
+          <w:hyperlink w:anchor="_Toc236156491" w:history="1">
             <w:r>
               <w:rPr>
                 <w:rStyle w:val="Hipervnculo"/>
@@ -1510,7 +1510,7 @@
                 <w:noProof/>
                 <w:webHidden/>
               </w:rPr>
-              <w:instrText xml:space="preserve"> PAGEREF _Toc234436677 \h </w:instrText>
+              <w:instrText xml:space="preserve"> PAGEREF _Toc236156491 \h </w:instrText>
             </w:r>
             <w:r>
               <w:rPr>
@@ -1553,7 +1553,7 @@
               <w14:ligatures w14:val="none"/>
             </w:rPr>
           </w:pPr>
-          <w:hyperlink w:anchor="_Toc234436678" w:history="1">
+          <w:hyperlink w:anchor="_Toc236156492" w:history="1">
             <w:r>
               <w:rPr>
                 <w:rStyle w:val="Hipervnculo"/>
@@ -1598,7 +1598,7 @@
                 <w:noProof/>
                 <w:webHidden/>
               </w:rPr>
-              <w:instrText xml:space="preserve"> PAGEREF _Toc234436678 \h </w:instrText>
+              <w:instrText xml:space="preserve"> PAGEREF _Toc236156492 \h </w:instrText>
             </w:r>
             <w:r>
               <w:rPr>
@@ -1641,7 +1641,7 @@
               <w14:ligatures w14:val="none"/>
             </w:rPr>
           </w:pPr>
-          <w:hyperlink w:anchor="_Toc234436679" w:history="1">
+          <w:hyperlink w:anchor="_Toc236156493" w:history="1">
             <w:r>
               <w:rPr>
                 <w:rStyle w:val="Hipervnculo"/>
@@ -1686,7 +1686,7 @@
                 <w:noProof/>
                 <w:webHidden/>
               </w:rPr>
-              <w:instrText xml:space="preserve"> PAGEREF _Toc234436679 \h </w:instrText>
+              <w:instrText xml:space="preserve"> PAGEREF _Toc236156493 \h </w:instrText>
             </w:r>
             <w:r>
               <w:rPr>
@@ -1729,7 +1729,7 @@
               <w14:ligatures w14:val="none"/>
             </w:rPr>
           </w:pPr>
-          <w:hyperlink w:anchor="_Toc234436680" w:history="1">
+          <w:hyperlink w:anchor="_Toc236156494" w:history="1">
             <w:r>
               <w:rPr>
                 <w:rStyle w:val="Hipervnculo"/>
@@ -1774,7 +1774,7 @@
                 <w:noProof/>
                 <w:webHidden/>
               </w:rPr>
-              <w:instrText xml:space="preserve"> PAGEREF _Toc234436680 \h </w:instrText>
+              <w:instrText xml:space="preserve"> PAGEREF _Toc236156494 \h </w:instrText>
             </w:r>
             <w:r>
               <w:rPr>
@@ -1817,7 +1817,7 @@
               <w14:ligatures w14:val="none"/>
             </w:rPr>
           </w:pPr>
-          <w:hyperlink w:anchor="_Toc234436681" w:history="1">
+          <w:hyperlink w:anchor="_Toc236156495" w:history="1">
             <w:r>
               <w:rPr>
                 <w:rStyle w:val="Hipervnculo"/>
@@ -1862,7 +1862,7 @@
                 <w:noProof/>
                 <w:webHidden/>
               </w:rPr>
-              <w:instrText xml:space="preserve"> PAGEREF _Toc234436681 \h </w:instrText>
+              <w:instrText xml:space="preserve"> PAGEREF _Toc236156495 \h </w:instrText>
             </w:r>
             <w:r>
               <w:rPr>
@@ -1905,7 +1905,7 @@
               <w14:ligatures w14:val="none"/>
             </w:rPr>
           </w:pPr>
-          <w:hyperlink w:anchor="_Toc234436682" w:history="1">
+          <w:hyperlink w:anchor="_Toc236156496" w:history="1">
             <w:r>
               <w:rPr>
                 <w:rStyle w:val="Hipervnculo"/>
@@ -1950,7 +1950,7 @@
                 <w:noProof/>
                 <w:webHidden/>
               </w:rPr>
-              <w:instrText xml:space="preserve"> PAGEREF _Toc234436682 \h </w:instrText>
+              <w:instrText xml:space="preserve"> PAGEREF _Toc236156496 \h </w:instrText>
             </w:r>
             <w:r>
               <w:rPr>
@@ -1993,7 +1993,7 @@
               <w14:ligatures w14:val="none"/>
             </w:rPr>
           </w:pPr>
-          <w:hyperlink w:anchor="_Toc234436683" w:history="1">
+          <w:hyperlink w:anchor="_Toc236156497" w:history="1">
             <w:r>
               <w:rPr>
                 <w:rStyle w:val="Hipervnculo"/>
@@ -2038,7 +2038,7 @@
                 <w:noProof/>
                 <w:webHidden/>
               </w:rPr>
-              <w:instrText xml:space="preserve"> PAGEREF _Toc234436683 \h </w:instrText>
+              <w:instrText xml:space="preserve"> PAGEREF _Toc236156497 \h </w:instrText>
             </w:r>
             <w:r>
               <w:rPr>
@@ -2081,7 +2081,7 @@
               <w14:ligatures w14:val="none"/>
             </w:rPr>
           </w:pPr>
-          <w:hyperlink w:anchor="_Toc234436684" w:history="1">
+          <w:hyperlink w:anchor="_Toc236156498" w:history="1">
             <w:r>
               <w:rPr>
                 <w:rStyle w:val="Hipervnculo"/>
@@ -2126,7 +2126,7 @@
                 <w:noProof/>
                 <w:webHidden/>
               </w:rPr>
-              <w:instrText xml:space="preserve"> PAGEREF _Toc234436684 \h </w:instrText>
+              <w:instrText xml:space="preserve"> PAGEREF _Toc236156498 \h </w:instrText>
             </w:r>
             <w:r>
               <w:rPr>
@@ -2169,7 +2169,7 @@
               <w14:ligatures w14:val="none"/>
             </w:rPr>
           </w:pPr>
-          <w:hyperlink w:anchor="_Toc234436685" w:history="1">
+          <w:hyperlink w:anchor="_Toc236156499" w:history="1">
             <w:r>
               <w:rPr>
                 <w:rStyle w:val="Hipervnculo"/>
@@ -2213,7 +2213,7 @@
                 <w:noProof/>
                 <w:webHidden/>
               </w:rPr>
-              <w:instrText xml:space="preserve"> PAGEREF _Toc234436685 \h </w:instrText>
+              <w:instrText xml:space="preserve"> PAGEREF _Toc236156499 \h </w:instrText>
             </w:r>
             <w:r>
               <w:rPr>
@@ -2256,7 +2256,7 @@
               <w14:ligatures w14:val="none"/>
             </w:rPr>
           </w:pPr>
-          <w:hyperlink w:anchor="_Toc234436686" w:history="1">
+          <w:hyperlink w:anchor="_Toc236156500" w:history="1">
             <w:r>
               <w:rPr>
                 <w:rStyle w:val="Hipervnculo"/>
@@ -2301,7 +2301,7 @@
                 <w:noProof/>
                 <w:webHidden/>
               </w:rPr>
-              <w:instrText xml:space="preserve"> PAGEREF _Toc234436686 \h </w:instrText>
+              <w:instrText xml:space="preserve"> PAGEREF _Toc236156500 \h </w:instrText>
             </w:r>
             <w:r>
               <w:rPr>
@@ -2344,7 +2344,7 @@
               <w14:ligatures w14:val="none"/>
             </w:rPr>
           </w:pPr>
-          <w:hyperlink w:anchor="_Toc234436687" w:history="1">
+          <w:hyperlink w:anchor="_Toc236156501" w:history="1">
             <w:r>
               <w:rPr>
                 <w:rStyle w:val="Hipervnculo"/>
@@ -2389,7 +2389,7 @@
                 <w:noProof/>
                 <w:webHidden/>
               </w:rPr>
-              <w:instrText xml:space="preserve"> PAGEREF _Toc234436687 \h </w:instrText>
+              <w:instrText xml:space="preserve"> PAGEREF _Toc236156501 \h </w:instrText>
             </w:r>
             <w:r>
               <w:rPr>
@@ -2432,7 +2432,7 @@
               <w14:ligatures w14:val="none"/>
             </w:rPr>
           </w:pPr>
-          <w:hyperlink w:anchor="_Toc234436688" w:history="1">
+          <w:hyperlink w:anchor="_Toc236156502" w:history="1">
             <w:r>
               <w:rPr>
                 <w:rStyle w:val="Hipervnculo"/>
@@ -2477,7 +2477,7 @@
                 <w:noProof/>
                 <w:webHidden/>
               </w:rPr>
-              <w:instrText xml:space="preserve"> PAGEREF _Toc234436688 \h </w:instrText>
+              <w:instrText xml:space="preserve"> PAGEREF _Toc236156502 \h </w:instrText>
             </w:r>
             <w:r>
               <w:rPr>
@@ -2520,7 +2520,7 @@
               <w14:ligatures w14:val="none"/>
             </w:rPr>
           </w:pPr>
-          <w:hyperlink w:anchor="_Toc234436689" w:history="1">
+          <w:hyperlink w:anchor="_Toc236156503" w:history="1">
             <w:r>
               <w:rPr>
                 <w:rStyle w:val="Hipervnculo"/>
@@ -2565,7 +2565,7 @@
                 <w:noProof/>
                 <w:webHidden/>
               </w:rPr>
-              <w:instrText xml:space="preserve"> PAGEREF _Toc234436689 \h </w:instrText>
+              <w:instrText xml:space="preserve"> PAGEREF _Toc236156503 \h </w:instrText>
             </w:r>
             <w:r>
               <w:rPr>
@@ -2608,7 +2608,7 @@
               <w14:ligatures w14:val="none"/>
             </w:rPr>
           </w:pPr>
-          <w:hyperlink w:anchor="_Toc234436690" w:history="1">
+          <w:hyperlink w:anchor="_Toc236156504" w:history="1">
             <w:r>
               <w:rPr>
                 <w:rStyle w:val="Hipervnculo"/>
@@ -2666,7 +2666,7 @@
                 <w:noProof/>
                 <w:webHidden/>
               </w:rPr>
-              <w:instrText xml:space="preserve"> PAGEREF _Toc234436690 \h </w:instrText>
+              <w:instrText xml:space="preserve"> PAGEREF _Toc236156504 \h </w:instrText>
             </w:r>
             <w:r>
               <w:rPr>
@@ -2709,7 +2709,7 @@
               <w14:ligatures w14:val="none"/>
             </w:rPr>
           </w:pPr>
-          <w:hyperlink w:anchor="_Toc234436691" w:history="1">
+          <w:hyperlink w:anchor="_Toc236156505" w:history="1">
             <w:r>
               <w:rPr>
                 <w:rStyle w:val="Hipervnculo"/>
@@ -2754,7 +2754,7 @@
                 <w:noProof/>
                 <w:webHidden/>
               </w:rPr>
-              <w:instrText xml:space="preserve"> PAGEREF _Toc234436691 \h </w:instrText>
+              <w:instrText xml:space="preserve"> PAGEREF _Toc236156505 \h </w:instrText>
             </w:r>
             <w:r>
               <w:rPr>
@@ -2797,7 +2797,7 @@
               <w14:ligatures w14:val="none"/>
             </w:rPr>
           </w:pPr>
-          <w:hyperlink w:anchor="_Toc234436692" w:history="1">
+          <w:hyperlink w:anchor="_Toc236156506" w:history="1">
             <w:r>
               <w:rPr>
                 <w:rStyle w:val="Hipervnculo"/>
@@ -2842,7 +2842,7 @@
                 <w:noProof/>
                 <w:webHidden/>
               </w:rPr>
-              <w:instrText xml:space="preserve"> PAGEREF _Toc234436692 \h </w:instrText>
+              <w:instrText xml:space="preserve"> PAGEREF _Toc236156506 \h </w:instrText>
             </w:r>
             <w:r>
               <w:rPr>
@@ -2885,7 +2885,7 @@
               <w14:ligatures w14:val="none"/>
             </w:rPr>
           </w:pPr>
-          <w:hyperlink w:anchor="_Toc234436693" w:history="1">
+          <w:hyperlink w:anchor="_Toc236156507" w:history="1">
             <w:r>
               <w:rPr>
                 <w:rStyle w:val="Hipervnculo"/>
@@ -2930,7 +2930,7 @@
                 <w:noProof/>
                 <w:webHidden/>
               </w:rPr>
-              <w:instrText xml:space="preserve"> PAGEREF _Toc234436693 \h </w:instrText>
+              <w:instrText xml:space="preserve"> PAGEREF _Toc236156507 \h </w:instrText>
             </w:r>
             <w:r>
               <w:rPr>
@@ -2973,7 +2973,7 @@
               <w14:ligatures w14:val="none"/>
             </w:rPr>
           </w:pPr>
-          <w:hyperlink w:anchor="_Toc234436694" w:history="1">
+          <w:hyperlink w:anchor="_Toc236156508" w:history="1">
             <w:r>
               <w:rPr>
                 <w:rStyle w:val="Hipervnculo"/>
@@ -3018,7 +3018,7 @@
                 <w:noProof/>
                 <w:webHidden/>
               </w:rPr>
-              <w:instrText xml:space="preserve"> PAGEREF _Toc234436694 \h </w:instrText>
+              <w:instrText xml:space="preserve"> PAGEREF _Toc236156508 \h </w:instrText>
             </w:r>
             <w:r>
               <w:rPr>
@@ -3061,7 +3061,7 @@
               <w14:ligatures w14:val="none"/>
             </w:rPr>
           </w:pPr>
-          <w:hyperlink w:anchor="_Toc234436695" w:history="1">
+          <w:hyperlink w:anchor="_Toc236156509" w:history="1">
             <w:r>
               <w:rPr>
                 <w:rStyle w:val="Hipervnculo"/>
@@ -3088,7 +3088,7 @@
                 <w:noProof/>
                 <w:webHidden/>
               </w:rPr>
-              <w:instrText xml:space="preserve"> PAGEREF _Toc234436695 \h </w:instrText>
+              <w:instrText xml:space="preserve"> PAGEREF _Toc236156509 \h </w:instrText>
             </w:r>
             <w:r>
               <w:rPr>
@@ -3131,7 +3131,7 @@
               <w14:ligatures w14:val="none"/>
             </w:rPr>
           </w:pPr>
-          <w:hyperlink w:anchor="_Toc234436696" w:history="1">
+          <w:hyperlink w:anchor="_Toc236156510" w:history="1">
             <w:r>
               <w:rPr>
                 <w:rStyle w:val="Hipervnculo"/>
@@ -3158,7 +3158,7 @@
                 <w:noProof/>
                 <w:webHidden/>
               </w:rPr>
-              <w:instrText xml:space="preserve"> PAGEREF _Toc234436696 \h </w:instrText>
+              <w:instrText xml:space="preserve"> PAGEREF _Toc236156510 \h </w:instrText>
             </w:r>
             <w:r>
               <w:rPr>
@@ -3201,7 +3201,7 @@
               <w14:ligatures w14:val="none"/>
             </w:rPr>
           </w:pPr>
-          <w:hyperlink w:anchor="_Toc234436697" w:history="1">
+          <w:hyperlink w:anchor="_Toc236156511" w:history="1">
             <w:r>
               <w:rPr>
                 <w:rStyle w:val="Hipervnculo"/>
@@ -3228,7 +3228,7 @@
                 <w:noProof/>
                 <w:webHidden/>
               </w:rPr>
-              <w:instrText xml:space="preserve"> PAGEREF _Toc234436697 \h </w:instrText>
+              <w:instrText xml:space="preserve"> PAGEREF _Toc236156511 \h </w:instrText>
             </w:r>
             <w:r>
               <w:rPr>
@@ -3271,7 +3271,7 @@
               <w14:ligatures w14:val="none"/>
             </w:rPr>
           </w:pPr>
-          <w:hyperlink w:anchor="_Toc234436698" w:history="1">
+          <w:hyperlink w:anchor="_Toc236156512" w:history="1">
             <w:r>
               <w:rPr>
                 <w:rStyle w:val="Hipervnculo"/>
@@ -3298,7 +3298,7 @@
                 <w:noProof/>
                 <w:webHidden/>
               </w:rPr>
-              <w:instrText xml:space="preserve"> PAGEREF _Toc234436698 \h </w:instrText>
+              <w:instrText xml:space="preserve"> PAGEREF _Toc236156512 \h </w:instrText>
             </w:r>
             <w:r>
               <w:rPr>
@@ -3348,7 +3348,7 @@
       <w:pPr>
         <w:pStyle w:val="Titulosgenerales"/>
       </w:pPr>
-      <w:bookmarkStart w:id="0" w:name="_Toc234436667"/>
+      <w:bookmarkStart w:id="0" w:name="_Toc236156481"/>
       <w:r>
         <w:lastRenderedPageBreak/>
         <w:t>Introducción</w:t>
@@ -3401,7 +3401,7 @@
       <w:pPr>
         <w:pStyle w:val="Ttulo1"/>
       </w:pPr>
-      <w:bookmarkStart w:id="1" w:name="_Toc234436668"/>
+      <w:bookmarkStart w:id="1" w:name="_Toc236156482"/>
       <w:r>
         <w:lastRenderedPageBreak/>
         <w:t>Proveedores de experiencia</w:t>
@@ -3434,7 +3434,7 @@
       <w:pPr>
         <w:pStyle w:val="Ttulo2"/>
       </w:pPr>
-      <w:bookmarkStart w:id="2" w:name="_Toc234436669"/>
+      <w:bookmarkStart w:id="2" w:name="_Toc236156483"/>
       <w:r>
         <w:t>Comunicación</w:t>
       </w:r>
@@ -3505,10 +3505,11 @@
     </w:p>
     <w:p>
       <w:r>
-        <w:t xml:space="preserve">La comunicación es el eje que conecta a la marca con el consumidor y da sentido a cada experiencia. A través de mensajes claros, coherentes y orientados al cliente, favorece la construcción de relaciones duraderas y fortalece el valor de la marca. </w:t>
-      </w:r>
-    </w:p>
-    <w:p>
+        <w:t>La comunicación es el eje que conecta a la marca con el consumidor y da sentido a cada experiencia. A través de mensajes claros, coherentes y orientados al cliente, favorece la construcción de relaciones duraderas y fortalece el valor de la marca.</w:t>
+      </w:r>
+      <w:r>
+        <w:t xml:space="preserve"> </w:t>
+      </w:r>
       <w:r>
         <w:t>La comunicación transforma cada interacción en una oportunidad para generar experiencias significativas.</w:t>
       </w:r>
@@ -3518,7 +3519,7 @@
         <w:pStyle w:val="Prrafodelista"/>
         <w:numPr>
           <w:ilvl w:val="0"/>
-          <w:numId w:val="35"/>
+          <w:numId w:val="49"/>
         </w:numPr>
         <w:rPr>
           <w:b/>
@@ -3628,7 +3629,7 @@
         <w:pStyle w:val="Prrafodelista"/>
         <w:numPr>
           <w:ilvl w:val="0"/>
-          <w:numId w:val="35"/>
+          <w:numId w:val="49"/>
         </w:numPr>
         <w:rPr>
           <w:b/>
@@ -3736,7 +3737,7 @@
         <w:pStyle w:val="Prrafodelista"/>
         <w:numPr>
           <w:ilvl w:val="0"/>
-          <w:numId w:val="35"/>
+          <w:numId w:val="49"/>
         </w:numPr>
         <w:rPr>
           <w:b/>
@@ -3845,7 +3846,7 @@
         <w:pStyle w:val="Prrafodelista"/>
         <w:numPr>
           <w:ilvl w:val="0"/>
-          <w:numId w:val="37"/>
+          <w:numId w:val="49"/>
         </w:numPr>
         <w:rPr>
           <w:b/>
@@ -3952,7 +3953,7 @@
       <w:pPr>
         <w:pStyle w:val="Ttulo2"/>
       </w:pPr>
-      <w:bookmarkStart w:id="3" w:name="_Toc234436670"/>
+      <w:bookmarkStart w:id="3" w:name="_Toc236156484"/>
       <w:r>
         <w:lastRenderedPageBreak/>
         <w:t>Identidad de marca</w:t>
@@ -4319,7 +4320,7 @@
       <w:pPr>
         <w:pStyle w:val="Ttulo2"/>
       </w:pPr>
-      <w:bookmarkStart w:id="4" w:name="_Toc234436671"/>
+      <w:bookmarkStart w:id="4" w:name="_Toc236156485"/>
       <w:r>
         <w:t>Producto</w:t>
       </w:r>
@@ -4411,7 +4412,24 @@
           <w:bCs/>
           <w:lang w:val="es-419" w:eastAsia="es-CO"/>
         </w:rPr>
-        <w:t>Rol del producto en el marketing experiencial</w:t>
+        <w:t xml:space="preserve">Rol del producto en el </w:t>
+      </w:r>
+      <w:r>
+        <w:rPr>
+          <w:rStyle w:val="Extranjerismo"/>
+          <w:b/>
+          <w:bCs/>
+          <w:lang w:val="es-419" w:eastAsia="es-CO"/>
+        </w:rPr>
+        <w:t>marketing</w:t>
+      </w:r>
+      <w:r>
+        <w:rPr>
+          <w:b/>
+          <w:bCs/>
+          <w:lang w:val="es-419" w:eastAsia="es-CO"/>
+        </w:rPr>
+        <w:t xml:space="preserve"> experiencial</w:t>
       </w:r>
     </w:p>
     <w:p>
@@ -4578,7 +4596,7 @@
       <w:pPr>
         <w:pStyle w:val="Ttulo2"/>
       </w:pPr>
-      <w:bookmarkStart w:id="5" w:name="_Toc234436672"/>
+      <w:bookmarkStart w:id="5" w:name="_Toc236156486"/>
       <w:r>
         <w:lastRenderedPageBreak/>
         <w:t>Empleados</w:t>
@@ -4649,7 +4667,7 @@
       <w:pPr>
         <w:pStyle w:val="Ttulo2"/>
       </w:pPr>
-      <w:bookmarkStart w:id="6" w:name="_Toc234436673"/>
+      <w:bookmarkStart w:id="6" w:name="_Toc236156487"/>
       <w:r>
         <w:t>Entorno digital</w:t>
       </w:r>
@@ -4761,7 +4779,7 @@
           <w:noProof/>
         </w:rPr>
         <w:drawing>
-          <wp:inline distT="0" distB="0" distL="0" distR="0" wp14:anchorId="6AA54685" wp14:editId="6BC2ED25">
+          <wp:inline distT="0" distB="0" distL="0" distR="0" wp14:anchorId="6AA54685" wp14:editId="4EB6CE8D">
             <wp:extent cx="4316819" cy="2427237"/>
             <wp:effectExtent l="0" t="0" r="7620" b="0"/>
             <wp:docPr id="1" name="Imagen 1">
@@ -4822,7 +4840,6 @@
         </w:drawing>
       </w:r>
     </w:p>
-    <w:p/>
     <w:p>
       <w:pPr>
         <w:ind w:left="2123"/>
@@ -4886,22 +4903,60 @@
           </w:tcPr>
           <w:p>
             <w:r>
-              <w:t>¡</w:t>
+              <w:t xml:space="preserve">El concepto de entorno digital en los negocios electrónicos hace referencia al conjunto de tecnologías o herramientas que son necesarias para la creación de los productos o servicios que se van a ofrecer. A través del entorno digital se da a </w:t>
+            </w:r>
+            <w:r>
+              <w:lastRenderedPageBreak/>
+              <w:t>conocer al cliente potencial el valor agregado de la oferta; este enfatiza en aquellas características que lo diferencian de lo que ofrece la competencia.</w:t>
             </w:r>
           </w:p>
-          <w:p/>
-          <w:p/>
-          <w:p/>
-          <w:p/>
-          <w:p/>
-          <w:p/>
-          <w:p/>
-          <w:p/>
-          <w:p/>
-          <w:p/>
-          <w:p/>
-          <w:p/>
-          <w:p/>
+          <w:p>
+            <w:r>
+              <w:t>​Para escoger adecuadamente el entorno digital, es importante que las tecnologías seleccionadas sean pertinentes de acuerdo con:</w:t>
+            </w:r>
+          </w:p>
+          <w:p>
+            <w:r>
+              <w:t>​</w:t>
+            </w:r>
+            <w:r>
+              <w:t>Primero, e</w:t>
+            </w:r>
+            <w:r>
+              <w:t>l alcance de los consumidores desde el punto de vista tecnológico.</w:t>
+            </w:r>
+          </w:p>
+          <w:p>
+            <w:r>
+              <w:t>​</w:t>
+            </w:r>
+            <w:r>
+              <w:t>Segundo, l</w:t>
+            </w:r>
+            <w:r>
+              <w:t>a experiencia de los clientes potenciales con los productos o servicios</w:t>
+            </w:r>
+            <w:r>
+              <w:t>, e</w:t>
+            </w:r>
+            <w:r>
+              <w:t>n caso de que se trate de clientes tradicionales, en este punto será importante conocer la forma en que los avances tecnológicos pueden contribuir a la creación de productos innovadores que satisfagan las necesidades del cliente.</w:t>
+            </w:r>
+          </w:p>
+          <w:p>
+            <w:r>
+              <w:t xml:space="preserve">​Se recomienda diseñar o usar los entornos digitales de manera asertiva, enfocados en la fidelización del cliente, ya sea con la marca o con la empresa. Para finalizar, es importante ser objetivos y realistas a la hora de escoger entornos para canalizar las estrategias de </w:t>
+            </w:r>
+            <w:r>
+              <w:rPr>
+                <w:rStyle w:val="Extranjerismo"/>
+              </w:rPr>
+              <w:t>marketing</w:t>
+            </w:r>
+            <w:r>
+              <w:t xml:space="preserve"> de la pyme, para optimizar los recursos: tiempo, personal y dinero, entre otros.</w:t>
+            </w:r>
+          </w:p>
         </w:tc>
       </w:tr>
     </w:tbl>
@@ -4912,19 +4967,12 @@
           <w:lang w:val="es-419" w:eastAsia="es-CO"/>
         </w:rPr>
       </w:pPr>
-    </w:p>
-    <w:p>
-      <w:pPr>
-        <w:rPr>
-          <w:bCs/>
-          <w:lang w:val="es-419" w:eastAsia="es-CO"/>
-        </w:rPr>
-      </w:pPr>
-      <w:r>
-        <w:rPr>
-          <w:b/>
-          <w:lang w:val="es-419" w:eastAsia="es-CO"/>
-        </w:rPr>
+      <w:r>
+        <w:rPr>
+          <w:b/>
+          <w:lang w:val="es-419" w:eastAsia="es-CO"/>
+        </w:rPr>
+        <w:lastRenderedPageBreak/>
         <w:t>Pregunta de aplicación</w:t>
       </w:r>
       <w:r>
@@ -4954,59 +5002,183 @@
           <w:bCs/>
           <w:lang w:val="es-419" w:eastAsia="es-CO"/>
         </w:rPr>
+        <w:t>¿Cómo puede una empresa mejorar la experiencia del cliente en entornos digitales?</w:t>
+      </w:r>
+    </w:p>
+    <w:p>
+      <w:pPr>
+        <w:pStyle w:val="Ttulo2"/>
+        <w:rPr>
+          <w:rStyle w:val="Extranjerismo"/>
+        </w:rPr>
+      </w:pPr>
+      <w:bookmarkStart w:id="7" w:name="_Toc236156488"/>
+      <w:r>
+        <w:rPr>
+          <w:rStyle w:val="Extranjerismo"/>
+        </w:rPr>
         <w:lastRenderedPageBreak/>
-        <w:t>¿Cómo puede una empresa mejorar la experiencia del cliente en entornos digitales?</w:t>
+        <w:t>Cobranding</w:t>
+      </w:r>
+      <w:bookmarkEnd w:id="7"/>
+    </w:p>
+    <w:p>
+      <w:pPr>
+        <w:rPr>
+          <w:bCs/>
+          <w:lang w:val="es-419" w:eastAsia="es-CO"/>
+        </w:rPr>
+      </w:pPr>
+      <w:r>
+        <w:rPr>
+          <w:bCs/>
+          <w:lang w:val="es-419" w:eastAsia="es-CO"/>
+        </w:rPr>
+        <w:t xml:space="preserve">El </w:t>
+      </w:r>
+      <w:r>
+        <w:rPr>
+          <w:rStyle w:val="Extranjerismo"/>
+          <w:lang w:val="es-419" w:eastAsia="es-CO"/>
+        </w:rPr>
+        <w:t>cobranding</w:t>
+      </w:r>
+      <w:r>
+        <w:rPr>
+          <w:bCs/>
+          <w:lang w:val="es-419" w:eastAsia="es-CO"/>
+        </w:rPr>
+        <w:t xml:space="preserve"> es una estrategia mediante la cual dos o más marcas se asocian para crear una experiencia conjunta que potencie el valor percibido por el consumidor, en el </w:t>
+      </w:r>
+      <w:r>
+        <w:rPr>
+          <w:rStyle w:val="Extranjerismo"/>
+          <w:lang w:val="es-419" w:eastAsia="es-CO"/>
+        </w:rPr>
+        <w:t>marketing</w:t>
+      </w:r>
+      <w:r>
+        <w:rPr>
+          <w:bCs/>
+          <w:lang w:val="es-419" w:eastAsia="es-CO"/>
+        </w:rPr>
+        <w:t xml:space="preserve"> experiencial, esta práctica permite combinar fortalezas, generar nuevas propuestas y ofrecer experiencias diferenciadas que enriquecen la interacción con el cliente.</w:t>
+      </w:r>
+    </w:p>
+    <w:p>
+      <w:pPr>
+        <w:rPr>
+          <w:bCs/>
+          <w:lang w:val="es-419" w:eastAsia="es-CO"/>
+        </w:rPr>
+      </w:pPr>
+      <w:r>
+        <w:rPr>
+          <w:bCs/>
+          <w:lang w:val="es-419" w:eastAsia="es-CO"/>
+        </w:rPr>
+        <w:t xml:space="preserve">El </w:t>
+      </w:r>
+      <w:r>
+        <w:rPr>
+          <w:rStyle w:val="Extranjerismo"/>
+          <w:lang w:val="es-419" w:eastAsia="es-CO"/>
+        </w:rPr>
+        <w:t>cobranding</w:t>
+      </w:r>
+      <w:r>
+        <w:rPr>
+          <w:bCs/>
+          <w:lang w:val="es-419" w:eastAsia="es-CO"/>
+        </w:rPr>
+        <w:t xml:space="preserve"> debe basarse en la coherencia entre las marcas participantes, asegurando que compartan valores, público objetivo y objetivos comunes, esta alineación es fundamental para evitar contradicciones en la experiencia y garantizar que el resultado sea percibido como auténtico y relevante por el consumidor.</w:t>
+      </w:r>
+    </w:p>
+    <w:p>
+      <w:pPr>
+        <w:rPr>
+          <w:bCs/>
+          <w:lang w:val="es-419" w:eastAsia="es-CO"/>
+        </w:rPr>
+      </w:pPr>
+      <w:r>
+        <w:rPr>
+          <w:b/>
+          <w:lang w:val="es-419" w:eastAsia="es-CO"/>
+        </w:rPr>
+        <w:t>Ejemplo aplicado</w:t>
+      </w:r>
+      <w:r>
+        <w:rPr>
+          <w:bCs/>
+          <w:lang w:val="es-419" w:eastAsia="es-CO"/>
+        </w:rPr>
+        <w:t>. Alianza entre Nike y Apple, quienes desarrollaron la plataforma Nike+, integrando tecnología y deporte para crear experiencias personalizadas de entrenamiento. Esta colaboración permitió medir el rendimiento del usuario y generar una experiencia interactiva, fortaleciendo la conexión emocional y la fidelización del consumidor.</w:t>
+      </w:r>
+    </w:p>
+    <w:p>
+      <w:pPr>
+        <w:rPr>
+          <w:bCs/>
+          <w:lang w:val="es-419" w:eastAsia="es-CO"/>
+        </w:rPr>
+      </w:pPr>
+      <w:r>
+        <w:rPr>
+          <w:b/>
+          <w:lang w:val="es-419" w:eastAsia="es-CO"/>
+        </w:rPr>
+        <w:t>Clave estratégica</w:t>
+      </w:r>
+      <w:r>
+        <w:rPr>
+          <w:bCs/>
+          <w:lang w:val="es-419" w:eastAsia="es-CO"/>
+        </w:rPr>
+        <w:t xml:space="preserve">. El </w:t>
+      </w:r>
+      <w:r>
+        <w:rPr>
+          <w:rStyle w:val="Extranjerismo"/>
+          <w:lang w:val="es-419" w:eastAsia="es-CO"/>
+        </w:rPr>
+        <w:t>cobranding</w:t>
+      </w:r>
+      <w:r>
+        <w:rPr>
+          <w:bCs/>
+          <w:lang w:val="es-419" w:eastAsia="es-CO"/>
+        </w:rPr>
+        <w:t xml:space="preserve"> debe generar experiencias coherentes y complementarias entre marcas.</w:t>
       </w:r>
     </w:p>
     <w:p>
       <w:pPr>
         <w:pStyle w:val="Ttulo2"/>
+      </w:pPr>
+      <w:bookmarkStart w:id="8" w:name="_Toc236156489"/>
+      <w:r>
+        <w:t>Punto de venta</w:t>
+      </w:r>
+      <w:bookmarkEnd w:id="8"/>
+    </w:p>
+    <w:p>
+      <w:pPr>
+        <w:rPr>
+          <w:bCs/>
+          <w:lang w:val="es-419" w:eastAsia="es-CO"/>
+        </w:rPr>
+      </w:pPr>
+      <w:r>
+        <w:rPr>
+          <w:bCs/>
+          <w:lang w:val="es-419" w:eastAsia="es-CO"/>
+        </w:rPr>
+        <w:t xml:space="preserve">El punto de venta constituye un proveedor clave de experiencia en el </w:t>
+      </w:r>
+      <w:r>
         <w:rPr>
           <w:rStyle w:val="Extranjerismo"/>
-        </w:rPr>
-      </w:pPr>
-      <w:bookmarkStart w:id="7" w:name="_Toc234436674"/>
-      <w:r>
-        <w:rPr>
-          <w:rStyle w:val="Extranjerismo"/>
-        </w:rPr>
-        <w:t>Cobranding</w:t>
-      </w:r>
-      <w:bookmarkEnd w:id="7"/>
-    </w:p>
-    <w:p>
-      <w:pPr>
-        <w:rPr>
-          <w:bCs/>
-          <w:lang w:val="es-419" w:eastAsia="es-CO"/>
-        </w:rPr>
-      </w:pPr>
-      <w:r>
-        <w:rPr>
-          <w:bCs/>
-          <w:lang w:val="es-419" w:eastAsia="es-CO"/>
-        </w:rPr>
-        <w:t xml:space="preserve">El </w:t>
-      </w:r>
-      <w:proofErr w:type="spellStart"/>
-      <w:r>
-        <w:rPr>
-          <w:rStyle w:val="Extranjerismo"/>
-          <w:lang w:val="es-419" w:eastAsia="es-CO"/>
-        </w:rPr>
-        <w:t>cobranding</w:t>
-      </w:r>
-      <w:proofErr w:type="spellEnd"/>
-      <w:r>
-        <w:rPr>
-          <w:bCs/>
-          <w:lang w:val="es-419" w:eastAsia="es-CO"/>
-        </w:rPr>
-        <w:t xml:space="preserve"> es una estrategia mediante la cual dos o más marcas se asocian para crear una experiencia conjunta que potencie el valor percibido por el consumidor, en el </w:t>
-      </w:r>
-      <w:r>
-        <w:rPr>
-          <w:rStyle w:val="Extranjerismo"/>
           <w:lang w:val="es-419" w:eastAsia="es-CO"/>
         </w:rPr>
         <w:t>marketing</w:t>
@@ -5016,159 +5188,22 @@
           <w:bCs/>
           <w:lang w:val="es-419" w:eastAsia="es-CO"/>
         </w:rPr>
-        <w:t xml:space="preserve"> experiencial, esta práctica permite combinar fortalezas, generar nuevas propuestas y ofrecer experiencias diferenciadas que enriquecen la interacción con el cliente.</w:t>
-      </w:r>
-    </w:p>
-    <w:p>
-      <w:pPr>
-        <w:rPr>
-          <w:bCs/>
-          <w:lang w:val="es-419" w:eastAsia="es-CO"/>
-        </w:rPr>
-      </w:pPr>
-      <w:r>
-        <w:rPr>
-          <w:bCs/>
-          <w:lang w:val="es-419" w:eastAsia="es-CO"/>
-        </w:rPr>
-        <w:t xml:space="preserve">El </w:t>
-      </w:r>
-      <w:proofErr w:type="spellStart"/>
-      <w:r>
-        <w:rPr>
-          <w:rStyle w:val="Extranjerismo"/>
-          <w:lang w:val="es-419" w:eastAsia="es-CO"/>
-        </w:rPr>
-        <w:t>cobranding</w:t>
-      </w:r>
-      <w:proofErr w:type="spellEnd"/>
-      <w:r>
-        <w:rPr>
-          <w:bCs/>
-          <w:lang w:val="es-419" w:eastAsia="es-CO"/>
-        </w:rPr>
-        <w:t xml:space="preserve"> debe basarse en la coherencia entre las marcas participantes, asegurando que compartan valores, público objetivo y objetivos comunes, esta alineación es fundamental para evitar contradicciones en la experiencia y garantizar que el resultado sea percibido como auténtico y relevante por el consumidor.</w:t>
-      </w:r>
-    </w:p>
-    <w:p>
-      <w:pPr>
-        <w:rPr>
-          <w:bCs/>
-          <w:lang w:val="es-419" w:eastAsia="es-CO"/>
-        </w:rPr>
-      </w:pPr>
-      <w:r>
-        <w:rPr>
-          <w:b/>
-          <w:lang w:val="es-419" w:eastAsia="es-CO"/>
-        </w:rPr>
-        <w:t>Ejemplo aplicado</w:t>
-      </w:r>
-      <w:r>
-        <w:rPr>
-          <w:bCs/>
-          <w:lang w:val="es-419" w:eastAsia="es-CO"/>
-        </w:rPr>
-        <w:t>. Alianza entre Nike y Apple, quienes desarrollaron la plataforma Nike+, integrando tecnología y deporte para crear experiencias personalizadas de entrenamiento. Esta colaboración permitió medir el rendimiento del usuario y generar una experiencia interactiva, fortaleciendo la conexión emocional y la fidelización del consumidor.</w:t>
-      </w:r>
-    </w:p>
-    <w:p>
-      <w:pPr>
-        <w:rPr>
-          <w:bCs/>
-          <w:lang w:val="es-419" w:eastAsia="es-CO"/>
-        </w:rPr>
-      </w:pPr>
-      <w:r>
-        <w:rPr>
-          <w:b/>
-          <w:lang w:val="es-419" w:eastAsia="es-CO"/>
-        </w:rPr>
-        <w:t>Clave estratégica</w:t>
-      </w:r>
-      <w:r>
-        <w:rPr>
-          <w:bCs/>
-          <w:lang w:val="es-419" w:eastAsia="es-CO"/>
-        </w:rPr>
-        <w:t xml:space="preserve">. El </w:t>
-      </w:r>
-      <w:proofErr w:type="spellStart"/>
-      <w:r>
-        <w:rPr>
-          <w:rStyle w:val="Extranjerismo"/>
-          <w:lang w:val="es-419" w:eastAsia="es-CO"/>
-        </w:rPr>
-        <w:t>cobranding</w:t>
-      </w:r>
-      <w:proofErr w:type="spellEnd"/>
-      <w:r>
-        <w:rPr>
-          <w:bCs/>
-          <w:lang w:val="es-419" w:eastAsia="es-CO"/>
-        </w:rPr>
-        <w:t xml:space="preserve"> debe generar experiencias coherentes y complementarias entre marcas.</w:t>
-      </w:r>
-    </w:p>
-    <w:p>
-      <w:pPr>
-        <w:pStyle w:val="Ttulo2"/>
-      </w:pPr>
-      <w:bookmarkStart w:id="8" w:name="_Toc234436675"/>
-      <w:r>
-        <w:t>Punto de venta</w:t>
-      </w:r>
-      <w:bookmarkEnd w:id="8"/>
-    </w:p>
-    <w:p>
-      <w:pPr>
-        <w:rPr>
-          <w:bCs/>
-          <w:lang w:val="es-419" w:eastAsia="es-CO"/>
-        </w:rPr>
-      </w:pPr>
-      <w:r>
-        <w:rPr>
-          <w:bCs/>
-          <w:lang w:val="es-419" w:eastAsia="es-CO"/>
-        </w:rPr>
-        <w:t xml:space="preserve">El punto de venta constituye un proveedor clave de experiencia en el </w:t>
-      </w:r>
-      <w:r>
-        <w:rPr>
-          <w:rStyle w:val="Extranjerismo"/>
-          <w:lang w:val="es-419" w:eastAsia="es-CO"/>
-        </w:rPr>
-        <w:t>marketing</w:t>
-      </w:r>
-      <w:r>
-        <w:rPr>
-          <w:bCs/>
-          <w:lang w:val="es-419" w:eastAsia="es-CO"/>
-        </w:rPr>
-        <w:t xml:space="preserve"> experiencial, ya que es el espacio donde el consumidor interactúa directamente con la marca, el producto y el entorno, este lugar no solo cumple una función comercial, sino </w:t>
-      </w:r>
+        <w:t xml:space="preserve"> experiencial, ya que es el espacio donde el consumidor interactúa directamente con la marca, el producto y el entorno, este lugar no solo cumple una función comercial, sino que se convierte en un escenario donde se construyen percepciones, emociones y decisiones de compra.</w:t>
+      </w:r>
+    </w:p>
+    <w:p>
+      <w:pPr>
+        <w:rPr>
+          <w:bCs/>
+          <w:lang w:val="es-419" w:eastAsia="es-CO"/>
+        </w:rPr>
+      </w:pPr>
       <w:r>
         <w:rPr>
           <w:bCs/>
           <w:lang w:val="es-419" w:eastAsia="es-CO"/>
         </w:rPr>
         <w:lastRenderedPageBreak/>
-        <w:t>que se convierte en un escenario donde se construyen percepciones, emociones y decisiones de compra.</w:t>
-      </w:r>
-    </w:p>
-    <w:p>
-      <w:pPr>
-        <w:rPr>
-          <w:bCs/>
-          <w:lang w:val="es-419" w:eastAsia="es-CO"/>
-        </w:rPr>
-      </w:pPr>
-      <w:r>
-        <w:rPr>
-          <w:bCs/>
-          <w:lang w:val="es-419" w:eastAsia="es-CO"/>
-        </w:rPr>
         <w:t>El punto de venta debe diseñarse como un entorno experiencial que integre elementos sensoriales, visuales y de interacción, aspectos como la distribución del espacio, la iluminación, la ambientación y la disposición del producto influyen en la experiencia del cliente, favoreciendo su permanencia y aumentando la probabilidad de compra</w:t>
       </w:r>
       <w:r>
@@ -5405,11 +5440,7 @@
               <w:pStyle w:val="TextoTablas"/>
             </w:pPr>
             <w:r>
-              <w:t xml:space="preserve">La interacción permite al cliente relacionarse directamente con el producto, facilitando su evaluación, generando </w:t>
-            </w:r>
-            <w:r>
-              <w:lastRenderedPageBreak/>
-              <w:t>confianza y favoreciendo la decisión de compra final.</w:t>
+              <w:t>La interacción permite al cliente relacionarse directamente con el producto, facilitando su evaluación, generando confianza y favoreciendo la decisión de compra final.</w:t>
             </w:r>
           </w:p>
         </w:tc>
@@ -5422,7 +5453,6 @@
               <w:pStyle w:val="TextoTablas"/>
             </w:pPr>
             <w:r>
-              <w:lastRenderedPageBreak/>
               <w:t>Una tienda permite a los clientes probar productos antes de comprarlos, generando confianza y facilitando la decisión de compra.</w:t>
             </w:r>
           </w:p>
@@ -5452,21 +5482,8 @@
         <w:rPr>
           <w:lang w:val="es-419" w:eastAsia="es-CO"/>
         </w:rPr>
+        <w:lastRenderedPageBreak/>
         <w:t>Lo invitamos a acceder al siguiente pódcast, cuyo contenido le permitirá fortalecer la temática relacionada con la gestión estratégica de experiencias.</w:t>
-      </w:r>
-    </w:p>
-    <w:p>
-      <w:pPr>
-        <w:rPr>
-          <w:lang w:val="es-419" w:eastAsia="es-CO"/>
-        </w:rPr>
-      </w:pPr>
-      <w:r>
-        <w:rPr>
-          <w:highlight w:val="yellow"/>
-          <w:lang w:val="es-419" w:eastAsia="es-CO"/>
-        </w:rPr>
-        <w:t>PODCAST</w:t>
       </w:r>
     </w:p>
     <w:tbl>
@@ -5499,6 +5516,20 @@
               </w:rPr>
               <w:t xml:space="preserve">Transcripción del pódcast. </w:t>
             </w:r>
+            <w:r>
+              <w:rPr>
+                <w:b/>
+                <w:bCs/>
+              </w:rPr>
+              <w:t>Gestión estratégica de experiencias</w:t>
+            </w:r>
+            <w:r>
+              <w:rPr>
+                <w:b/>
+                <w:bCs/>
+              </w:rPr>
+              <w:t>.</w:t>
+            </w:r>
           </w:p>
         </w:tc>
       </w:tr>
@@ -5513,41 +5544,209 @@
                 <w:b/>
                 <w:bCs/>
               </w:rPr>
-              <w:t>Hombre:</w:t>
-            </w:r>
-            <w:r>
-              <w:t xml:space="preserve"> </w:t>
-            </w:r>
-          </w:p>
-          <w:p/>
-          <w:p/>
-          <w:p/>
-          <w:p/>
-          <w:p/>
-          <w:p/>
-          <w:p/>
-          <w:p/>
-          <w:p/>
-          <w:p/>
-          <w:p/>
-          <w:p/>
-          <w:p/>
-          <w:p/>
-          <w:p/>
-          <w:p/>
-          <w:p>
+              <w:t>Mujer</w:t>
+            </w:r>
             <w:r>
               <w:rPr>
                 <w:b/>
                 <w:bCs/>
               </w:rPr>
+              <w:t>:</w:t>
+            </w:r>
+            <w:r>
+              <w:t xml:space="preserve"> h</w:t>
+            </w:r>
+            <w:r>
+              <w:t>ay lugares donde uno entra por primera vez... y antes de salir ya tiene ganas de volver. Y muchas veces no es por el producto que fuimos a buscar. Es por la forma como nos hicieron sentir.</w:t>
+            </w:r>
+          </w:p>
+          <w:p>
+            <w:r>
+              <w:rPr>
+                <w:b/>
+                <w:bCs/>
+              </w:rPr>
+              <w:t>Hombre</w:t>
+            </w:r>
+            <w:r>
+              <w:t>: e</w:t>
+            </w:r>
+            <w:r>
+              <w:t>sa experiencia no ocurre por casualidad. Detrás hay muchas decisiones que el cliente casi nunca percibe. Juntas construyen un recuerdo que permanece incluso después de terminar la compra.</w:t>
+            </w:r>
+          </w:p>
+          <w:p>
+            <w:r>
+              <w:rPr>
+                <w:b/>
+                <w:bCs/>
+              </w:rPr>
               <w:t>Mujer</w:t>
             </w:r>
             <w:r>
+              <w:t>: e</w:t>
+            </w:r>
+            <w:r>
+              <w:t xml:space="preserve">n </w:t>
+            </w:r>
+            <w:r>
+              <w:rPr>
+                <w:rStyle w:val="Extranjerismo"/>
+              </w:rPr>
+              <w:t>marketing</w:t>
+            </w:r>
+            <w:r>
+              <w:t xml:space="preserve"> experiencial, todos esos elementos reciben el nombre de proveedores de experiencia. </w:t>
+            </w:r>
+          </w:p>
+          <w:p>
+            <w:r>
+              <w:t>Su objetivo es hacer que cada contacto con la marca deje una impresión positiva y fácil de recordar.</w:t>
+            </w:r>
+          </w:p>
+          <w:p>
+            <w:r>
+              <w:rPr>
+                <w:b/>
+                <w:bCs/>
+              </w:rPr>
+              <w:t>Hombre</w:t>
+            </w:r>
+            <w:r>
+              <w:t>: l</w:t>
+            </w:r>
+            <w:r>
+              <w:t>a experiencia no depende de un solo momento. Se construye cada vez que el cliente tiene contacto con la marca, desde la primera impresión hasta el servicio que recibe después de la compra.</w:t>
+            </w:r>
+          </w:p>
+          <w:p>
+            <w:r>
+              <w:rPr>
+                <w:b/>
+                <w:bCs/>
+              </w:rPr>
+              <w:t>Mujer</w:t>
+            </w:r>
+            <w:r>
+              <w:t>: c</w:t>
+            </w:r>
+            <w:r>
+              <w:t>ada mensaje que recibe un cliente crea una expectativa. Cuando esa promesa se cumple, la confianza en la marca empieza a fortalecerse.</w:t>
+            </w:r>
+          </w:p>
+          <w:p>
+            <w:r>
+              <w:rPr>
+                <w:b/>
+                <w:bCs/>
+              </w:rPr>
+              <w:t>Hombre</w:t>
+            </w:r>
+            <w:r>
+              <w:rPr>
+                <w:b/>
+                <w:bCs/>
+              </w:rPr>
               <w:t>:</w:t>
             </w:r>
+            <w:r>
+              <w:t xml:space="preserve"> e</w:t>
+            </w:r>
+            <w:r>
+              <w:t>l lugar donde nos atienden comunica tanto como las palabras. Lo mismo ocurre con una página web o una aplicación: si todo resulta sencillo y agradable, la percepción cambia por completo.</w:t>
+            </w:r>
           </w:p>
-          <w:p/>
+          <w:p>
+            <w:r>
+              <w:rPr>
+                <w:b/>
+                <w:bCs/>
+              </w:rPr>
+              <w:lastRenderedPageBreak/>
+              <w:t>Mujer</w:t>
+            </w:r>
+            <w:r>
+              <w:t>: p</w:t>
+            </w:r>
+            <w:r>
+              <w:t xml:space="preserve">ero pocas cosas pesan tanto como la atención. Una conversación amable o una solución oportuna pueden cambiar por completo la imagen que tenemos de una marca. </w:t>
+            </w:r>
+          </w:p>
+          <w:p>
+            <w:r>
+              <w:rPr>
+                <w:b/>
+                <w:bCs/>
+              </w:rPr>
+              <w:t>Hombre</w:t>
+            </w:r>
+            <w:r>
+              <w:t>: p</w:t>
+            </w:r>
+            <w:r>
+              <w:t>or eso vemos empresas que cuidan cada detalle: los espacios, la atención, la experiencia digital e incluso la forma como acompañan al cliente después de la compra.</w:t>
+            </w:r>
+          </w:p>
+          <w:p>
+            <w:r>
+              <w:rPr>
+                <w:b/>
+                <w:bCs/>
+              </w:rPr>
+              <w:t>Mujer</w:t>
+            </w:r>
+            <w:r>
+              <w:t>: c</w:t>
+            </w:r>
+            <w:r>
+              <w:t>uando todos esos elementos trabajan en la misma dirección, la experiencia resulta coherente. Y esa coherencia termina convirtiéndose en una ventaja difícil de igualar por la competencia.</w:t>
+            </w:r>
+          </w:p>
+          <w:p>
+            <w:r>
+              <w:rPr>
+                <w:b/>
+                <w:bCs/>
+              </w:rPr>
+              <w:t>Hombre</w:t>
+            </w:r>
+            <w:r>
+              <w:t>: c</w:t>
+            </w:r>
+            <w:r>
+              <w:t>uando esa experiencia se repite de manera consistente, la marca empieza a ocupar un lugar especial en la mente del consumidor. Eso es, precisamente, el posicionamiento.</w:t>
+            </w:r>
+          </w:p>
+          <w:p>
+            <w:r>
+              <w:rPr>
+                <w:b/>
+                <w:bCs/>
+              </w:rPr>
+              <w:t>Hombre</w:t>
+            </w:r>
+            <w:r>
+              <w:t>: c</w:t>
+            </w:r>
+            <w:r>
+              <w:t>on el tiempo podemos olvidar un producto o una promoción. Lo que permanece es la experiencia que vivimos con esa marca.</w:t>
+            </w:r>
+          </w:p>
+          <w:p>
+            <w:r>
+              <w:rPr>
+                <w:b/>
+                <w:bCs/>
+              </w:rPr>
+              <w:t>Mujer</w:t>
+            </w:r>
+            <w:r>
+              <w:t>: p</w:t>
+            </w:r>
+            <w:r>
+              <w:t>or eso muchas empresas trabajan para que cada experiencia sea una buena razón para regresar.</w:t>
+            </w:r>
+          </w:p>
         </w:tc>
       </w:tr>
     </w:tbl>
@@ -5611,7 +5810,7 @@
       <w:pPr>
         <w:pStyle w:val="Ttulo1"/>
       </w:pPr>
-      <w:bookmarkStart w:id="9" w:name="_Toc234436676"/>
+      <w:bookmarkStart w:id="9" w:name="_Toc236156490"/>
       <w:r>
         <w:lastRenderedPageBreak/>
         <w:t>Matriz experiencial</w:t>
@@ -5661,7 +5860,7 @@
       <w:pPr>
         <w:pStyle w:val="Ttulo2"/>
       </w:pPr>
-      <w:bookmarkStart w:id="10" w:name="_Toc234436677"/>
+      <w:bookmarkStart w:id="10" w:name="_Toc236156491"/>
       <w:r>
         <w:t>Concepto</w:t>
       </w:r>
@@ -5697,7 +5896,7 @@
       <w:pPr>
         <w:pStyle w:val="Ttulo2"/>
       </w:pPr>
-      <w:bookmarkStart w:id="11" w:name="_Toc234436678"/>
+      <w:bookmarkStart w:id="11" w:name="_Toc236156492"/>
       <w:r>
         <w:t>Elementos</w:t>
       </w:r>
@@ -5729,13 +5928,12 @@
         <w:lastRenderedPageBreak/>
         <w:t>Es fundamental identificar y gestionar cada uno de estos elementos, asegurando su coherencia y alineación con la propuesta de valor, esto implica diseñar experiencias que consideren tanto los estímulos que recibe el cliente como las respuestas que estos generan en su comportamiento.</w:t>
       </w:r>
-    </w:p>
-    <w:p>
-      <w:pPr>
-        <w:rPr>
-          <w:lang w:val="es-419" w:eastAsia="es-CO"/>
-        </w:rPr>
-      </w:pPr>
+      <w:r>
+        <w:rPr>
+          <w:lang w:val="es-419" w:eastAsia="es-CO"/>
+        </w:rPr>
+        <w:t xml:space="preserve"> </w:t>
+      </w:r>
       <w:r>
         <w:rPr>
           <w:lang w:val="es-419" w:eastAsia="es-CO"/>
@@ -5808,11 +6006,15 @@
     <w:p>
       <w:pPr>
         <w:rPr>
-          <w:lang w:val="es-419" w:eastAsia="es-CO"/>
-        </w:rPr>
-      </w:pPr>
-      <w:r>
-        <w:rPr>
+          <w:b/>
+          <w:bCs/>
+          <w:lang w:val="es-419" w:eastAsia="es-CO"/>
+        </w:rPr>
+      </w:pPr>
+      <w:r>
+        <w:rPr>
+          <w:b/>
+          <w:bCs/>
           <w:lang w:val="es-419" w:eastAsia="es-CO"/>
         </w:rPr>
         <w:t>Ejemplo 1. Tienda de ropa (</w:t>
@@ -5820,12 +6022,16 @@
       <w:r>
         <w:rPr>
           <w:rStyle w:val="Extranjerismo"/>
+          <w:b/>
+          <w:bCs/>
           <w:lang w:val="es-419" w:eastAsia="es-CO"/>
         </w:rPr>
         <w:t>Retail</w:t>
       </w:r>
       <w:r>
         <w:rPr>
+          <w:b/>
+          <w:bCs/>
           <w:lang w:val="es-419" w:eastAsia="es-CO"/>
         </w:rPr>
         <w:t>)</w:t>
@@ -6227,6 +6433,13 @@
           <w:lang w:val="es-419" w:eastAsia="es-CO"/>
         </w:rPr>
       </w:pPr>
+    </w:p>
+    <w:p>
+      <w:pPr>
+        <w:rPr>
+          <w:lang w:val="es-419" w:eastAsia="es-CO"/>
+        </w:rPr>
+      </w:pPr>
       <w:r>
         <w:rPr>
           <w:lang w:val="es-419" w:eastAsia="es-CO"/>
@@ -6248,9 +6461,17 @@
       </w:pPr>
       <w:r>
         <w:rPr>
-          <w:lang w:val="es-419" w:eastAsia="es-CO"/>
-        </w:rPr>
-        <w:t>Cada fila = momento real.</w:t>
+          <w:b/>
+          <w:bCs/>
+          <w:lang w:val="es-419" w:eastAsia="es-CO"/>
+        </w:rPr>
+        <w:t>Cada fila</w:t>
+      </w:r>
+      <w:r>
+        <w:rPr>
+          <w:lang w:val="es-419" w:eastAsia="es-CO"/>
+        </w:rPr>
+        <w:t xml:space="preserve"> = momento real.</w:t>
       </w:r>
     </w:p>
     <w:p>
@@ -6266,9 +6487,17 @@
       </w:pPr>
       <w:r>
         <w:rPr>
-          <w:lang w:val="es-419" w:eastAsia="es-CO"/>
-        </w:rPr>
-        <w:t>Cada columna = tipo de experiencia.</w:t>
+          <w:b/>
+          <w:bCs/>
+          <w:lang w:val="es-419" w:eastAsia="es-CO"/>
+        </w:rPr>
+        <w:t>Cada columna</w:t>
+      </w:r>
+      <w:r>
+        <w:rPr>
+          <w:lang w:val="es-419" w:eastAsia="es-CO"/>
+        </w:rPr>
+        <w:t xml:space="preserve"> = tipo de experiencia.</w:t>
       </w:r>
     </w:p>
     <w:p>
@@ -6284,41 +6513,64 @@
       </w:pPr>
       <w:r>
         <w:rPr>
-          <w:lang w:val="es-419" w:eastAsia="es-CO"/>
-        </w:rPr>
-        <w:t>Resultado = diseño completo de experiencia.</w:t>
-      </w:r>
-    </w:p>
-    <w:p>
-      <w:pPr>
-        <w:rPr>
-          <w:lang w:val="es-419" w:eastAsia="es-CO"/>
-        </w:rPr>
-      </w:pPr>
-      <w:r>
-        <w:rPr>
-          <w:lang w:val="es-419" w:eastAsia="es-CO"/>
-        </w:rPr>
-        <w:t>Ejemplo 2: Plataforma digital (</w:t>
+          <w:b/>
+          <w:bCs/>
+          <w:lang w:val="es-419" w:eastAsia="es-CO"/>
+        </w:rPr>
+        <w:t>Resultado</w:t>
+      </w:r>
+      <w:r>
+        <w:rPr>
+          <w:lang w:val="es-419" w:eastAsia="es-CO"/>
+        </w:rPr>
+        <w:t xml:space="preserve"> = diseño completo de experiencia.</w:t>
+      </w:r>
+    </w:p>
+    <w:p>
+      <w:pPr>
+        <w:rPr>
+          <w:b/>
+          <w:bCs/>
+          <w:lang w:val="es-419" w:eastAsia="es-CO"/>
+        </w:rPr>
+      </w:pPr>
+      <w:r>
+        <w:rPr>
+          <w:b/>
+          <w:bCs/>
+          <w:lang w:val="es-419" w:eastAsia="es-CO"/>
+        </w:rPr>
+        <w:t>Ejemplo 2</w:t>
+      </w:r>
+      <w:r>
+        <w:rPr>
+          <w:b/>
+          <w:bCs/>
+          <w:lang w:val="es-419" w:eastAsia="es-CO"/>
+        </w:rPr>
+        <w:t>.</w:t>
+      </w:r>
+      <w:r>
+        <w:rPr>
+          <w:b/>
+          <w:bCs/>
+          <w:lang w:val="es-419" w:eastAsia="es-CO"/>
+        </w:rPr>
+        <w:t xml:space="preserve"> Plataforma digital (</w:t>
       </w:r>
       <w:r>
         <w:rPr>
           <w:rStyle w:val="Extranjerismo"/>
-          <w:lang w:val="es-419" w:eastAsia="es-CO"/>
-        </w:rPr>
-        <w:t>E-</w:t>
-      </w:r>
-      <w:proofErr w:type="spellStart"/>
-      <w:r>
-        <w:rPr>
-          <w:rStyle w:val="Extranjerismo"/>
-          <w:lang w:val="es-419" w:eastAsia="es-CO"/>
-        </w:rPr>
-        <w:t>commerce</w:t>
-      </w:r>
-      <w:proofErr w:type="spellEnd"/>
-      <w:r>
-        <w:rPr>
+          <w:b/>
+          <w:bCs/>
+          <w:lang w:val="es-419" w:eastAsia="es-CO"/>
+        </w:rPr>
+        <w:t>E-commerce</w:t>
+      </w:r>
+      <w:r>
+        <w:rPr>
+          <w:b/>
+          <w:bCs/>
           <w:lang w:val="es-419" w:eastAsia="es-CO"/>
         </w:rPr>
         <w:t>)</w:t>
@@ -6739,7 +6991,7 @@
       <w:pPr>
         <w:pStyle w:val="Ttulo2"/>
       </w:pPr>
-      <w:bookmarkStart w:id="12" w:name="_Toc234436679"/>
+      <w:bookmarkStart w:id="12" w:name="_Toc236156493"/>
       <w:r>
         <w:t>Características</w:t>
       </w:r>
@@ -6813,7 +7065,7 @@
         <w:pStyle w:val="Prrafodelista"/>
         <w:numPr>
           <w:ilvl w:val="0"/>
-          <w:numId w:val="41"/>
+          <w:numId w:val="49"/>
         </w:numPr>
         <w:rPr>
           <w:b/>
@@ -6878,7 +7130,7 @@
         <w:pStyle w:val="Prrafodelista"/>
         <w:numPr>
           <w:ilvl w:val="0"/>
-          <w:numId w:val="41"/>
+          <w:numId w:val="49"/>
         </w:numPr>
         <w:rPr>
           <w:b/>
@@ -6951,7 +7203,7 @@
         <w:pStyle w:val="Prrafodelista"/>
         <w:numPr>
           <w:ilvl w:val="0"/>
-          <w:numId w:val="41"/>
+          <w:numId w:val="49"/>
         </w:numPr>
         <w:rPr>
           <w:b/>
@@ -7029,7 +7281,7 @@
         <w:pStyle w:val="Prrafodelista"/>
         <w:numPr>
           <w:ilvl w:val="0"/>
-          <w:numId w:val="41"/>
+          <w:numId w:val="49"/>
         </w:numPr>
         <w:rPr>
           <w:b/>
@@ -7135,15 +7387,6 @@
         </w:rPr>
         <w:t>Diseñar experiencias coherentes implica actuar con responsabilidad, integridad y compromiso hacia las necesidades reales del cliente.</w:t>
       </w:r>
-    </w:p>
-    <w:p>
-      <w:pPr>
-        <w:spacing w:before="0" w:after="160" w:line="259" w:lineRule="auto"/>
-        <w:ind w:firstLine="0"/>
-        <w:rPr>
-          <w:lang w:val="es-419" w:eastAsia="es-CO"/>
-        </w:rPr>
-      </w:pPr>
       <w:r>
         <w:rPr>
           <w:lang w:val="es-419" w:eastAsia="es-CO"/>
@@ -7155,7 +7398,7 @@
       <w:pPr>
         <w:pStyle w:val="Ttulo1"/>
       </w:pPr>
-      <w:bookmarkStart w:id="13" w:name="_Toc234436680"/>
+      <w:bookmarkStart w:id="13" w:name="_Toc236156494"/>
       <w:r>
         <w:lastRenderedPageBreak/>
         <w:t>Dominios de experiencia</w:t>
@@ -7205,7 +7448,7 @@
       <w:pPr>
         <w:pStyle w:val="Ttulo2"/>
       </w:pPr>
-      <w:bookmarkStart w:id="14" w:name="_Toc234436681"/>
+      <w:bookmarkStart w:id="14" w:name="_Toc236156495"/>
       <w:r>
         <w:t>Concepto</w:t>
       </w:r>
@@ -7395,7 +7638,7 @@
         <w:pStyle w:val="Prrafodelista"/>
         <w:numPr>
           <w:ilvl w:val="0"/>
-          <w:numId w:val="41"/>
+          <w:numId w:val="49"/>
         </w:numPr>
         <w:rPr>
           <w:b/>
@@ -7460,7 +7703,7 @@
         <w:pStyle w:val="Prrafodelista"/>
         <w:numPr>
           <w:ilvl w:val="0"/>
-          <w:numId w:val="41"/>
+          <w:numId w:val="49"/>
         </w:numPr>
         <w:rPr>
           <w:b/>
@@ -7532,7 +7775,7 @@
         <w:pStyle w:val="Prrafodelista"/>
         <w:numPr>
           <w:ilvl w:val="0"/>
-          <w:numId w:val="41"/>
+          <w:numId w:val="49"/>
         </w:numPr>
         <w:rPr>
           <w:b/>
@@ -7597,7 +7840,7 @@
         <w:pStyle w:val="Prrafodelista"/>
         <w:numPr>
           <w:ilvl w:val="0"/>
-          <w:numId w:val="41"/>
+          <w:numId w:val="49"/>
         </w:numPr>
         <w:rPr>
           <w:b/>
@@ -7702,7 +7945,7 @@
       <w:pPr>
         <w:pStyle w:val="Ttulo2"/>
       </w:pPr>
-      <w:bookmarkStart w:id="15" w:name="_Toc234436682"/>
+      <w:bookmarkStart w:id="15" w:name="_Toc236156496"/>
       <w:r>
         <w:t>Principios</w:t>
       </w:r>
@@ -8037,7 +8280,7 @@
       <w:pPr>
         <w:pStyle w:val="Ttulo2"/>
       </w:pPr>
-      <w:bookmarkStart w:id="16" w:name="_Toc234436683"/>
+      <w:bookmarkStart w:id="16" w:name="_Toc236156497"/>
       <w:r>
         <w:t>Dimensiones</w:t>
       </w:r>
@@ -8120,7 +8363,7 @@
         <w:pStyle w:val="Prrafodelista"/>
         <w:numPr>
           <w:ilvl w:val="0"/>
-          <w:numId w:val="42"/>
+          <w:numId w:val="49"/>
         </w:numPr>
         <w:rPr>
           <w:b/>
@@ -8157,13 +8400,27 @@
           <w:bCs/>
           <w:lang w:val="es-419" w:eastAsia="es-CO"/>
         </w:rPr>
-        <w:t xml:space="preserve">. </w:t>
-      </w:r>
-      <w:r>
-        <w:rPr>
-          <w:lang w:val="es-419" w:eastAsia="es-CO"/>
-        </w:rPr>
-        <w:t xml:space="preserve">El consumidor ocupa el centro del </w:t>
+        <w:t>:</w:t>
+      </w:r>
+      <w:r>
+        <w:rPr>
+          <w:b/>
+          <w:bCs/>
+          <w:lang w:val="es-419" w:eastAsia="es-CO"/>
+        </w:rPr>
+        <w:t xml:space="preserve"> </w:t>
+      </w:r>
+      <w:r>
+        <w:rPr>
+          <w:lang w:val="es-419" w:eastAsia="es-CO"/>
+        </w:rPr>
+        <w:t>e</w:t>
+      </w:r>
+      <w:r>
+        <w:rPr>
+          <w:lang w:val="es-419" w:eastAsia="es-CO"/>
+        </w:rPr>
+        <w:t xml:space="preserve">l consumidor ocupa el centro del </w:t>
       </w:r>
       <w:r>
         <w:rPr>
@@ -8184,7 +8441,7 @@
         <w:pStyle w:val="Prrafodelista"/>
         <w:numPr>
           <w:ilvl w:val="0"/>
-          <w:numId w:val="42"/>
+          <w:numId w:val="49"/>
         </w:numPr>
         <w:rPr>
           <w:b/>
@@ -8221,20 +8478,24 @@
           <w:bCs/>
           <w:lang w:val="es-419" w:eastAsia="es-CO"/>
         </w:rPr>
-        <w:t xml:space="preserve">. </w:t>
-      </w:r>
-      <w:r>
-        <w:rPr>
-          <w:lang w:val="es-419" w:eastAsia="es-CO"/>
-        </w:rPr>
-        <w:t>En esta dimensión, el consumidor observa la experiencia sin intervenir directamente en ella. Aunque su participación es limitada, recibe información y estímulos que influyen en la percepción de la marca y en la construcción de la experiencia.</w:t>
-      </w:r>
-    </w:p>
-    <w:p>
-      <w:pPr>
-        <w:rPr>
-          <w:b/>
-          <w:bCs/>
+        <w:t xml:space="preserve">: </w:t>
+      </w:r>
+      <w:r>
+        <w:rPr>
+          <w:lang w:val="es-419" w:eastAsia="es-CO"/>
+        </w:rPr>
+        <w:t>e</w:t>
+      </w:r>
+      <w:r>
+        <w:rPr>
+          <w:lang w:val="es-419" w:eastAsia="es-CO"/>
+        </w:rPr>
+        <w:t>n esta dimensión, el consumidor observa la experiencia sin intervenir directamente en ella. Aunque su participación es limitada, recibe información y estímulos que influyen en la percepción de la marca y en la construcción de la experiencia.</w:t>
+      </w:r>
+    </w:p>
+    <w:p>
+      <w:pPr>
+        <w:rPr>
           <w:lang w:val="es-419" w:eastAsia="es-CO"/>
         </w:rPr>
       </w:pPr>
@@ -8246,40 +8507,48 @@
         </w:rPr>
         <w:t>Idea clave</w:t>
       </w:r>
-    </w:p>
-    <w:p>
-      <w:pPr>
-        <w:rPr>
-          <w:lang w:val="es-419" w:eastAsia="es-CO"/>
-        </w:rPr>
-      </w:pPr>
-      <w:r>
-        <w:rPr>
-          <w:lang w:val="es-419" w:eastAsia="es-CO"/>
-        </w:rPr>
-        <w:t>El consumidor participa principalmente como observador de la experiencia.</w:t>
-      </w:r>
-    </w:p>
-    <w:p>
-      <w:pPr>
-        <w:rPr>
-          <w:lang w:val="es-419" w:eastAsia="es-CO"/>
-        </w:rPr>
-      </w:pPr>
-    </w:p>
-    <w:p>
-      <w:pPr>
-        <w:rPr>
-          <w:lang w:val="es-419" w:eastAsia="es-CO"/>
-        </w:rPr>
-      </w:pPr>
+      <w:r>
+        <w:rPr>
+          <w:b/>
+          <w:bCs/>
+          <w:lang w:val="es-419" w:eastAsia="es-CO"/>
+        </w:rPr>
+        <w:t xml:space="preserve">: </w:t>
+      </w:r>
+      <w:r>
+        <w:rPr>
+          <w:lang w:val="es-419" w:eastAsia="es-CO"/>
+        </w:rPr>
+        <w:t>e</w:t>
+      </w:r>
+      <w:r>
+        <w:rPr>
+          <w:lang w:val="es-419" w:eastAsia="es-CO"/>
+        </w:rPr>
+        <w:t>l consumidor participa principalmente como observador de la experiencia.</w:t>
+      </w:r>
+    </w:p>
+    <w:p>
+      <w:pPr>
+        <w:spacing w:before="0" w:after="160" w:line="259" w:lineRule="auto"/>
+        <w:ind w:firstLine="0"/>
+        <w:rPr>
+          <w:lang w:val="es-419" w:eastAsia="es-CO"/>
+        </w:rPr>
+      </w:pPr>
+      <w:r>
+        <w:rPr>
+          <w:lang w:val="es-419" w:eastAsia="es-CO"/>
+        </w:rPr>
+        <w:br w:type="page"/>
+      </w:r>
     </w:p>
     <w:p>
       <w:pPr>
         <w:pStyle w:val="Prrafodelista"/>
         <w:numPr>
           <w:ilvl w:val="0"/>
-          <w:numId w:val="42"/>
+          <w:numId w:val="49"/>
         </w:numPr>
         <w:rPr>
           <w:b/>
@@ -8317,20 +8586,24 @@
           <w:bCs/>
           <w:lang w:val="es-419" w:eastAsia="es-CO"/>
         </w:rPr>
-        <w:t xml:space="preserve">. </w:t>
-      </w:r>
-      <w:r>
-        <w:rPr>
-          <w:lang w:val="es-419" w:eastAsia="es-CO"/>
-        </w:rPr>
-        <w:t>El consumidor interviene de manera directa en la experiencia mediante acciones, decisiones o actividades propuestas por la marca. Su participación favorece un mayor nivel de compromiso y fortalece el vínculo con la organización.</w:t>
-      </w:r>
-    </w:p>
-    <w:p>
-      <w:pPr>
-        <w:rPr>
-          <w:b/>
-          <w:bCs/>
+        <w:t xml:space="preserve">: </w:t>
+      </w:r>
+      <w:r>
+        <w:rPr>
+          <w:lang w:val="es-419" w:eastAsia="es-CO"/>
+        </w:rPr>
+        <w:t>e</w:t>
+      </w:r>
+      <w:r>
+        <w:rPr>
+          <w:lang w:val="es-419" w:eastAsia="es-CO"/>
+        </w:rPr>
+        <w:t>l consumidor interviene de manera directa en la experiencia mediante acciones, decisiones o actividades propuestas por la marca. Su participación favorece un mayor nivel de compromiso y fortalece el vínculo con la organización.</w:t>
+      </w:r>
+    </w:p>
+    <w:p>
+      <w:pPr>
+        <w:rPr>
           <w:lang w:val="es-419" w:eastAsia="es-CO"/>
         </w:rPr>
       </w:pPr>
@@ -8342,18 +8615,25 @@
         </w:rPr>
         <w:t>Idea clave</w:t>
       </w:r>
-    </w:p>
-    <w:p>
-      <w:pPr>
-        <w:rPr>
-          <w:lang w:val="es-419" w:eastAsia="es-CO"/>
-        </w:rPr>
-      </w:pPr>
-      <w:r>
-        <w:rPr>
-          <w:lang w:val="es-419" w:eastAsia="es-CO"/>
-        </w:rPr>
-        <w:t>La interacción convierte al consumidor en protagonista de la experiencia.</w:t>
+      <w:r>
+        <w:rPr>
+          <w:b/>
+          <w:bCs/>
+          <w:lang w:val="es-419" w:eastAsia="es-CO"/>
+        </w:rPr>
+        <w:t xml:space="preserve">: </w:t>
+      </w:r>
+      <w:r>
+        <w:rPr>
+          <w:lang w:val="es-419" w:eastAsia="es-CO"/>
+        </w:rPr>
+        <w:t>l</w:t>
+      </w:r>
+      <w:r>
+        <w:rPr>
+          <w:lang w:val="es-419" w:eastAsia="es-CO"/>
+        </w:rPr>
+        <w:t>a interacción convierte al consumidor en protagonista de la experiencia.</w:t>
       </w:r>
     </w:p>
     <w:p>
@@ -8361,7 +8641,7 @@
         <w:pStyle w:val="Prrafodelista"/>
         <w:numPr>
           <w:ilvl w:val="0"/>
-          <w:numId w:val="42"/>
+          <w:numId w:val="49"/>
         </w:numPr>
         <w:rPr>
           <w:b/>
@@ -8398,20 +8678,34 @@
           <w:bCs/>
           <w:lang w:val="es-419" w:eastAsia="es-CO"/>
         </w:rPr>
-        <w:t xml:space="preserve">. </w:t>
-      </w:r>
-      <w:r>
-        <w:rPr>
-          <w:lang w:val="es-419" w:eastAsia="es-CO"/>
-        </w:rPr>
-        <w:t>La absorción ocurre cuando el consumidor dirige su atención hacia la experiencia sin integrarse completamente a ella. La información, los contenidos y los estímulos captan su interés y favorecen la construcción de significado.</w:t>
-      </w:r>
-    </w:p>
-    <w:p>
-      <w:pPr>
-        <w:rPr>
-          <w:b/>
-          <w:bCs/>
+        <w:t>:</w:t>
+      </w:r>
+      <w:r>
+        <w:rPr>
+          <w:b/>
+          <w:bCs/>
+          <w:lang w:val="es-419" w:eastAsia="es-CO"/>
+        </w:rPr>
+        <w:t xml:space="preserve"> </w:t>
+      </w:r>
+      <w:r>
+        <w:rPr>
+          <w:sz w:val="32"/>
+          <w:szCs w:val="24"/>
+          <w:lang w:val="es-419" w:eastAsia="es-CO"/>
+        </w:rPr>
+        <w:t>l</w:t>
+      </w:r>
+      <w:r>
+        <w:rPr>
+          <w:lang w:val="es-419" w:eastAsia="es-CO"/>
+        </w:rPr>
+        <w:t>a absorción ocurre cuando el consumidor dirige su atención hacia la experiencia sin integrarse completamente a ella. La información, los contenidos y los estímulos captan su interés y favorecen la construcción de significado.</w:t>
+      </w:r>
+    </w:p>
+    <w:p>
+      <w:pPr>
+        <w:rPr>
           <w:lang w:val="es-419" w:eastAsia="es-CO"/>
         </w:rPr>
       </w:pPr>
@@ -8423,18 +8717,25 @@
         </w:rPr>
         <w:t>Idea clave</w:t>
       </w:r>
-    </w:p>
-    <w:p>
-      <w:pPr>
-        <w:rPr>
-          <w:lang w:val="es-419" w:eastAsia="es-CO"/>
-        </w:rPr>
-      </w:pPr>
-      <w:r>
-        <w:rPr>
-          <w:lang w:val="es-419" w:eastAsia="es-CO"/>
-        </w:rPr>
-        <w:t>La atención permite al consumidor comprender y valorar la experiencia.</w:t>
+      <w:r>
+        <w:rPr>
+          <w:b/>
+          <w:bCs/>
+          <w:lang w:val="es-419" w:eastAsia="es-CO"/>
+        </w:rPr>
+        <w:t xml:space="preserve">: </w:t>
+      </w:r>
+      <w:r>
+        <w:rPr>
+          <w:lang w:val="es-419" w:eastAsia="es-CO"/>
+        </w:rPr>
+        <w:t>l</w:t>
+      </w:r>
+      <w:r>
+        <w:rPr>
+          <w:lang w:val="es-419" w:eastAsia="es-CO"/>
+        </w:rPr>
+        <w:t>a atención permite al consumidor comprender y valorar la experiencia.</w:t>
       </w:r>
     </w:p>
     <w:p>
@@ -8442,7 +8743,7 @@
         <w:pStyle w:val="Prrafodelista"/>
         <w:numPr>
           <w:ilvl w:val="0"/>
-          <w:numId w:val="42"/>
+          <w:numId w:val="49"/>
         </w:numPr>
         <w:rPr>
           <w:b/>
@@ -8479,20 +8780,32 @@
           <w:bCs/>
           <w:lang w:val="es-419" w:eastAsia="es-CO"/>
         </w:rPr>
-        <w:t xml:space="preserve">. </w:t>
-      </w:r>
-      <w:r>
-        <w:rPr>
-          <w:lang w:val="es-419" w:eastAsia="es-CO"/>
-        </w:rPr>
-        <w:t>La inmersión representa el mayor nivel de involucramiento del consumidor con la experiencia. En esta dimensión, participa activamente y establece una conexión emocional que favorece la recordación, el aprendizaje y la fidelización.</w:t>
-      </w:r>
-    </w:p>
-    <w:p>
-      <w:pPr>
-        <w:rPr>
-          <w:b/>
-          <w:bCs/>
+        <w:t>:</w:t>
+      </w:r>
+      <w:r>
+        <w:rPr>
+          <w:b/>
+          <w:bCs/>
+          <w:lang w:val="es-419" w:eastAsia="es-CO"/>
+        </w:rPr>
+        <w:t xml:space="preserve"> </w:t>
+      </w:r>
+      <w:r>
+        <w:rPr>
+          <w:lang w:val="es-419" w:eastAsia="es-CO"/>
+        </w:rPr>
+        <w:t>l</w:t>
+      </w:r>
+      <w:r>
+        <w:rPr>
+          <w:lang w:val="es-419" w:eastAsia="es-CO"/>
+        </w:rPr>
+        <w:t>a inmersión representa el mayor nivel de involucramiento del consumidor con la experiencia. En esta dimensión, participa activamente y establece una conexión emocional que favorece la recordación, el aprendizaje y la fidelización.</w:t>
+      </w:r>
+    </w:p>
+    <w:p>
+      <w:pPr>
+        <w:rPr>
           <w:lang w:val="es-419" w:eastAsia="es-CO"/>
         </w:rPr>
       </w:pPr>
@@ -8504,32 +8817,46 @@
         </w:rPr>
         <w:t>Idea clave</w:t>
       </w:r>
-    </w:p>
-    <w:p>
-      <w:pPr>
-        <w:rPr>
-          <w:lang w:val="es-419" w:eastAsia="es-CO"/>
-        </w:rPr>
-      </w:pPr>
-      <w:r>
-        <w:rPr>
-          <w:lang w:val="es-419" w:eastAsia="es-CO"/>
-        </w:rPr>
-        <w:t>La inmersión genera experiencias memorables y fortalece la relación con la marca.</w:t>
-      </w:r>
-    </w:p>
-    <w:p>
-      <w:pPr>
-        <w:rPr>
-          <w:lang w:val="es-419" w:eastAsia="es-CO"/>
-        </w:rPr>
-      </w:pPr>
+      <w:r>
+        <w:rPr>
+          <w:b/>
+          <w:bCs/>
+          <w:lang w:val="es-419" w:eastAsia="es-CO"/>
+        </w:rPr>
+        <w:t xml:space="preserve">: </w:t>
+      </w:r>
+      <w:r>
+        <w:rPr>
+          <w:bCs/>
+          <w:lang w:val="es-419" w:eastAsia="es-CO"/>
+        </w:rPr>
+        <w:t>l</w:t>
+      </w:r>
+      <w:r>
+        <w:rPr>
+          <w:lang w:val="es-419" w:eastAsia="es-CO"/>
+        </w:rPr>
+        <w:t>a inmersión genera experiencias memorables y fortalece la relación con la marca.</w:t>
+      </w:r>
+    </w:p>
+    <w:p>
+      <w:pPr>
+        <w:rPr>
+          <w:lang w:val="es-419" w:eastAsia="es-CO"/>
+        </w:rPr>
+      </w:pPr>
+      <w:r>
+        <w:rPr>
+          <w:lang w:val="es-419" w:eastAsia="es-CO"/>
+        </w:rPr>
+        <w:t xml:space="preserve">Las dimensiones de la experiencia permiten comprender los diferentes niveles de participación e involucramiento del consumidor durante su relación con la marca. Su aplicación facilita el diseño de estrategias orientadas a crear experiencias relevantes, </w:t>
+      </w:r>
       <w:r>
         <w:rPr>
           <w:lang w:val="es-419" w:eastAsia="es-CO"/>
         </w:rPr>
         <w:lastRenderedPageBreak/>
-        <w:t>Las dimensiones de la experiencia permiten comprender los diferentes niveles de participación e involucramiento del consumidor durante su relación con la marca. Su aplicación facilita el diseño de estrategias orientadas a crear experiencias relevantes, memorables y coherentes con las expectativas del cliente, fortaleciendo el valor de la relación entre ambas partes.</w:t>
+        <w:t>memorables y coherentes con las expectativas del cliente, fortaleciendo el valor de la relación entre ambas partes.</w:t>
       </w:r>
     </w:p>
     <w:p>
@@ -8557,7 +8884,7 @@
       <w:pPr>
         <w:pStyle w:val="Ttulo2"/>
       </w:pPr>
-      <w:bookmarkStart w:id="17" w:name="_Toc234436684"/>
+      <w:bookmarkStart w:id="17" w:name="_Toc236156498"/>
       <w:r>
         <w:t>Aplicaciones</w:t>
       </w:r>
@@ -8579,6 +8906,8 @@
     <w:p>
       <w:pPr>
         <w:rPr>
+          <w:b/>
+          <w:bCs/>
           <w:lang w:val="es-419" w:eastAsia="es-CO"/>
         </w:rPr>
       </w:pPr>
@@ -8588,7 +8917,6 @@
         </w:rPr>
         <w:t xml:space="preserve">Las aplicaciones permiten adaptar los dominios de experiencia a diferentes entornos, como el entretenimiento, el </w:t>
       </w:r>
-      <w:proofErr w:type="spellStart"/>
       <w:r>
         <w:rPr>
           <w:rStyle w:val="Extranjerismo"/>
@@ -8596,26 +8924,20 @@
         </w:rPr>
         <w:t>retail</w:t>
       </w:r>
-      <w:proofErr w:type="spellEnd"/>
       <w:r>
         <w:rPr>
           <w:lang w:val="es-419" w:eastAsia="es-CO"/>
         </w:rPr>
         <w:t xml:space="preserve"> o los servicios digitales, esto implica diseñar experiencias que respondan a las características del público objetivo, integrando participación, inmersión y conexión emocional.</w:t>
       </w:r>
-    </w:p>
-    <w:p>
-      <w:pPr>
-        <w:rPr>
-          <w:b/>
-          <w:bCs/>
-          <w:lang w:val="es-419" w:eastAsia="es-CO"/>
-        </w:rPr>
-      </w:pPr>
-      <w:r>
-        <w:rPr>
-          <w:b/>
-          <w:bCs/>
+      <w:r>
+        <w:rPr>
+          <w:lang w:val="es-419" w:eastAsia="es-CO"/>
+        </w:rPr>
+        <w:t xml:space="preserve"> </w:t>
+      </w:r>
+      <w:r>
+        <w:rPr>
           <w:lang w:val="es-419" w:eastAsia="es-CO"/>
         </w:rPr>
         <w:t>Veamos dos ejemplos:</w:t>
@@ -8626,7 +8948,7 @@
         <w:pStyle w:val="Prrafodelista"/>
         <w:numPr>
           <w:ilvl w:val="0"/>
-          <w:numId w:val="42"/>
+          <w:numId w:val="49"/>
         </w:numPr>
         <w:rPr>
           <w:lang w:val="es-419" w:eastAsia="es-CO"/>
@@ -8640,7 +8962,6 @@
         </w:rPr>
         <w:t xml:space="preserve">Aplicación en </w:t>
       </w:r>
-      <w:proofErr w:type="spellStart"/>
       <w:r>
         <w:rPr>
           <w:rStyle w:val="Extranjerismo"/>
@@ -8650,7 +8971,6 @@
         </w:rPr>
         <w:t>retail</w:t>
       </w:r>
-      <w:proofErr w:type="spellEnd"/>
       <w:r>
         <w:rPr>
           <w:b/>
@@ -8677,14 +8997,7 @@
         <w:rPr>
           <w:lang w:val="es-419" w:eastAsia="es-CO"/>
         </w:rPr>
-        <w:t xml:space="preserve">Una marca de ropa diseña su punto de venta integrando diferentes dominios de experiencia. En la zona de exhibición, el cliente participa de manera pasiva observando las colecciones (absorción), mientras que en los probadores interactivos puede experimentar activamente con los productos (inmersión). Además, </w:t>
-      </w:r>
-      <w:r>
-        <w:rPr>
-          <w:lang w:val="es-419" w:eastAsia="es-CO"/>
-        </w:rPr>
-        <w:lastRenderedPageBreak/>
-        <w:t>se incorporan estímulos sensoriales como iluminación y música que generan conexión emocional. Esta integración permite influir en la percepción del cliente, mejorar su experiencia y favorecer la decisión de compra.</w:t>
+        <w:t>Una marca de ropa diseña su punto de venta integrando diferentes dominios de experiencia. En la zona de exhibición, el cliente participa de manera pasiva observando las colecciones (absorción), mientras que en los probadores interactivos puede experimentar activamente con los productos (inmersión). Además, se incorporan estímulos sensoriales como iluminación y música que generan conexión emocional. Esta integración permite influir en la percepción del cliente, mejorar su experiencia y favorecer la decisión de compra.</w:t>
       </w:r>
     </w:p>
     <w:p>
@@ -8692,7 +9005,7 @@
         <w:pStyle w:val="Prrafodelista"/>
         <w:numPr>
           <w:ilvl w:val="0"/>
-          <w:numId w:val="42"/>
+          <w:numId w:val="49"/>
         </w:numPr>
         <w:rPr>
           <w:lang w:val="es-419" w:eastAsia="es-CO"/>
@@ -8704,6 +9017,7 @@
           <w:bCs/>
           <w:lang w:val="es-419" w:eastAsia="es-CO"/>
         </w:rPr>
+        <w:lastRenderedPageBreak/>
         <w:t xml:space="preserve">Aplicación en entorno digital (plataforma de </w:t>
       </w:r>
       <w:r>
@@ -8729,15 +9043,7 @@
           <w:bCs/>
           <w:lang w:val="es-419" w:eastAsia="es-CO"/>
         </w:rPr>
-        <w:t>.</w:t>
-      </w:r>
-      <w:r>
-        <w:rPr>
-          <w:b/>
-          <w:bCs/>
-          <w:lang w:val="es-419" w:eastAsia="es-CO"/>
-        </w:rPr>
-        <w:t xml:space="preserve"> </w:t>
+        <w:t xml:space="preserve">. </w:t>
       </w:r>
       <w:r>
         <w:rPr>
@@ -8813,7 +9119,7 @@
       <w:pPr>
         <w:pStyle w:val="Ttulo1"/>
       </w:pPr>
-      <w:bookmarkStart w:id="18" w:name="_Toc234436685"/>
+      <w:bookmarkStart w:id="18" w:name="_Toc236156499"/>
       <w:r>
         <w:rPr>
           <w:rStyle w:val="Extranjerismo"/>
@@ -8879,7 +9185,7 @@
       <w:pPr>
         <w:pStyle w:val="Ttulo2"/>
       </w:pPr>
-      <w:bookmarkStart w:id="19" w:name="_Toc234436686"/>
+      <w:bookmarkStart w:id="19" w:name="_Toc236156500"/>
       <w:r>
         <w:t>Concepto</w:t>
       </w:r>
@@ -8966,11 +9272,15 @@
     <w:p>
       <w:pPr>
         <w:rPr>
-          <w:lang w:val="es-419" w:eastAsia="es-CO"/>
-        </w:rPr>
-      </w:pPr>
-      <w:r>
-        <w:rPr>
+          <w:b/>
+          <w:bCs/>
+          <w:lang w:val="es-419" w:eastAsia="es-CO"/>
+        </w:rPr>
+      </w:pPr>
+      <w:r>
+        <w:rPr>
+          <w:b/>
+          <w:bCs/>
           <w:lang w:val="es-419" w:eastAsia="es-CO"/>
         </w:rPr>
         <w:t xml:space="preserve">¿Qué es y cómo hacer un </w:t>
@@ -8978,12 +9288,16 @@
       <w:r>
         <w:rPr>
           <w:rStyle w:val="Extranjerismo"/>
+          <w:b/>
+          <w:bCs/>
           <w:lang w:val="es-419" w:eastAsia="es-CO"/>
         </w:rPr>
         <w:t>storytelling</w:t>
       </w:r>
       <w:r>
         <w:rPr>
+          <w:b/>
+          <w:bCs/>
           <w:lang w:val="es-419" w:eastAsia="es-CO"/>
         </w:rPr>
         <w:t>?</w:t>
@@ -9001,15 +9315,20 @@
         </w:rPr>
         <w:t xml:space="preserve">Lo invitamos a consultar el siguiente recurso educativo que lo ayudará a profundizar el concepto de </w:t>
       </w:r>
-      <w:proofErr w:type="spellStart"/>
       <w:r>
         <w:rPr>
           <w:rStyle w:val="Extranjerismo"/>
           <w:lang w:val="es-419" w:eastAsia="es-CO"/>
         </w:rPr>
-        <w:t>Srorytelling</w:t>
-      </w:r>
-      <w:proofErr w:type="spellEnd"/>
+        <w:t>st</w:t>
+      </w:r>
+      <w:r>
+        <w:rPr>
+          <w:rStyle w:val="Extranjerismo"/>
+          <w:lang w:val="es-419" w:eastAsia="es-CO"/>
+        </w:rPr>
+        <w:t>orytelling</w:t>
+      </w:r>
       <w:r>
         <w:rPr>
           <w:lang w:val="es-419" w:eastAsia="es-CO"/>
@@ -9043,7 +9362,7 @@
       <w:pPr>
         <w:pStyle w:val="Ttulo2"/>
       </w:pPr>
-      <w:bookmarkStart w:id="20" w:name="_Toc234436687"/>
+      <w:bookmarkStart w:id="20" w:name="_Toc236156501"/>
       <w:r>
         <w:lastRenderedPageBreak/>
         <w:t>Técnicas</w:t>
@@ -9088,7 +9407,6 @@
         </w:rPr>
         <w:t xml:space="preserve"> experiencial, estas técnicas incluyen la narrativa emocional, el uso de testimonios, el </w:t>
       </w:r>
-      <w:proofErr w:type="spellStart"/>
       <w:r>
         <w:rPr>
           <w:rStyle w:val="Extranjerismo"/>
@@ -9096,28 +9414,12 @@
         </w:rPr>
         <w:t>storytelling</w:t>
       </w:r>
-      <w:proofErr w:type="spellEnd"/>
-      <w:r>
-        <w:rPr>
-          <w:lang w:val="es-419" w:eastAsia="es-CO"/>
-        </w:rPr>
-        <w:t xml:space="preserve"> </w:t>
-      </w:r>
-      <w:proofErr w:type="spellStart"/>
-      <w:r>
-        <w:rPr>
-          <w:lang w:val="es-419" w:eastAsia="es-CO"/>
-        </w:rPr>
-        <w:t>transmedia</w:t>
-      </w:r>
-      <w:proofErr w:type="spellEnd"/>
-      <w:r>
-        <w:rPr>
-          <w:lang w:val="es-419" w:eastAsia="es-CO"/>
-        </w:rPr>
-        <w:t xml:space="preserve"> y el </w:t>
-      </w:r>
-      <w:proofErr w:type="spellStart"/>
+      <w:r>
+        <w:rPr>
+          <w:lang w:val="es-419" w:eastAsia="es-CO"/>
+        </w:rPr>
+        <w:t xml:space="preserve"> transmedia y el </w:t>
+      </w:r>
       <w:r>
         <w:rPr>
           <w:rStyle w:val="Extranjerismo"/>
@@ -9125,7 +9427,6 @@
         </w:rPr>
         <w:t>storydoing</w:t>
       </w:r>
-      <w:proofErr w:type="spellEnd"/>
       <w:r>
         <w:rPr>
           <w:lang w:val="es-419" w:eastAsia="es-CO"/>
@@ -9323,7 +9624,6 @@
             <w:pPr>
               <w:pStyle w:val="TextoTablas"/>
             </w:pPr>
-            <w:proofErr w:type="spellStart"/>
             <w:r>
               <w:rPr>
                 <w:rStyle w:val="Extranjerismo"/>
@@ -9331,7 +9631,6 @@
               </w:rPr>
               <w:t>Storydoing</w:t>
             </w:r>
-            <w:proofErr w:type="spellEnd"/>
           </w:p>
         </w:tc>
         <w:tc>
@@ -9345,7 +9644,6 @@
             <w:r>
               <w:t xml:space="preserve">El </w:t>
             </w:r>
-            <w:proofErr w:type="spellStart"/>
             <w:r>
               <w:rPr>
                 <w:rStyle w:val="Extranjerismo"/>
@@ -9353,7 +9651,6 @@
               </w:rPr>
               <w:t>storydoing</w:t>
             </w:r>
-            <w:proofErr w:type="spellEnd"/>
             <w:r>
               <w:t xml:space="preserve"> consiste en hacer que el cliente viva la historia de la marca mediante experiencias directas que generan conexión y recordación significativa.</w:t>
             </w:r>
@@ -9468,7 +9765,7 @@
       <w:pPr>
         <w:pStyle w:val="Ttulo2"/>
       </w:pPr>
-      <w:bookmarkStart w:id="21" w:name="_Toc234436688"/>
+      <w:bookmarkStart w:id="21" w:name="_Toc236156502"/>
       <w:r>
         <w:t>Características</w:t>
       </w:r>
@@ -9571,7 +9868,6 @@
         <w:lastRenderedPageBreak/>
         <w:t xml:space="preserve">Características del </w:t>
       </w:r>
-      <w:proofErr w:type="spellStart"/>
       <w:r>
         <w:rPr>
           <w:rStyle w:val="Extranjerismo"/>
@@ -9581,14 +9877,13 @@
         </w:rPr>
         <w:t>storytelling</w:t>
       </w:r>
-      <w:proofErr w:type="spellEnd"/>
     </w:p>
     <w:p>
       <w:pPr>
         <w:pStyle w:val="Prrafodelista"/>
         <w:numPr>
           <w:ilvl w:val="0"/>
-          <w:numId w:val="43"/>
+          <w:numId w:val="50"/>
         </w:numPr>
         <w:rPr>
           <w:b/>
@@ -9666,7 +9961,7 @@
         <w:pStyle w:val="Prrafodelista"/>
         <w:numPr>
           <w:ilvl w:val="0"/>
-          <w:numId w:val="43"/>
+          <w:numId w:val="50"/>
         </w:numPr>
         <w:rPr>
           <w:b/>
@@ -9744,7 +10039,7 @@
         <w:pStyle w:val="Prrafodelista"/>
         <w:numPr>
           <w:ilvl w:val="0"/>
-          <w:numId w:val="43"/>
+          <w:numId w:val="50"/>
         </w:numPr>
         <w:rPr>
           <w:b/>
@@ -9823,7 +10118,7 @@
         <w:pStyle w:val="Prrafodelista"/>
         <w:numPr>
           <w:ilvl w:val="0"/>
-          <w:numId w:val="44"/>
+          <w:numId w:val="50"/>
         </w:numPr>
         <w:rPr>
           <w:b/>
@@ -9927,7 +10222,7 @@
       <w:pPr>
         <w:pStyle w:val="Ttulo2"/>
       </w:pPr>
-      <w:bookmarkStart w:id="22" w:name="_Toc234436689"/>
+      <w:bookmarkStart w:id="22" w:name="_Toc236156503"/>
       <w:r>
         <w:t>Elementos</w:t>
       </w:r>
@@ -9951,7 +10246,7 @@
         <w:pStyle w:val="Prrafodelista"/>
         <w:numPr>
           <w:ilvl w:val="0"/>
-          <w:numId w:val="45"/>
+          <w:numId w:val="47"/>
         </w:numPr>
         <w:rPr>
           <w:lang w:val="es-419" w:eastAsia="es-CO"/>
@@ -9959,9 +10254,37 @@
       </w:pPr>
       <w:r>
         <w:rPr>
-          <w:lang w:val="es-419" w:eastAsia="es-CO"/>
-        </w:rPr>
-        <w:t>Personajes: son el eje central de la historia y representan valores con los que la audiencia se identifica.</w:t>
+          <w:b/>
+          <w:bCs/>
+          <w:lang w:val="es-419" w:eastAsia="es-CO"/>
+        </w:rPr>
+        <w:t>Personajes</w:t>
+      </w:r>
+      <w:r>
+        <w:rPr>
+          <w:b/>
+          <w:bCs/>
+          <w:lang w:val="es-419" w:eastAsia="es-CO"/>
+        </w:rPr>
+        <w:t>.</w:t>
+      </w:r>
+      <w:r>
+        <w:rPr>
+          <w:lang w:val="es-419" w:eastAsia="es-CO"/>
+        </w:rPr>
+        <w:t xml:space="preserve"> </w:t>
+      </w:r>
+      <w:r>
+        <w:rPr>
+          <w:lang w:val="es-419" w:eastAsia="es-CO"/>
+        </w:rPr>
+        <w:t>S</w:t>
+      </w:r>
+      <w:r>
+        <w:rPr>
+          <w:lang w:val="es-419" w:eastAsia="es-CO"/>
+        </w:rPr>
+        <w:t>on el eje central de la historia y representan valores con los que la audiencia se identifica.</w:t>
       </w:r>
     </w:p>
     <w:p>
@@ -9969,7 +10292,7 @@
         <w:pStyle w:val="Prrafodelista"/>
         <w:numPr>
           <w:ilvl w:val="0"/>
-          <w:numId w:val="45"/>
+          <w:numId w:val="47"/>
         </w:numPr>
         <w:rPr>
           <w:lang w:val="es-419" w:eastAsia="es-CO"/>
@@ -9977,9 +10300,35 @@
       </w:pPr>
       <w:r>
         <w:rPr>
-          <w:lang w:val="es-419" w:eastAsia="es-CO"/>
-        </w:rPr>
-        <w:t>Trama: secuencia de eventos que construyen la historia y generan interés.</w:t>
+          <w:b/>
+          <w:bCs/>
+          <w:lang w:val="es-419" w:eastAsia="es-CO"/>
+        </w:rPr>
+        <w:t>Trama</w:t>
+      </w:r>
+      <w:r>
+        <w:rPr>
+          <w:lang w:val="es-419" w:eastAsia="es-CO"/>
+        </w:rPr>
+        <w:t>.</w:t>
+      </w:r>
+      <w:r>
+        <w:rPr>
+          <w:lang w:val="es-419" w:eastAsia="es-CO"/>
+        </w:rPr>
+        <w:t xml:space="preserve"> </w:t>
+      </w:r>
+      <w:r>
+        <w:rPr>
+          <w:lang w:val="es-419" w:eastAsia="es-CO"/>
+        </w:rPr>
+        <w:t>S</w:t>
+      </w:r>
+      <w:r>
+        <w:rPr>
+          <w:lang w:val="es-419" w:eastAsia="es-CO"/>
+        </w:rPr>
+        <w:t>ecuencia de eventos que construyen la historia y generan interés.</w:t>
       </w:r>
     </w:p>
     <w:p>
@@ -9987,7 +10336,7 @@
         <w:pStyle w:val="Prrafodelista"/>
         <w:numPr>
           <w:ilvl w:val="0"/>
-          <w:numId w:val="45"/>
+          <w:numId w:val="47"/>
         </w:numPr>
         <w:rPr>
           <w:lang w:val="es-419" w:eastAsia="es-CO"/>
@@ -9995,9 +10344,35 @@
       </w:pPr>
       <w:r>
         <w:rPr>
-          <w:lang w:val="es-419" w:eastAsia="es-CO"/>
-        </w:rPr>
-        <w:t>Conflicto: problema que da sentido a la narrativa y permite captar la atención.</w:t>
+          <w:b/>
+          <w:bCs/>
+          <w:lang w:val="es-419" w:eastAsia="es-CO"/>
+        </w:rPr>
+        <w:t>Conflicto</w:t>
+      </w:r>
+      <w:r>
+        <w:rPr>
+          <w:lang w:val="es-419" w:eastAsia="es-CO"/>
+        </w:rPr>
+        <w:t>.</w:t>
+      </w:r>
+      <w:r>
+        <w:rPr>
+          <w:lang w:val="es-419" w:eastAsia="es-CO"/>
+        </w:rPr>
+        <w:t xml:space="preserve"> </w:t>
+      </w:r>
+      <w:r>
+        <w:rPr>
+          <w:lang w:val="es-419" w:eastAsia="es-CO"/>
+        </w:rPr>
+        <w:t>P</w:t>
+      </w:r>
+      <w:r>
+        <w:rPr>
+          <w:lang w:val="es-419" w:eastAsia="es-CO"/>
+        </w:rPr>
+        <w:t>roblema que da sentido a la narrativa y permite captar la atención.</w:t>
       </w:r>
     </w:p>
     <w:p>
@@ -10005,7 +10380,7 @@
         <w:pStyle w:val="Prrafodelista"/>
         <w:numPr>
           <w:ilvl w:val="0"/>
-          <w:numId w:val="45"/>
+          <w:numId w:val="47"/>
         </w:numPr>
         <w:rPr>
           <w:lang w:val="es-419" w:eastAsia="es-CO"/>
@@ -10013,24 +10388,46 @@
       </w:pPr>
       <w:r>
         <w:rPr>
+          <w:b/>
+          <w:bCs/>
           <w:lang w:val="es-419" w:eastAsia="es-CO"/>
         </w:rPr>
         <w:lastRenderedPageBreak/>
-        <w:t>Mensaje: idea clave que se busca transmitir.</w:t>
-      </w:r>
-    </w:p>
-    <w:p>
-      <w:pPr>
-        <w:rPr>
-          <w:b/>
-          <w:bCs/>
-          <w:lang w:val="es-419" w:eastAsia="es-CO"/>
-        </w:rPr>
-      </w:pPr>
-      <w:r>
-        <w:rPr>
-          <w:b/>
-          <w:bCs/>
+        <w:t>Mensaje</w:t>
+      </w:r>
+      <w:r>
+        <w:rPr>
+          <w:lang w:val="es-419" w:eastAsia="es-CO"/>
+        </w:rPr>
+        <w:t>.</w:t>
+      </w:r>
+      <w:r>
+        <w:rPr>
+          <w:lang w:val="es-419" w:eastAsia="es-CO"/>
+        </w:rPr>
+        <w:t xml:space="preserve"> </w:t>
+      </w:r>
+      <w:r>
+        <w:rPr>
+          <w:lang w:val="es-419" w:eastAsia="es-CO"/>
+        </w:rPr>
+        <w:t>I</w:t>
+      </w:r>
+      <w:r>
+        <w:rPr>
+          <w:lang w:val="es-419" w:eastAsia="es-CO"/>
+        </w:rPr>
+        <w:t>dea clave que se busca transmitir.</w:t>
+      </w:r>
+    </w:p>
+    <w:p>
+      <w:pPr>
+        <w:rPr>
+          <w:lang w:val="es-419" w:eastAsia="es-CO"/>
+        </w:rPr>
+      </w:pPr>
+      <w:r>
+        <w:rPr>
           <w:lang w:val="es-419" w:eastAsia="es-CO"/>
         </w:rPr>
         <w:t>Veamos dos ejemplos para ilustrar la aplicación de estos elementos:</w:t>
@@ -10225,7 +10622,7 @@
       <w:pPr>
         <w:pStyle w:val="Ttulo1"/>
       </w:pPr>
-      <w:bookmarkStart w:id="23" w:name="_Toc234436690"/>
+      <w:bookmarkStart w:id="23" w:name="_Toc236156504"/>
       <w:r>
         <w:lastRenderedPageBreak/>
         <w:t xml:space="preserve">Indicadores de gestión de mercadeo en el </w:t>
@@ -10284,7 +10681,7 @@
       <w:pPr>
         <w:pStyle w:val="Ttulo2"/>
       </w:pPr>
-      <w:bookmarkStart w:id="24" w:name="_Toc234436691"/>
+      <w:bookmarkStart w:id="24" w:name="_Toc236156505"/>
       <w:r>
         <w:t>Concepto</w:t>
       </w:r>
@@ -10402,7 +10799,7 @@
         <w:pStyle w:val="Prrafodelista"/>
         <w:numPr>
           <w:ilvl w:val="0"/>
-          <w:numId w:val="46"/>
+          <w:numId w:val="50"/>
         </w:numPr>
         <w:rPr>
           <w:b/>
@@ -10480,7 +10877,7 @@
         <w:pStyle w:val="Prrafodelista"/>
         <w:numPr>
           <w:ilvl w:val="0"/>
-          <w:numId w:val="46"/>
+          <w:numId w:val="50"/>
         </w:numPr>
         <w:rPr>
           <w:b/>
@@ -10545,7 +10942,7 @@
         <w:pStyle w:val="Prrafodelista"/>
         <w:numPr>
           <w:ilvl w:val="0"/>
-          <w:numId w:val="46"/>
+          <w:numId w:val="50"/>
         </w:numPr>
         <w:rPr>
           <w:b/>
@@ -10630,7 +11027,7 @@
         <w:pStyle w:val="Prrafodelista"/>
         <w:numPr>
           <w:ilvl w:val="0"/>
-          <w:numId w:val="46"/>
+          <w:numId w:val="50"/>
         </w:numPr>
         <w:rPr>
           <w:b/>
@@ -10720,7 +11117,7 @@
       <w:pPr>
         <w:pStyle w:val="Ttulo2"/>
       </w:pPr>
-      <w:bookmarkStart w:id="25" w:name="_Toc234436692"/>
+      <w:bookmarkStart w:id="25" w:name="_Toc236156506"/>
       <w:r>
         <w:t>Objetivos</w:t>
       </w:r>
@@ -10821,6 +11218,11 @@
     </w:p>
     <w:p>
       <w:pPr>
+        <w:pStyle w:val="Prrafodelista"/>
+        <w:numPr>
+          <w:ilvl w:val="0"/>
+          <w:numId w:val="48"/>
+        </w:numPr>
         <w:rPr>
           <w:b/>
           <w:bCs/>
@@ -10838,6 +11240,7 @@
     </w:p>
     <w:p>
       <w:pPr>
+        <w:ind w:left="1416" w:firstLine="1"/>
         <w:rPr>
           <w:lang w:val="es-419" w:eastAsia="es-CO"/>
         </w:rPr>
@@ -10851,6 +11254,7 @@
     </w:p>
     <w:p>
       <w:pPr>
+        <w:ind w:left="707"/>
         <w:rPr>
           <w:b/>
           <w:bCs/>
@@ -10868,6 +11272,7 @@
     </w:p>
     <w:p>
       <w:pPr>
+        <w:ind w:left="1416" w:firstLine="0"/>
         <w:rPr>
           <w:lang w:val="es-419" w:eastAsia="es-CO"/>
         </w:rPr>
@@ -10881,6 +11286,11 @@
     </w:p>
     <w:p>
       <w:pPr>
+        <w:pStyle w:val="Prrafodelista"/>
+        <w:numPr>
+          <w:ilvl w:val="0"/>
+          <w:numId w:val="48"/>
+        </w:numPr>
         <w:rPr>
           <w:b/>
           <w:bCs/>
@@ -10914,6 +11324,7 @@
     </w:p>
     <w:p>
       <w:pPr>
+        <w:ind w:left="1416" w:firstLine="1"/>
         <w:rPr>
           <w:lang w:val="es-419" w:eastAsia="es-CO"/>
         </w:rPr>
@@ -10927,23 +11338,34 @@
     </w:p>
     <w:p>
       <w:pPr>
-        <w:rPr>
-          <w:b/>
-          <w:bCs/>
-          <w:lang w:val="es-419" w:eastAsia="es-CO"/>
-        </w:rPr>
-      </w:pPr>
-      <w:r>
-        <w:rPr>
-          <w:b/>
-          <w:bCs/>
-          <w:lang w:val="es-419" w:eastAsia="es-CO"/>
-        </w:rPr>
+        <w:ind w:left="1416" w:firstLine="1"/>
+        <w:rPr>
+          <w:lang w:val="es-419" w:eastAsia="es-CO"/>
+        </w:rPr>
+      </w:pPr>
+    </w:p>
+    <w:p>
+      <w:pPr>
+        <w:ind w:left="707"/>
+        <w:rPr>
+          <w:b/>
+          <w:bCs/>
+          <w:lang w:val="es-419" w:eastAsia="es-CO"/>
+        </w:rPr>
+      </w:pPr>
+      <w:r>
+        <w:rPr>
+          <w:b/>
+          <w:bCs/>
+          <w:lang w:val="es-419" w:eastAsia="es-CO"/>
+        </w:rPr>
+        <w:lastRenderedPageBreak/>
         <w:t>Idea clave</w:t>
       </w:r>
     </w:p>
     <w:p>
       <w:pPr>
+        <w:ind w:left="1415" w:firstLine="1"/>
         <w:rPr>
           <w:lang w:val="es-419" w:eastAsia="es-CO"/>
         </w:rPr>
@@ -10957,181 +11379,203 @@
     </w:p>
     <w:p>
       <w:pPr>
-        <w:rPr>
-          <w:b/>
-          <w:bCs/>
-          <w:lang w:val="es-419" w:eastAsia="es-CO"/>
-        </w:rPr>
-      </w:pPr>
-      <w:r>
-        <w:rPr>
-          <w:b/>
-          <w:bCs/>
+        <w:pStyle w:val="Prrafodelista"/>
+        <w:numPr>
+          <w:ilvl w:val="0"/>
+          <w:numId w:val="48"/>
+        </w:numPr>
+        <w:rPr>
+          <w:b/>
+          <w:bCs/>
+          <w:lang w:val="es-419" w:eastAsia="es-CO"/>
+        </w:rPr>
+      </w:pPr>
+      <w:r>
+        <w:rPr>
+          <w:b/>
+          <w:bCs/>
+          <w:lang w:val="es-419" w:eastAsia="es-CO"/>
+        </w:rPr>
+        <w:t>Objetivo 3</w:t>
+      </w:r>
+      <w:r>
+        <w:rPr>
+          <w:b/>
+          <w:bCs/>
+          <w:lang w:val="es-419" w:eastAsia="es-CO"/>
+        </w:rPr>
+        <w:t xml:space="preserve">. </w:t>
+      </w:r>
+      <w:r>
+        <w:rPr>
+          <w:b/>
+          <w:bCs/>
+          <w:lang w:val="es-419" w:eastAsia="es-CO"/>
+        </w:rPr>
+        <w:t>Analizar la participación del cliente</w:t>
+      </w:r>
+    </w:p>
+    <w:p>
+      <w:pPr>
+        <w:ind w:left="1416" w:firstLine="1"/>
+        <w:rPr>
+          <w:lang w:val="es-419" w:eastAsia="es-CO"/>
+        </w:rPr>
+      </w:pPr>
+      <w:r>
+        <w:rPr>
+          <w:lang w:val="es-419" w:eastAsia="es-CO"/>
+        </w:rPr>
+        <w:t>Los indicadores permiten medir el nivel de interacción del consumidor en los diferentes canales y puntos de contacto de la marca. Esta información facilita comprender el grado de involucramiento del cliente durante la experiencia.</w:t>
+      </w:r>
+    </w:p>
+    <w:p>
+      <w:pPr>
+        <w:ind w:left="707"/>
+        <w:rPr>
+          <w:b/>
+          <w:bCs/>
+          <w:lang w:val="es-419" w:eastAsia="es-CO"/>
+        </w:rPr>
+      </w:pPr>
+      <w:r>
+        <w:rPr>
+          <w:b/>
+          <w:bCs/>
+          <w:lang w:val="es-419" w:eastAsia="es-CO"/>
+        </w:rPr>
+        <w:t>Idea clave</w:t>
+      </w:r>
+    </w:p>
+    <w:p>
+      <w:pPr>
+        <w:ind w:left="1416" w:firstLine="0"/>
+        <w:rPr>
+          <w:lang w:val="es-419" w:eastAsia="es-CO"/>
+        </w:rPr>
+      </w:pPr>
+      <w:r>
+        <w:rPr>
+          <w:lang w:val="es-419" w:eastAsia="es-CO"/>
+        </w:rPr>
+        <w:t>La participación evidencia el nivel de interacción del consumidor con la marca.</w:t>
+      </w:r>
+    </w:p>
+    <w:p>
+      <w:pPr>
+        <w:pStyle w:val="Prrafodelista"/>
+        <w:numPr>
+          <w:ilvl w:val="0"/>
+          <w:numId w:val="48"/>
+        </w:numPr>
+        <w:rPr>
+          <w:b/>
+          <w:bCs/>
+          <w:lang w:val="es-419" w:eastAsia="es-CO"/>
+        </w:rPr>
+      </w:pPr>
+      <w:r>
+        <w:rPr>
+          <w:b/>
+          <w:bCs/>
+          <w:lang w:val="es-419" w:eastAsia="es-CO"/>
+        </w:rPr>
+        <w:t>Objetivo 4</w:t>
+      </w:r>
+      <w:r>
+        <w:rPr>
+          <w:b/>
+          <w:bCs/>
+          <w:lang w:val="es-419" w:eastAsia="es-CO"/>
+        </w:rPr>
+        <w:t xml:space="preserve">. </w:t>
+      </w:r>
+      <w:r>
+        <w:rPr>
+          <w:b/>
+          <w:bCs/>
+          <w:lang w:val="es-419" w:eastAsia="es-CO"/>
+        </w:rPr>
+        <w:t>Evaluar la percepción de la marca</w:t>
+      </w:r>
+    </w:p>
+    <w:p>
+      <w:pPr>
+        <w:ind w:left="1416" w:firstLine="1"/>
+        <w:rPr>
+          <w:lang w:val="es-419" w:eastAsia="es-CO"/>
+        </w:rPr>
+      </w:pPr>
+      <w:r>
+        <w:rPr>
+          <w:lang w:val="es-419" w:eastAsia="es-CO"/>
+        </w:rPr>
+        <w:t>Los indicadores permiten identificar cómo el consumidor interpreta y valora la marca a partir de sus experiencias. Este análisis facilita comprender el posicionamiento alcanzado y la imagen construida en la mente del público objetivo.</w:t>
+      </w:r>
+    </w:p>
+    <w:p>
+      <w:pPr>
+        <w:ind w:left="707"/>
+        <w:rPr>
+          <w:b/>
+          <w:bCs/>
+          <w:lang w:val="es-419" w:eastAsia="es-CO"/>
+        </w:rPr>
+      </w:pPr>
+      <w:r>
+        <w:rPr>
+          <w:b/>
+          <w:bCs/>
+          <w:lang w:val="es-419" w:eastAsia="es-CO"/>
+        </w:rPr>
+        <w:t>Idea clave</w:t>
+      </w:r>
+    </w:p>
+    <w:p>
+      <w:pPr>
+        <w:ind w:left="707"/>
+        <w:rPr>
+          <w:lang w:val="es-419" w:eastAsia="es-CO"/>
+        </w:rPr>
+      </w:pPr>
+      <w:r>
+        <w:rPr>
+          <w:lang w:val="es-419" w:eastAsia="es-CO"/>
+        </w:rPr>
+        <w:t>La percepción refleja el significado que el consumidor atribuye a la marca.</w:t>
+      </w:r>
+    </w:p>
+    <w:p>
+      <w:pPr>
+        <w:rPr>
+          <w:lang w:val="es-419" w:eastAsia="es-CO"/>
+        </w:rPr>
+      </w:pPr>
+      <w:r>
+        <w:rPr>
+          <w:lang w:val="es-419" w:eastAsia="es-CO"/>
+        </w:rPr>
+        <w:t xml:space="preserve">Los objetivos de los indicadores de gestión permiten evaluar de manera integral el desempeño de las estrategias de </w:t>
+      </w:r>
+      <w:r>
+        <w:rPr>
+          <w:rStyle w:val="Extranjerismo"/>
+          <w:lang w:val="es-419" w:eastAsia="es-CO"/>
+        </w:rPr>
+        <w:t>marketing</w:t>
+      </w:r>
+      <w:r>
+        <w:rPr>
+          <w:lang w:val="es-419" w:eastAsia="es-CO"/>
+        </w:rPr>
+        <w:t xml:space="preserve"> experiencial. Su aplicación facilita comprender la experiencia del cliente, medir la lealtad, analizar la participación y </w:t>
+      </w:r>
+      <w:r>
+        <w:rPr>
           <w:lang w:val="es-419" w:eastAsia="es-CO"/>
         </w:rPr>
         <w:lastRenderedPageBreak/>
-        <w:t>Objetivo 3</w:t>
-      </w:r>
-      <w:r>
-        <w:rPr>
-          <w:b/>
-          <w:bCs/>
-          <w:lang w:val="es-419" w:eastAsia="es-CO"/>
-        </w:rPr>
-        <w:t xml:space="preserve">. </w:t>
-      </w:r>
-      <w:r>
-        <w:rPr>
-          <w:b/>
-          <w:bCs/>
-          <w:lang w:val="es-419" w:eastAsia="es-CO"/>
-        </w:rPr>
-        <w:t>Analizar la participación del cliente</w:t>
-      </w:r>
-    </w:p>
-    <w:p>
-      <w:pPr>
-        <w:rPr>
-          <w:lang w:val="es-419" w:eastAsia="es-CO"/>
-        </w:rPr>
-      </w:pPr>
-      <w:r>
-        <w:rPr>
-          <w:lang w:val="es-419" w:eastAsia="es-CO"/>
-        </w:rPr>
-        <w:t>Los indicadores permiten medir el nivel de interacción del consumidor en los diferentes canales y puntos de contacto de la marca. Esta información facilita comprender el grado de involucramiento del cliente durante la experiencia.</w:t>
-      </w:r>
-    </w:p>
-    <w:p>
-      <w:pPr>
-        <w:rPr>
-          <w:b/>
-          <w:bCs/>
-          <w:lang w:val="es-419" w:eastAsia="es-CO"/>
-        </w:rPr>
-      </w:pPr>
-      <w:r>
-        <w:rPr>
-          <w:b/>
-          <w:bCs/>
-          <w:lang w:val="es-419" w:eastAsia="es-CO"/>
-        </w:rPr>
-        <w:t>Idea clave</w:t>
-      </w:r>
-    </w:p>
-    <w:p>
-      <w:pPr>
-        <w:rPr>
-          <w:lang w:val="es-419" w:eastAsia="es-CO"/>
-        </w:rPr>
-      </w:pPr>
-      <w:r>
-        <w:rPr>
-          <w:lang w:val="es-419" w:eastAsia="es-CO"/>
-        </w:rPr>
-        <w:t>La participación evidencia el nivel de interacción del consumidor con la marca.</w:t>
-      </w:r>
-    </w:p>
-    <w:p>
-      <w:pPr>
-        <w:rPr>
-          <w:b/>
-          <w:bCs/>
-          <w:lang w:val="es-419" w:eastAsia="es-CO"/>
-        </w:rPr>
-      </w:pPr>
-      <w:r>
-        <w:rPr>
-          <w:b/>
-          <w:bCs/>
-          <w:lang w:val="es-419" w:eastAsia="es-CO"/>
-        </w:rPr>
-        <w:t>Objetivo 4</w:t>
-      </w:r>
-      <w:r>
-        <w:rPr>
-          <w:b/>
-          <w:bCs/>
-          <w:lang w:val="es-419" w:eastAsia="es-CO"/>
-        </w:rPr>
-        <w:t xml:space="preserve">. </w:t>
-      </w:r>
-      <w:r>
-        <w:rPr>
-          <w:b/>
-          <w:bCs/>
-          <w:lang w:val="es-419" w:eastAsia="es-CO"/>
-        </w:rPr>
-        <w:t>Evaluar la percepción de la marca</w:t>
-      </w:r>
-    </w:p>
-    <w:p>
-      <w:pPr>
-        <w:rPr>
-          <w:lang w:val="es-419" w:eastAsia="es-CO"/>
-        </w:rPr>
-      </w:pPr>
-      <w:r>
-        <w:rPr>
-          <w:lang w:val="es-419" w:eastAsia="es-CO"/>
-        </w:rPr>
-        <w:t>Los indicadores permiten identificar cómo el consumidor interpreta y valora la marca a partir de sus experiencias. Este análisis facilita comprender el posicionamiento alcanzado y la imagen construida en la mente del público objetivo.</w:t>
-      </w:r>
-    </w:p>
-    <w:p>
-      <w:pPr>
-        <w:rPr>
-          <w:b/>
-          <w:bCs/>
-          <w:lang w:val="es-419" w:eastAsia="es-CO"/>
-        </w:rPr>
-      </w:pPr>
-      <w:r>
-        <w:rPr>
-          <w:b/>
-          <w:bCs/>
-          <w:lang w:val="es-419" w:eastAsia="es-CO"/>
-        </w:rPr>
-        <w:t>Idea clave</w:t>
-      </w:r>
-    </w:p>
-    <w:p>
-      <w:pPr>
-        <w:rPr>
-          <w:lang w:val="es-419" w:eastAsia="es-CO"/>
-        </w:rPr>
-      </w:pPr>
-      <w:r>
-        <w:rPr>
-          <w:lang w:val="es-419" w:eastAsia="es-CO"/>
-        </w:rPr>
-        <w:t>La percepción refleja el significado que el consumidor atribuye a la marca.</w:t>
-      </w:r>
-    </w:p>
-    <w:p>
-      <w:pPr>
-        <w:rPr>
-          <w:lang w:val="es-419" w:eastAsia="es-CO"/>
-        </w:rPr>
-      </w:pPr>
-      <w:r>
-        <w:rPr>
-          <w:lang w:val="es-419" w:eastAsia="es-CO"/>
-        </w:rPr>
-        <w:t xml:space="preserve">Los objetivos de los indicadores de gestión permiten evaluar de manera integral el desempeño de las estrategias de </w:t>
-      </w:r>
-      <w:r>
-        <w:rPr>
-          <w:rStyle w:val="Extranjerismo"/>
-          <w:lang w:val="es-419" w:eastAsia="es-CO"/>
-        </w:rPr>
-        <w:t>marketing</w:t>
-      </w:r>
-      <w:r>
-        <w:rPr>
-          <w:lang w:val="es-419" w:eastAsia="es-CO"/>
-        </w:rPr>
-        <w:t xml:space="preserve"> experiencial. Su aplicación facilita comprender la experiencia del cliente, medir la lealtad, analizar la participación y evaluar la percepción de la marca, proporcionando información que fortalece la toma de decisiones y la mejora continua.</w:t>
+        <w:t>evaluar la percepción de la marca, proporcionando información que fortalece la toma de decisiones y la mejora continua.</w:t>
       </w:r>
     </w:p>
     <w:p>
@@ -11159,9 +11603,8 @@
       <w:pPr>
         <w:pStyle w:val="Ttulo2"/>
       </w:pPr>
-      <w:bookmarkStart w:id="26" w:name="_Toc234436693"/>
-      <w:r>
-        <w:lastRenderedPageBreak/>
+      <w:bookmarkStart w:id="26" w:name="_Toc236156507"/>
+      <w:r>
         <w:t>Clases</w:t>
       </w:r>
       <w:bookmarkEnd w:id="26"/>
@@ -11350,7 +11793,11 @@
               <w:pStyle w:val="TextoTablas"/>
             </w:pPr>
             <w:r>
-              <w:t>Los indicadores de eficacia evalúan el grado de cumplimiento de los objetivos propuestos, determinando si las estrategias alcanzan los resultados esperados definidos previamente.</w:t>
+              <w:t xml:space="preserve">Los indicadores de eficacia evalúan el grado de cumplimiento de los objetivos propuestos, determinando si las estrategias </w:t>
+            </w:r>
+            <w:r>
+              <w:lastRenderedPageBreak/>
+              <w:t>alcanzan los resultados esperados definidos previamente.</w:t>
             </w:r>
           </w:p>
         </w:tc>
@@ -11363,6 +11810,7 @@
               <w:pStyle w:val="TextoTablas"/>
             </w:pPr>
             <w:r>
+              <w:lastRenderedPageBreak/>
               <w:t>Porcentaje de cumplimiento de metas, tasa de conversión, incremento de ventas, nivel de logro de objetivos establecidos en una campaña.</w:t>
             </w:r>
           </w:p>
@@ -11410,6 +11858,9 @@
               <w:t xml:space="preserve">Nivel de satisfacción del cliente, </w:t>
             </w:r>
             <w:r>
+              <w:rPr>
+                <w:rStyle w:val="Extranjerismo"/>
+              </w:rPr>
               <w:t>Net Promoter Score</w:t>
             </w:r>
             <w:r>
@@ -11428,7 +11879,6 @@
               <w:pStyle w:val="TextoTablas"/>
             </w:pPr>
             <w:r>
-              <w:lastRenderedPageBreak/>
               <w:t>Resultado</w:t>
             </w:r>
           </w:p>
@@ -11499,7 +11949,7 @@
       <w:pPr>
         <w:pStyle w:val="Ttulo2"/>
       </w:pPr>
-      <w:bookmarkStart w:id="27" w:name="_Toc234436694"/>
+      <w:bookmarkStart w:id="27" w:name="_Toc236156508"/>
       <w:r>
         <w:t>Interpretación</w:t>
       </w:r>
@@ -11556,13 +12006,20 @@
           <w:bCs/>
           <w:lang w:val="es-419" w:eastAsia="es-CO"/>
         </w:rPr>
+        <w:lastRenderedPageBreak/>
         <w:t>Caso práctico</w:t>
       </w:r>
       <w:r>
         <w:rPr>
           <w:lang w:val="es-419" w:eastAsia="es-CO"/>
         </w:rPr>
-        <w:t xml:space="preserve">. </w:t>
+        <w:t>.</w:t>
+      </w:r>
+      <w:r>
+        <w:rPr>
+          <w:lang w:val="es-419" w:eastAsia="es-CO"/>
+        </w:rPr>
+        <w:t xml:space="preserve"> </w:t>
       </w:r>
       <w:r>
         <w:rPr>
@@ -11600,7 +12057,7 @@
         <w:rPr>
           <w:lang w:val="es-419" w:eastAsia="es-CO"/>
         </w:rPr>
-        <w:t xml:space="preserve">Una tienda de ropa implementó una estrategia de </w:t>
+        <w:t xml:space="preserve">Lo invitamos a consultar el anexo del caso de una tienda de ropa que implementa una estrategia de </w:t>
       </w:r>
       <w:r>
         <w:rPr>
@@ -11613,108 +12070,63 @@
         <w:rPr>
           <w:lang w:val="es-419" w:eastAsia="es-CO"/>
         </w:rPr>
-        <w:t xml:space="preserve"> experiencial en su punto de venta mediante la adecuación del ambiente, la incorporación de música y la prestación de asesoría personalizada durante el proceso de compra. Con el propósito de evaluar el impacto de estas acciones, la organización midió diferentes indicadores de </w:t>
-      </w:r>
-      <w:r>
-        <w:rPr>
-          <w:lang w:val="es-419" w:eastAsia="es-CO"/>
-        </w:rPr>
-        <w:lastRenderedPageBreak/>
-        <w:t>gestión y obtuvo los siguientes resultados: el tiempo de permanencia de los clientes aumentó un 30 %, la tasa de compra se incrementó en un 10 %, el nivel de satisfacción pasó de 4,2 a 4,6 sobre 5 y la recompra se mantuvo sin variaciones.</w:t>
-      </w:r>
-    </w:p>
-    <w:p>
-      <w:pPr>
-        <w:rPr>
-          <w:lang w:val="es-419" w:eastAsia="es-CO"/>
-        </w:rPr>
-      </w:pPr>
-      <w:r>
-        <w:rPr>
-          <w:lang w:val="es-419" w:eastAsia="es-CO"/>
-        </w:rPr>
-        <w:t xml:space="preserve">A partir de esta información, el equipo de </w:t>
-      </w:r>
-      <w:r>
-        <w:rPr>
-          <w:rStyle w:val="Extranjerismo"/>
-          <w:lang w:val="es-419" w:eastAsia="es-CO"/>
-        </w:rPr>
-        <w:t>marketing</w:t>
-      </w:r>
-      <w:r>
-        <w:rPr>
-          <w:lang w:val="es-419" w:eastAsia="es-CO"/>
-        </w:rPr>
-        <w:t xml:space="preserve"> interpretó que los clientes permanecían más tiempo en la tienda, interactuaban con mayor frecuencia con los productos y valoraban de forma más positiva la experiencia ofrecida. Sin embargo, también identificó que, aunque la estrategia favorecía las compras iniciales y mejoraba la satisfacción, no estaba generando un aumento en la recompra, lo que evidenciaba una oportunidad de mejora en las acciones orientadas a la fidelización.</w:t>
-      </w:r>
-    </w:p>
-    <w:p>
-      <w:pPr>
-        <w:rPr>
-          <w:lang w:val="es-419" w:eastAsia="es-CO"/>
-        </w:rPr>
-      </w:pPr>
-      <w:r>
-        <w:rPr>
-          <w:lang w:val="es-419" w:eastAsia="es-CO"/>
-        </w:rPr>
-        <w:t>Con base en este análisis, la organización decidió complementar la experiencia en el punto de venta con estrategias posteriores a la compra, como el envío de comunicaciones personalizadas por correo electrónico o WhatsApp, la creación de beneficios para clientes recurrentes y el diseño de experiencias diferenciadas para quienes ya habían interactuado con la marca. De esta manera, la estrategia evolucionó de una experiencia centrada únicamente en el momento de la compra hacia una experiencia integral que acompaña al cliente antes, durante y después de su interacción con la organización.</w:t>
-      </w:r>
-    </w:p>
-    <w:p>
-      <w:pPr>
-        <w:rPr>
-          <w:lang w:val="es-419" w:eastAsia="es-CO"/>
-        </w:rPr>
-      </w:pPr>
-      <w:r>
-        <w:rPr>
-          <w:b/>
-          <w:bCs/>
-          <w:lang w:val="es-419" w:eastAsia="es-CO"/>
-        </w:rPr>
-        <w:t>Aprendizaje del caso</w:t>
-      </w:r>
-      <w:r>
-        <w:rPr>
-          <w:lang w:val="es-419" w:eastAsia="es-CO"/>
-        </w:rPr>
-        <w:t xml:space="preserve">. </w:t>
-      </w:r>
-      <w:r>
-        <w:rPr>
-          <w:lang w:val="es-419" w:eastAsia="es-CO"/>
-        </w:rPr>
-        <w:t>La interpretación de indicadores permite transformar los datos en información útil para la toma de decisiones. Analizar los resultados facilita identificar fortalezas, detectar oportunidades de mejora y diseñar estrategias que incrementen el valor de la experiencia del cliente y el desempeño de la organización.</w:t>
-      </w:r>
-    </w:p>
-    <w:p>
-      <w:pPr>
-        <w:rPr>
-          <w:lang w:val="es-419" w:eastAsia="es-CO"/>
-        </w:rPr>
-      </w:pPr>
-      <w:r>
-        <w:rPr>
-          <w:lang w:val="es-419" w:eastAsia="es-CO"/>
-        </w:rPr>
-        <w:t>Lo invitamos a acceder al siguiente pódcast, cuyo contenido le permitirá fortalecer la temática relacionada con la gestión estratégica de indicadores.</w:t>
-      </w:r>
-    </w:p>
-    <w:p>
-      <w:pPr>
-        <w:rPr>
-          <w:lang w:val="es-419" w:eastAsia="es-CO"/>
-        </w:rPr>
-      </w:pPr>
-      <w:r>
-        <w:rPr>
-          <w:highlight w:val="yellow"/>
-          <w:lang w:val="es-419" w:eastAsia="es-CO"/>
-        </w:rPr>
-        <w:lastRenderedPageBreak/>
-        <w:t>Podcast 2</w:t>
+        <w:t xml:space="preserve"> experiencial en su punto de venta.</w:t>
+      </w:r>
+      <w:r>
+        <w:rPr>
+          <w:lang w:val="es-419" w:eastAsia="es-CO"/>
+        </w:rPr>
+        <w:t xml:space="preserve"> </w:t>
+      </w:r>
+    </w:p>
+    <w:p>
+      <w:pPr>
+        <w:rPr>
+          <w:lang w:val="es-419" w:eastAsia="es-CO"/>
+        </w:rPr>
+      </w:pPr>
+      <w:r>
+        <w:rPr>
+          <w:lang w:val="es-419" w:eastAsia="es-CO"/>
+        </w:rPr>
+        <w:t xml:space="preserve">Carpeta Anexos: </w:t>
+      </w:r>
+      <w:r>
+        <w:rPr>
+          <w:lang w:val="es-419" w:eastAsia="es-CO"/>
+        </w:rPr>
+        <w:t>MARKETING_EXPERIENCIAL_PARA_POSICIONAMIENTO</w:t>
+      </w:r>
+      <w:r>
+        <w:rPr>
+          <w:lang w:val="es-419" w:eastAsia="es-CO"/>
+        </w:rPr>
+        <w:t>.</w:t>
+      </w:r>
+    </w:p>
+    <w:p>
+      <w:pPr>
+        <w:rPr>
+          <w:lang w:val="es-419" w:eastAsia="es-CO"/>
+        </w:rPr>
+      </w:pPr>
+      <w:r>
+        <w:rPr>
+          <w:lang w:val="es-419" w:eastAsia="es-CO"/>
+        </w:rPr>
+        <w:t xml:space="preserve">Lo invitamos a acceder al siguiente pódcast, cuyo contenido le permitirá fortalecer la temática relacionada con la gestión estratégica de </w:t>
+      </w:r>
+      <w:r>
+        <w:rPr>
+          <w:lang w:val="es-419" w:eastAsia="es-CO"/>
+        </w:rPr>
+        <w:t>indicadores</w:t>
+      </w:r>
+      <w:r>
+        <w:rPr>
+          <w:lang w:val="es-419" w:eastAsia="es-CO"/>
+        </w:rPr>
+        <w:t>.</w:t>
       </w:r>
     </w:p>
     <w:tbl>
@@ -11748,6 +12160,20 @@
               </w:rPr>
               <w:t xml:space="preserve">Transcripción del pódcast. </w:t>
             </w:r>
+            <w:r>
+              <w:rPr>
+                <w:b/>
+                <w:bCs/>
+              </w:rPr>
+              <w:t>Gestión estratégica de indicadores</w:t>
+            </w:r>
+            <w:r>
+              <w:rPr>
+                <w:b/>
+                <w:bCs/>
+              </w:rPr>
+              <w:t>.</w:t>
+            </w:r>
           </w:p>
         </w:tc>
       </w:tr>
@@ -11762,12 +12188,42 @@
                 <w:b/>
                 <w:bCs/>
               </w:rPr>
-              <w:t>Hombre:</w:t>
+              <w:t>Mujer</w:t>
+            </w:r>
+            <w:r>
+              <w:rPr>
+                <w:b/>
+                <w:bCs/>
+              </w:rPr>
+              <w:t>:</w:t>
+            </w:r>
+            <w:r>
+              <w:t xml:space="preserve"> h</w:t>
+            </w:r>
+            <w:r>
+              <w:t>oy casi todos buscamos información antes de comprar algo. Revisamos una página web, consultamos las redes sociales o escribimos por un canal de atención antes de tomar una decisión.</w:t>
             </w:r>
           </w:p>
           <w:p>
             <w:r>
-              <w:t>.</w:t>
+              <w:rPr>
+                <w:b/>
+                <w:bCs/>
+              </w:rPr>
+              <w:t>Hombre</w:t>
+            </w:r>
+            <w:r>
+              <w:rPr>
+                <w:b/>
+                <w:bCs/>
+              </w:rPr>
+              <w:t>:</w:t>
+            </w:r>
+            <w:r>
+              <w:t xml:space="preserve"> u</w:t>
+            </w:r>
+            <w:r>
+              <w:t>na página web, una red social, una aplicación o un chat son algunos de los espacios donde ocurre ese primer contacto. Cada uno influye en la percepción que empezamos a construir sobre una marca.</w:t>
             </w:r>
           </w:p>
           <w:p>
@@ -11776,28 +12232,166 @@
                 <w:b/>
                 <w:bCs/>
               </w:rPr>
-              <w:t>Mujer:</w:t>
-            </w:r>
-            <w:r>
-              <w:t xml:space="preserve"> </w:t>
+              <w:t>Mujer</w:t>
+            </w:r>
+            <w:r>
+              <w:t>: l</w:t>
+            </w:r>
+            <w:r>
+              <w:t>as plataformas de interacción con el cliente son herramientas que facilitan la comunicación, fortalecen la relación con los consumidores y ofrecen experiencias más cercanas y personalizadas.</w:t>
             </w:r>
           </w:p>
-          <w:p/>
-          <w:p/>
-          <w:p/>
-          <w:p/>
-          <w:p/>
-          <w:p/>
-          <w:p/>
-          <w:p/>
-          <w:p/>
-          <w:p/>
-          <w:p/>
-          <w:p/>
-          <w:p/>
-          <w:p/>
-          <w:p/>
-          <w:p/>
+          <w:p>
+            <w:r>
+              <w:rPr>
+                <w:b/>
+                <w:bCs/>
+              </w:rPr>
+              <w:t>Hombre</w:t>
+            </w:r>
+            <w:r>
+              <w:t>: c</w:t>
+            </w:r>
+            <w:r>
+              <w:t>ada plataforma cumple un papel diferente. Algunas ayudan a resolver dudas, otras facilitan las compras y otras permiten mantener una comunicación permanente con la marca.</w:t>
+            </w:r>
+          </w:p>
+          <w:p>
+            <w:r>
+              <w:rPr>
+                <w:b/>
+                <w:bCs/>
+              </w:rPr>
+              <w:lastRenderedPageBreak/>
+              <w:t>Mujer</w:t>
+            </w:r>
+            <w:r>
+              <w:t>: l</w:t>
+            </w:r>
+            <w:r>
+              <w:t>o importante no es estar presente en todos los canales, sino utilizar aquellos que realmente respondan a las necesidades del público y ofrezcan una experiencia coherente en cada contacto.</w:t>
+            </w:r>
+          </w:p>
+          <w:p>
+            <w:r>
+              <w:rPr>
+                <w:b/>
+                <w:bCs/>
+              </w:rPr>
+              <w:t>Hombre</w:t>
+            </w:r>
+            <w:r>
+              <w:t>: a</w:t>
+            </w:r>
+            <w:r>
+              <w:t xml:space="preserve">demás de facilitar la comunicación, estas plataformas ayudan a conocer mejor a los consumidores. Cada interacción aporta información valiosa para comprender sus intereses, identificar oportunidades de mejora y tomar decisiones más acertadas. </w:t>
+            </w:r>
+          </w:p>
+          <w:p>
+            <w:r>
+              <w:rPr>
+                <w:b/>
+                <w:bCs/>
+              </w:rPr>
+              <w:t>Mujer</w:t>
+            </w:r>
+            <w:r>
+              <w:t>: e</w:t>
+            </w:r>
+            <w:r>
+              <w:t>sa interacción también permite escuchar al cliente. Sus preguntas, comentarios y opiniones ayudan a identificar necesidades y mejorar continuamente la experiencia que ofrece la organización.</w:t>
+            </w:r>
+          </w:p>
+          <w:p>
+            <w:r>
+              <w:rPr>
+                <w:b/>
+                <w:bCs/>
+              </w:rPr>
+              <w:t>Hombre</w:t>
+            </w:r>
+            <w:r>
+              <w:t>: c</w:t>
+            </w:r>
+            <w:r>
+              <w:t>on ese análisis, las empresas pueden ofrecer contenidos, productos y servicios que responden con mayor precisión a las expectativas de sus clientes.</w:t>
+            </w:r>
+          </w:p>
+          <w:p>
+            <w:r>
+              <w:rPr>
+                <w:b/>
+                <w:bCs/>
+              </w:rPr>
+              <w:t>Mujer</w:t>
+            </w:r>
+            <w:r>
+              <w:t>: p</w:t>
+            </w:r>
+            <w:r>
+              <w:t>or esa razón, las plataformas de interacción ya no son solo canales de comunicación. Hoy hacen parte de la estrategia con la que una organización construye confianza, fortalece el vínculo con sus consumidores y mejora su posicionamiento.</w:t>
+            </w:r>
+          </w:p>
+          <w:p>
+            <w:r>
+              <w:rPr>
+                <w:b/>
+                <w:bCs/>
+              </w:rPr>
+              <w:t>Hombre</w:t>
+            </w:r>
+            <w:r>
+              <w:t>: l</w:t>
+            </w:r>
+            <w:r>
+              <w:t>o importante es que todos esos canales funcionen de manera integrada. Cuando el cliente recibe el mismo nivel de atención en cualquiera de ellos, la confianza en la marca se fortalece.</w:t>
+            </w:r>
+          </w:p>
+          <w:p>
+            <w:r>
+              <w:rPr>
+                <w:b/>
+                <w:bCs/>
+              </w:rPr>
+              <w:t>Hombre</w:t>
+            </w:r>
+            <w:r>
+              <w:rPr>
+                <w:b/>
+                <w:bCs/>
+              </w:rPr>
+              <w:t>:</w:t>
+            </w:r>
+            <w:r>
+              <w:t xml:space="preserve"> c</w:t>
+            </w:r>
+            <w:r>
+              <w:t>ada mensaje, cada consulta y cada respuesta son una oportunidad para fortalecer la relación con el cliente. La experiencia se construye en esos pequeños momentos.</w:t>
+            </w:r>
+          </w:p>
+          <w:p>
+            <w:r>
+              <w:rPr>
+                <w:b/>
+                <w:bCs/>
+              </w:rPr>
+              <w:lastRenderedPageBreak/>
+              <w:t>Mujer</w:t>
+            </w:r>
+            <w:r>
+              <w:rPr>
+                <w:b/>
+                <w:bCs/>
+              </w:rPr>
+              <w:tab/>
+            </w:r>
+            <w:r>
+              <w:t>: p</w:t>
+            </w:r>
+            <w:r>
+              <w:t>or eso, elegir las plataformas adecuadas y gestionarlas correctamente permite crear relaciones más sólidas, mejorar la percepción de la marca y ofrecer experiencias que las personas realmente valoran.</w:t>
+            </w:r>
+          </w:p>
         </w:tc>
       </w:tr>
     </w:tbl>
@@ -11839,23 +12433,9 @@
     </w:p>
     <w:p>
       <w:pPr>
-        <w:rPr>
-          <w:lang w:val="es-419" w:eastAsia="es-CO"/>
-        </w:rPr>
-      </w:pPr>
-    </w:p>
-    <w:p>
-      <w:pPr>
-        <w:rPr>
-          <w:lang w:val="es-419" w:eastAsia="es-CO"/>
-        </w:rPr>
-      </w:pPr>
-    </w:p>
-    <w:p>
-      <w:pPr>
         <w:pStyle w:val="Titulosgenerales"/>
       </w:pPr>
-      <w:bookmarkStart w:id="29" w:name="_Toc234436695"/>
+      <w:bookmarkStart w:id="29" w:name="_Toc236156509"/>
       <w:r>
         <w:lastRenderedPageBreak/>
         <w:t>S</w:t>
@@ -11946,111 +12526,75 @@
     </w:p>
     <w:p>
       <w:pPr>
-        <w:pStyle w:val="Textocomentario"/>
-      </w:pPr>
-      <w:r>
-        <w:rPr>
-          <w:b/>
-          <w:bCs/>
-          <w:highlight w:val="yellow"/>
-        </w:rPr>
-        <w:t>Texto alternativo</w:t>
-      </w:r>
-      <w:r>
-        <w:rPr>
-          <w:highlight w:val="yellow"/>
-        </w:rPr>
-        <w:t>:</w:t>
-      </w:r>
-      <w:r>
-        <w:t xml:space="preserve"> </w:t>
-      </w:r>
-    </w:p>
-    <w:p>
-      <w:r>
-        <w:rPr>
-          <w:sz w:val="20"/>
-          <w:szCs w:val="20"/>
-        </w:rPr>
-        <w:t xml:space="preserve">La ilustración muestra la estructura jerárquica que sintetiza el contenido del componente formativo “Estrategia experiencial”, el cual se organiza en cinco unidades. Inicia con el capítulo uno abordando la temática de proveedores de experiencia, allí se abordan los conceptos de comunicación, identidad de marca, producto, empleados, entorno digital, </w:t>
-      </w:r>
-      <w:r>
-        <w:rPr>
-          <w:i/>
-          <w:iCs/>
-          <w:sz w:val="20"/>
-          <w:szCs w:val="20"/>
-        </w:rPr>
-        <w:t>cobranding</w:t>
-      </w:r>
-      <w:r>
-        <w:rPr>
-          <w:sz w:val="20"/>
-          <w:szCs w:val="20"/>
-        </w:rPr>
-        <w:t xml:space="preserve"> y punto de venta. El capítulo dos, aborda matriz experiencial, en donde se ve concepto, elementos y características. El capítulo tres desarrolla dominios de experiencia, abordando las temáticas de conceptos, principios, dimensiones y aplicaciones. El capítulo cuatro desarrolla la temática de </w:t>
-      </w:r>
-      <w:r>
-        <w:rPr>
-          <w:i/>
-          <w:iCs/>
-          <w:sz w:val="20"/>
-          <w:szCs w:val="20"/>
-        </w:rPr>
-        <w:t>Storytelling</w:t>
-      </w:r>
-      <w:r>
-        <w:rPr>
-          <w:sz w:val="20"/>
-          <w:szCs w:val="20"/>
-        </w:rPr>
-        <w:t xml:space="preserve">, abordando su concepto, técnicas, características y elementos. El componente cierra con el capítulo de indicadores de gestión de mercadeo en el </w:t>
-      </w:r>
-      <w:r>
-        <w:rPr>
-          <w:i/>
-          <w:iCs/>
-          <w:sz w:val="20"/>
-          <w:szCs w:val="20"/>
-        </w:rPr>
-        <w:t>marketing</w:t>
-      </w:r>
-      <w:r>
-        <w:rPr>
-          <w:sz w:val="20"/>
-          <w:szCs w:val="20"/>
-        </w:rPr>
-        <w:t xml:space="preserve"> experiencial, allí se aborda su concepto, objetivos, clases, y concluye con interpretación.</w:t>
-      </w:r>
-    </w:p>
-    <w:p>
-      <w:pPr>
-        <w:pStyle w:val="Textocomentario"/>
-      </w:pPr>
-      <w:r>
-        <w:t>.</w:t>
-      </w:r>
-    </w:p>
-    <w:p>
-      <w:pPr>
-        <w:rPr>
-          <w:lang w:val="es-419" w:eastAsia="es-CO"/>
-        </w:rPr>
-      </w:pPr>
-    </w:p>
-    <w:p>
-      <w:pPr>
         <w:ind w:firstLine="0"/>
         <w:rPr>
           <w:lang w:val="es-419" w:eastAsia="es-CO"/>
         </w:rPr>
       </w:pPr>
+      <w:r>
+        <w:rPr>
+          <w:noProof/>
+          <w:lang w:val="es-419" w:eastAsia="es-CO"/>
+        </w:rPr>
+        <w:drawing>
+          <wp:inline distT="0" distB="0" distL="0" distR="0" wp14:anchorId="5C7B60C0" wp14:editId="60AF4F6F">
+            <wp:extent cx="6332220" cy="2645410"/>
+            <wp:effectExtent l="0" t="0" r="0" b="2540"/>
+            <wp:docPr id="2" name="Gráfico 2" descr="La ilustración muestra la estructura jerárquica que sintetiza el contenido del componente formativo “Estrategia experiencial”, el cual se organiza en cinco unidades. Inicia con el capítulo uno abordando la temática de proveedores de experiencia, allí se abordan los conceptos de comunicación, identidad de marca, producto, empleados, entorno digital, cobranding y punto de venta. El capítulo dos, aborda matriz experiencial, en donde se ve concepto, elementos y características. El capítulo tres desarrolla dominios de experiencia, abordando las temáticas de conceptos, principios, dimensiones y aplicaciones. El capítulo cuatro desarrolla la temática de storytelling, abordando su concepto, técnicas, características y elementos. El componente cierra con el capítulo de indicadores de gestión de mercadeo en el marketing experiencial, allí se aborda su concepto, objetivos, clases, y concluye con interpretación."/>
+            <wp:cNvGraphicFramePr>
+              <a:graphicFrameLocks xmlns:a="http://schemas.openxmlformats.org/drawingml/2006/main" noChangeAspect="1"/>
+            </wp:cNvGraphicFramePr>
+            <a:graphic xmlns:a="http://schemas.openxmlformats.org/drawingml/2006/main">
+              <a:graphicData uri="http://schemas.openxmlformats.org/drawingml/2006/picture">
+                <pic:pic xmlns:pic="http://schemas.openxmlformats.org/drawingml/2006/picture">
+                  <pic:nvPicPr>
+                    <pic:cNvPr id="2" name="Gráfico 2" descr="La ilustración muestra la estructura jerárquica que sintetiza el contenido del componente formativo “Estrategia experiencial”, el cual se organiza en cinco unidades. Inicia con el capítulo uno abordando la temática de proveedores de experiencia, allí se abordan los conceptos de comunicación, identidad de marca, producto, empleados, entorno digital, cobranding y punto de venta. El capítulo dos, aborda matriz experiencial, en donde se ve concepto, elementos y características. El capítulo tres desarrolla dominios de experiencia, abordando las temáticas de conceptos, principios, dimensiones y aplicaciones. El capítulo cuatro desarrolla la temática de storytelling, abordando su concepto, técnicas, características y elementos. El componente cierra con el capítulo de indicadores de gestión de mercadeo en el marketing experiencial, allí se aborda su concepto, objetivos, clases, y concluye con interpretación."/>
+                    <pic:cNvPicPr/>
+                  </pic:nvPicPr>
+                  <pic:blipFill>
+                    <a:blip r:embed="rId16">
+                      <a:extLst>
+                        <a:ext uri="{28A0092B-C50C-407E-A947-70E740481C1C}">
+                          <a14:useLocalDpi xmlns:a14="http://schemas.microsoft.com/office/drawing/2010/main" val="0"/>
+                        </a:ext>
+                        <a:ext uri="{96DAC541-7B7A-43D3-8B79-37D633B846F1}">
+                          <asvg:svgBlip xmlns:asvg="http://schemas.microsoft.com/office/drawing/2016/SVG/main" r:embed="rId17"/>
+                        </a:ext>
+                      </a:extLst>
+                    </a:blip>
+                    <a:stretch>
+                      <a:fillRect/>
+                    </a:stretch>
+                  </pic:blipFill>
+                  <pic:spPr>
+                    <a:xfrm>
+                      <a:off x="0" y="0"/>
+                      <a:ext cx="6332220" cy="2645410"/>
+                    </a:xfrm>
+                    <a:prstGeom prst="rect">
+                      <a:avLst/>
+                    </a:prstGeom>
+                  </pic:spPr>
+                </pic:pic>
+              </a:graphicData>
+            </a:graphic>
+          </wp:inline>
+        </w:drawing>
+      </w:r>
+    </w:p>
+    <w:p>
+      <w:pPr>
+        <w:ind w:firstLine="0"/>
+        <w:rPr>
+          <w:lang w:val="es-419" w:eastAsia="es-CO"/>
+        </w:rPr>
+      </w:pPr>
     </w:p>
     <w:p>
       <w:pPr>
         <w:pStyle w:val="Titulosgenerales"/>
       </w:pPr>
-      <w:bookmarkStart w:id="30" w:name="_Toc234436696"/>
+      <w:bookmarkStart w:id="30" w:name="_Toc236156510"/>
       <w:r>
         <w:lastRenderedPageBreak/>
         <w:t>Glosario</w:t>
@@ -12508,7 +13052,7 @@
       <w:pPr>
         <w:pStyle w:val="Titulosgenerales"/>
       </w:pPr>
-      <w:bookmarkStart w:id="31" w:name="_Toc234436697"/>
+      <w:bookmarkStart w:id="31" w:name="_Toc236156511"/>
       <w:r>
         <w:lastRenderedPageBreak/>
         <w:t>Referencias bibliográficas</w:t>
@@ -12521,9 +13065,18 @@
     <w:p>
       <w:bookmarkStart w:id="32" w:name="_Hlk227961183"/>
       <w:r>
-        <w:t xml:space="preserve">Álvarez Sigüenza, J. F. (2024). Los segmentos del marketing: análisis, definición y tipos. RAE-IC, Revista de la Asociación Española de Investigación de la Comunicación, 11(21). </w:t>
-      </w:r>
-      <w:hyperlink r:id="rId16" w:history="1">
+        <w:t xml:space="preserve">Álvarez Sigüenza, J. F. (2024). Los segmentos del </w:t>
+      </w:r>
+      <w:r>
+        <w:rPr>
+          <w:rStyle w:val="Extranjerismo"/>
+        </w:rPr>
+        <w:t>marketing</w:t>
+      </w:r>
+      <w:r>
+        <w:t xml:space="preserve">: análisis, definición y tipos. RAE-IC, Revista de la Asociación Española de Investigación de la Comunicación, 11(21). </w:t>
+      </w:r>
+      <w:hyperlink r:id="rId18" w:history="1">
         <w:r>
           <w:rPr>
             <w:rStyle w:val="Hipervnculo"/>
@@ -12541,7 +13094,7 @@
       <w:r>
         <w:t xml:space="preserve">Niño Sierra, D. F. (s.f.). Fidelización del cliente. Fundación Universitaria de la Cámara de Comercio de Bogotá UNIEMPRESARIAL. </w:t>
       </w:r>
-      <w:hyperlink r:id="rId17" w:history="1">
+      <w:hyperlink r:id="rId19" w:history="1">
         <w:r>
           <w:rPr>
             <w:rStyle w:val="Hipervnculo"/>
@@ -12557,7 +13110,16 @@
     </w:p>
     <w:p>
       <w:r>
-        <w:t>Universidad Nacional Autónoma de México. (2020). El entorno del marketing. UNAM.</w:t>
+        <w:t xml:space="preserve">Universidad Nacional Autónoma de México. (2020). El entorno del </w:t>
+      </w:r>
+      <w:r>
+        <w:rPr>
+          <w:rStyle w:val="Extranjerismo"/>
+        </w:rPr>
+        <w:t>marketing</w:t>
+      </w:r>
+      <w:r>
+        <w:t>. UNAM.</w:t>
       </w:r>
     </w:p>
     <w:p/>
@@ -12565,7 +13127,7 @@
       <w:pPr>
         <w:pStyle w:val="Titulosgenerales"/>
       </w:pPr>
-      <w:bookmarkStart w:id="33" w:name="_Toc234436698"/>
+      <w:bookmarkStart w:id="33" w:name="_Toc236156512"/>
       <w:bookmarkEnd w:id="32"/>
       <w:r>
         <w:lastRenderedPageBreak/>
@@ -12663,7 +13225,7 @@
               <w:pStyle w:val="TextoTablas"/>
             </w:pPr>
             <w:r>
-              <w:t>Responsable Nacional Ecosistema de Recursos Educativos Digitales (RED) - Profesional 06</w:t>
+              <w:t>Profesional G06. Responsable Ecosistema Virtual de Recursos Educativos Digitales</w:t>
             </w:r>
           </w:p>
         </w:tc>
@@ -13175,8 +13737,8 @@
       </w:pPr>
     </w:p>
     <w:sectPr>
-      <w:headerReference w:type="default" r:id="rId18"/>
-      <w:footerReference w:type="default" r:id="rId19"/>
+      <w:headerReference w:type="default" r:id="rId20"/>
+      <w:footerReference w:type="default" r:id="rId21"/>
       <w:pgSz w:w="12240" w:h="15840"/>
       <w:pgMar w:top="1701" w:right="1134" w:bottom="1134" w:left="1134" w:header="709" w:footer="737" w:gutter="0"/>
       <w:pgNumType w:start="1"/>
@@ -14925,6 +15487,119 @@
     </w:lvl>
   </w:abstractNum>
   <w:abstractNum w:abstractNumId="15" w15:restartNumberingAfterBreak="0">
+    <w:nsid w:val="31A84877"/>
+    <w:multiLevelType w:val="hybridMultilevel"/>
+    <w:tmpl w:val="8CEA8336"/>
+    <w:lvl w:ilvl="0" w:tplc="240A0003">
+      <w:start w:val="1"/>
+      <w:numFmt w:val="bullet"/>
+      <w:lvlText w:val="o"/>
+      <w:lvlJc w:val="left"/>
+      <w:pPr>
+        <w:ind w:left="1429" w:hanging="360"/>
+      </w:pPr>
+      <w:rPr>
+        <w:rFonts w:ascii="Courier New" w:hAnsi="Courier New" w:cs="Courier New" w:hint="default"/>
+      </w:rPr>
+    </w:lvl>
+    <w:lvl w:ilvl="1" w:tplc="240A0003" w:tentative="1">
+      <w:start w:val="1"/>
+      <w:numFmt w:val="bullet"/>
+      <w:lvlText w:val="o"/>
+      <w:lvlJc w:val="left"/>
+      <w:pPr>
+        <w:ind w:left="2149" w:hanging="360"/>
+      </w:pPr>
+      <w:rPr>
+        <w:rFonts w:ascii="Courier New" w:hAnsi="Courier New" w:cs="Courier New" w:hint="default"/>
+      </w:rPr>
+    </w:lvl>
+    <w:lvl w:ilvl="2" w:tplc="240A0005" w:tentative="1">
+      <w:start w:val="1"/>
+      <w:numFmt w:val="bullet"/>
+      <w:lvlText w:val=""/>
+      <w:lvlJc w:val="left"/>
+      <w:pPr>
+        <w:ind w:left="2869" w:hanging="360"/>
+      </w:pPr>
+      <w:rPr>
+        <w:rFonts w:ascii="Wingdings" w:hAnsi="Wingdings" w:hint="default"/>
+      </w:rPr>
+    </w:lvl>
+    <w:lvl w:ilvl="3" w:tplc="240A0001" w:tentative="1">
+      <w:start w:val="1"/>
+      <w:numFmt w:val="bullet"/>
+      <w:lvlText w:val=""/>
+      <w:lvlJc w:val="left"/>
+      <w:pPr>
+        <w:ind w:left="3589" w:hanging="360"/>
+      </w:pPr>
+      <w:rPr>
+        <w:rFonts w:ascii="Symbol" w:hAnsi="Symbol" w:hint="default"/>
+      </w:rPr>
+    </w:lvl>
+    <w:lvl w:ilvl="4" w:tplc="240A0003" w:tentative="1">
+      <w:start w:val="1"/>
+      <w:numFmt w:val="bullet"/>
+      <w:lvlText w:val="o"/>
+      <w:lvlJc w:val="left"/>
+      <w:pPr>
+        <w:ind w:left="4309" w:hanging="360"/>
+      </w:pPr>
+      <w:rPr>
+        <w:rFonts w:ascii="Courier New" w:hAnsi="Courier New" w:cs="Courier New" w:hint="default"/>
+      </w:rPr>
+    </w:lvl>
+    <w:lvl w:ilvl="5" w:tplc="240A0005" w:tentative="1">
+      <w:start w:val="1"/>
+      <w:numFmt w:val="bullet"/>
+      <w:lvlText w:val=""/>
+      <w:lvlJc w:val="left"/>
+      <w:pPr>
+        <w:ind w:left="5029" w:hanging="360"/>
+      </w:pPr>
+      <w:rPr>
+        <w:rFonts w:ascii="Wingdings" w:hAnsi="Wingdings" w:hint="default"/>
+      </w:rPr>
+    </w:lvl>
+    <w:lvl w:ilvl="6" w:tplc="240A0001" w:tentative="1">
+      <w:start w:val="1"/>
+      <w:numFmt w:val="bullet"/>
+      <w:lvlText w:val=""/>
+      <w:lvlJc w:val="left"/>
+      <w:pPr>
+        <w:ind w:left="5749" w:hanging="360"/>
+      </w:pPr>
+      <w:rPr>
+        <w:rFonts w:ascii="Symbol" w:hAnsi="Symbol" w:hint="default"/>
+      </w:rPr>
+    </w:lvl>
+    <w:lvl w:ilvl="7" w:tplc="240A0003" w:tentative="1">
+      <w:start w:val="1"/>
+      <w:numFmt w:val="bullet"/>
+      <w:lvlText w:val="o"/>
+      <w:lvlJc w:val="left"/>
+      <w:pPr>
+        <w:ind w:left="6469" w:hanging="360"/>
+      </w:pPr>
+      <w:rPr>
+        <w:rFonts w:ascii="Courier New" w:hAnsi="Courier New" w:cs="Courier New" w:hint="default"/>
+      </w:rPr>
+    </w:lvl>
+    <w:lvl w:ilvl="8" w:tplc="240A0005" w:tentative="1">
+      <w:start w:val="1"/>
+      <w:numFmt w:val="bullet"/>
+      <w:lvlText w:val=""/>
+      <w:lvlJc w:val="left"/>
+      <w:pPr>
+        <w:ind w:left="7189" w:hanging="360"/>
+      </w:pPr>
+      <w:rPr>
+        <w:rFonts w:ascii="Wingdings" w:hAnsi="Wingdings" w:hint="default"/>
+      </w:rPr>
+    </w:lvl>
+  </w:abstractNum>
+  <w:abstractNum w:abstractNumId="16" w15:restartNumberingAfterBreak="0">
     <w:nsid w:val="31BB20B1"/>
     <w:multiLevelType w:val="hybridMultilevel"/>
     <w:tmpl w:val="28BAF60C"/>
@@ -15010,7 +15685,7 @@
       </w:pPr>
     </w:lvl>
   </w:abstractNum>
-  <w:abstractNum w:abstractNumId="16" w15:restartNumberingAfterBreak="0">
+  <w:abstractNum w:abstractNumId="17" w15:restartNumberingAfterBreak="0">
     <w:nsid w:val="33063165"/>
     <w:multiLevelType w:val="hybridMultilevel"/>
     <w:tmpl w:val="A1A825E6"/>
@@ -15123,7 +15798,7 @@
       </w:rPr>
     </w:lvl>
   </w:abstractNum>
-  <w:abstractNum w:abstractNumId="17" w15:restartNumberingAfterBreak="0">
+  <w:abstractNum w:abstractNumId="18" w15:restartNumberingAfterBreak="0">
     <w:nsid w:val="35D14CDB"/>
     <w:multiLevelType w:val="hybridMultilevel"/>
     <w:tmpl w:val="81F869F4"/>
@@ -15236,7 +15911,7 @@
       </w:rPr>
     </w:lvl>
   </w:abstractNum>
-  <w:abstractNum w:abstractNumId="18" w15:restartNumberingAfterBreak="0">
+  <w:abstractNum w:abstractNumId="19" w15:restartNumberingAfterBreak="0">
     <w:nsid w:val="368E176E"/>
     <w:multiLevelType w:val="hybridMultilevel"/>
     <w:tmpl w:val="BDF054FE"/>
@@ -15329,7 +16004,7 @@
       </w:pPr>
     </w:lvl>
   </w:abstractNum>
-  <w:abstractNum w:abstractNumId="19" w15:restartNumberingAfterBreak="0">
+  <w:abstractNum w:abstractNumId="20" w15:restartNumberingAfterBreak="0">
     <w:nsid w:val="36AF2304"/>
     <w:multiLevelType w:val="hybridMultilevel"/>
     <w:tmpl w:val="674AD9C0"/>
@@ -15415,7 +16090,7 @@
       </w:pPr>
     </w:lvl>
   </w:abstractNum>
-  <w:abstractNum w:abstractNumId="20" w15:restartNumberingAfterBreak="0">
+  <w:abstractNum w:abstractNumId="21" w15:restartNumberingAfterBreak="0">
     <w:nsid w:val="433C1934"/>
     <w:multiLevelType w:val="hybridMultilevel"/>
     <w:tmpl w:val="23885FA8"/>
@@ -15528,7 +16203,7 @@
       </w:rPr>
     </w:lvl>
   </w:abstractNum>
-  <w:abstractNum w:abstractNumId="21" w15:restartNumberingAfterBreak="0">
+  <w:abstractNum w:abstractNumId="22" w15:restartNumberingAfterBreak="0">
     <w:nsid w:val="4849623C"/>
     <w:multiLevelType w:val="hybridMultilevel"/>
     <w:tmpl w:val="A5AAFBAA"/>
@@ -15614,7 +16289,122 @@
       </w:pPr>
     </w:lvl>
   </w:abstractNum>
-  <w:abstractNum w:abstractNumId="22" w15:restartNumberingAfterBreak="0">
+  <w:abstractNum w:abstractNumId="23" w15:restartNumberingAfterBreak="0">
+    <w:nsid w:val="48633078"/>
+    <w:multiLevelType w:val="hybridMultilevel"/>
+    <w:tmpl w:val="F4CE10DE"/>
+    <w:lvl w:ilvl="0" w:tplc="80D6104C">
+      <w:start w:val="1"/>
+      <w:numFmt w:val="upperLetter"/>
+      <w:lvlText w:val="%1."/>
+      <w:lvlJc w:val="left"/>
+      <w:pPr>
+        <w:ind w:left="1429" w:hanging="360"/>
+      </w:pPr>
+      <w:rPr>
+        <w:rFonts w:hint="default"/>
+        <w:b/>
+        <w:bCs/>
+      </w:rPr>
+    </w:lvl>
+    <w:lvl w:ilvl="1" w:tplc="FFFFFFFF" w:tentative="1">
+      <w:start w:val="1"/>
+      <w:numFmt w:val="bullet"/>
+      <w:lvlText w:val="o"/>
+      <w:lvlJc w:val="left"/>
+      <w:pPr>
+        <w:ind w:left="2149" w:hanging="360"/>
+      </w:pPr>
+      <w:rPr>
+        <w:rFonts w:ascii="Courier New" w:hAnsi="Courier New" w:cs="Courier New" w:hint="default"/>
+      </w:rPr>
+    </w:lvl>
+    <w:lvl w:ilvl="2" w:tplc="FFFFFFFF" w:tentative="1">
+      <w:start w:val="1"/>
+      <w:numFmt w:val="bullet"/>
+      <w:lvlText w:val=""/>
+      <w:lvlJc w:val="left"/>
+      <w:pPr>
+        <w:ind w:left="2869" w:hanging="360"/>
+      </w:pPr>
+      <w:rPr>
+        <w:rFonts w:ascii="Wingdings" w:hAnsi="Wingdings" w:hint="default"/>
+      </w:rPr>
+    </w:lvl>
+    <w:lvl w:ilvl="3" w:tplc="FFFFFFFF" w:tentative="1">
+      <w:start w:val="1"/>
+      <w:numFmt w:val="bullet"/>
+      <w:lvlText w:val=""/>
+      <w:lvlJc w:val="left"/>
+      <w:pPr>
+        <w:ind w:left="3589" w:hanging="360"/>
+      </w:pPr>
+      <w:rPr>
+        <w:rFonts w:ascii="Symbol" w:hAnsi="Symbol" w:hint="default"/>
+      </w:rPr>
+    </w:lvl>
+    <w:lvl w:ilvl="4" w:tplc="FFFFFFFF" w:tentative="1">
+      <w:start w:val="1"/>
+      <w:numFmt w:val="bullet"/>
+      <w:lvlText w:val="o"/>
+      <w:lvlJc w:val="left"/>
+      <w:pPr>
+        <w:ind w:left="4309" w:hanging="360"/>
+      </w:pPr>
+      <w:rPr>
+        <w:rFonts w:ascii="Courier New" w:hAnsi="Courier New" w:cs="Courier New" w:hint="default"/>
+      </w:rPr>
+    </w:lvl>
+    <w:lvl w:ilvl="5" w:tplc="FFFFFFFF" w:tentative="1">
+      <w:start w:val="1"/>
+      <w:numFmt w:val="bullet"/>
+      <w:lvlText w:val=""/>
+      <w:lvlJc w:val="left"/>
+      <w:pPr>
+        <w:ind w:left="5029" w:hanging="360"/>
+      </w:pPr>
+      <w:rPr>
+        <w:rFonts w:ascii="Wingdings" w:hAnsi="Wingdings" w:hint="default"/>
+      </w:rPr>
+    </w:lvl>
+    <w:lvl w:ilvl="6" w:tplc="FFFFFFFF" w:tentative="1">
+      <w:start w:val="1"/>
+      <w:numFmt w:val="bullet"/>
+      <w:lvlText w:val=""/>
+      <w:lvlJc w:val="left"/>
+      <w:pPr>
+        <w:ind w:left="5749" w:hanging="360"/>
+      </w:pPr>
+      <w:rPr>
+        <w:rFonts w:ascii="Symbol" w:hAnsi="Symbol" w:hint="default"/>
+      </w:rPr>
+    </w:lvl>
+    <w:lvl w:ilvl="7" w:tplc="FFFFFFFF" w:tentative="1">
+      <w:start w:val="1"/>
+      <w:numFmt w:val="bullet"/>
+      <w:lvlText w:val="o"/>
+      <w:lvlJc w:val="left"/>
+      <w:pPr>
+        <w:ind w:left="6469" w:hanging="360"/>
+      </w:pPr>
+      <w:rPr>
+        <w:rFonts w:ascii="Courier New" w:hAnsi="Courier New" w:cs="Courier New" w:hint="default"/>
+      </w:rPr>
+    </w:lvl>
+    <w:lvl w:ilvl="8" w:tplc="FFFFFFFF" w:tentative="1">
+      <w:start w:val="1"/>
+      <w:numFmt w:val="bullet"/>
+      <w:lvlText w:val=""/>
+      <w:lvlJc w:val="left"/>
+      <w:pPr>
+        <w:ind w:left="7189" w:hanging="360"/>
+      </w:pPr>
+      <w:rPr>
+        <w:rFonts w:ascii="Wingdings" w:hAnsi="Wingdings" w:hint="default"/>
+      </w:rPr>
+    </w:lvl>
+  </w:abstractNum>
+  <w:abstractNum w:abstractNumId="24" w15:restartNumberingAfterBreak="0">
     <w:nsid w:val="4EBE1EF6"/>
     <w:multiLevelType w:val="hybridMultilevel"/>
     <w:tmpl w:val="AC468154"/>
@@ -15707,7 +16497,7 @@
       </w:pPr>
     </w:lvl>
   </w:abstractNum>
-  <w:abstractNum w:abstractNumId="23" w15:restartNumberingAfterBreak="0">
+  <w:abstractNum w:abstractNumId="25" w15:restartNumberingAfterBreak="0">
     <w:nsid w:val="54866C12"/>
     <w:multiLevelType w:val="hybridMultilevel"/>
     <w:tmpl w:val="6AD84564"/>
@@ -15820,7 +16610,7 @@
       </w:rPr>
     </w:lvl>
   </w:abstractNum>
-  <w:abstractNum w:abstractNumId="24" w15:restartNumberingAfterBreak="0">
+  <w:abstractNum w:abstractNumId="26" w15:restartNumberingAfterBreak="0">
     <w:nsid w:val="561956BB"/>
     <w:multiLevelType w:val="hybridMultilevel"/>
     <w:tmpl w:val="1EF02EA4"/>
@@ -15933,7 +16723,7 @@
       </w:rPr>
     </w:lvl>
   </w:abstractNum>
-  <w:abstractNum w:abstractNumId="25" w15:restartNumberingAfterBreak="0">
+  <w:abstractNum w:abstractNumId="27" w15:restartNumberingAfterBreak="0">
     <w:nsid w:val="565B3364"/>
     <w:multiLevelType w:val="hybridMultilevel"/>
     <w:tmpl w:val="E7C03B48"/>
@@ -16046,7 +16836,7 @@
       </w:rPr>
     </w:lvl>
   </w:abstractNum>
-  <w:abstractNum w:abstractNumId="26" w15:restartNumberingAfterBreak="0">
+  <w:abstractNum w:abstractNumId="28" w15:restartNumberingAfterBreak="0">
     <w:nsid w:val="59BF5078"/>
     <w:multiLevelType w:val="multilevel"/>
     <w:tmpl w:val="C7D2423E"/>
@@ -16171,7 +16961,7 @@
       </w:rPr>
     </w:lvl>
   </w:abstractNum>
-  <w:abstractNum w:abstractNumId="27" w15:restartNumberingAfterBreak="0">
+  <w:abstractNum w:abstractNumId="29" w15:restartNumberingAfterBreak="0">
     <w:nsid w:val="5ECC7D7B"/>
     <w:multiLevelType w:val="hybridMultilevel"/>
     <w:tmpl w:val="555AECFC"/>
@@ -16284,7 +17074,7 @@
       </w:rPr>
     </w:lvl>
   </w:abstractNum>
-  <w:abstractNum w:abstractNumId="28" w15:restartNumberingAfterBreak="0">
+  <w:abstractNum w:abstractNumId="30" w15:restartNumberingAfterBreak="0">
     <w:nsid w:val="5F6B5C6B"/>
     <w:multiLevelType w:val="hybridMultilevel"/>
     <w:tmpl w:val="1966E132"/>
@@ -16397,7 +17187,7 @@
       </w:rPr>
     </w:lvl>
   </w:abstractNum>
-  <w:abstractNum w:abstractNumId="29" w15:restartNumberingAfterBreak="0">
+  <w:abstractNum w:abstractNumId="31" w15:restartNumberingAfterBreak="0">
     <w:nsid w:val="5FF16C73"/>
     <w:multiLevelType w:val="hybridMultilevel"/>
     <w:tmpl w:val="A2C4A712"/>
@@ -16510,7 +17300,7 @@
       </w:rPr>
     </w:lvl>
   </w:abstractNum>
-  <w:abstractNum w:abstractNumId="30" w15:restartNumberingAfterBreak="0">
+  <w:abstractNum w:abstractNumId="32" w15:restartNumberingAfterBreak="0">
     <w:nsid w:val="60B4299E"/>
     <w:multiLevelType w:val="hybridMultilevel"/>
     <w:tmpl w:val="BBC61AA0"/>
@@ -16623,7 +17413,7 @@
       </w:rPr>
     </w:lvl>
   </w:abstractNum>
-  <w:abstractNum w:abstractNumId="31" w15:restartNumberingAfterBreak="0">
+  <w:abstractNum w:abstractNumId="33" w15:restartNumberingAfterBreak="0">
     <w:nsid w:val="612D42D8"/>
     <w:multiLevelType w:val="hybridMultilevel"/>
     <w:tmpl w:val="3F38C0E8"/>
@@ -16736,7 +17526,7 @@
       </w:rPr>
     </w:lvl>
   </w:abstractNum>
-  <w:abstractNum w:abstractNumId="32" w15:restartNumberingAfterBreak="0">
+  <w:abstractNum w:abstractNumId="34" w15:restartNumberingAfterBreak="0">
     <w:nsid w:val="61374753"/>
     <w:multiLevelType w:val="hybridMultilevel"/>
     <w:tmpl w:val="08C49FD8"/>
@@ -16849,7 +17639,7 @@
       </w:rPr>
     </w:lvl>
   </w:abstractNum>
-  <w:abstractNum w:abstractNumId="33" w15:restartNumberingAfterBreak="0">
+  <w:abstractNum w:abstractNumId="35" w15:restartNumberingAfterBreak="0">
     <w:nsid w:val="62AD590E"/>
     <w:multiLevelType w:val="hybridMultilevel"/>
     <w:tmpl w:val="C436D6E6"/>
@@ -16962,7 +17752,7 @@
       </w:rPr>
     </w:lvl>
   </w:abstractNum>
-  <w:abstractNum w:abstractNumId="34" w15:restartNumberingAfterBreak="0">
+  <w:abstractNum w:abstractNumId="36" w15:restartNumberingAfterBreak="0">
     <w:nsid w:val="62BE63DA"/>
     <w:multiLevelType w:val="hybridMultilevel"/>
     <w:tmpl w:val="F8AEE74C"/>
@@ -17075,7 +17865,7 @@
       </w:rPr>
     </w:lvl>
   </w:abstractNum>
-  <w:abstractNum w:abstractNumId="35" w15:restartNumberingAfterBreak="0">
+  <w:abstractNum w:abstractNumId="37" w15:restartNumberingAfterBreak="0">
     <w:nsid w:val="633666BC"/>
     <w:multiLevelType w:val="hybridMultilevel"/>
     <w:tmpl w:val="27509D6E"/>
@@ -17188,7 +17978,120 @@
       </w:rPr>
     </w:lvl>
   </w:abstractNum>
-  <w:abstractNum w:abstractNumId="36" w15:restartNumberingAfterBreak="0">
+  <w:abstractNum w:abstractNumId="38" w15:restartNumberingAfterBreak="0">
+    <w:nsid w:val="63586007"/>
+    <w:multiLevelType w:val="hybridMultilevel"/>
+    <w:tmpl w:val="2D9E7346"/>
+    <w:lvl w:ilvl="0" w:tplc="240A0001">
+      <w:start w:val="1"/>
+      <w:numFmt w:val="bullet"/>
+      <w:lvlText w:val=""/>
+      <w:lvlJc w:val="left"/>
+      <w:pPr>
+        <w:ind w:left="1429" w:hanging="360"/>
+      </w:pPr>
+      <w:rPr>
+        <w:rFonts w:ascii="Symbol" w:hAnsi="Symbol" w:hint="default"/>
+      </w:rPr>
+    </w:lvl>
+    <w:lvl w:ilvl="1" w:tplc="240A0003" w:tentative="1">
+      <w:start w:val="1"/>
+      <w:numFmt w:val="bullet"/>
+      <w:lvlText w:val="o"/>
+      <w:lvlJc w:val="left"/>
+      <w:pPr>
+        <w:ind w:left="2149" w:hanging="360"/>
+      </w:pPr>
+      <w:rPr>
+        <w:rFonts w:ascii="Courier New" w:hAnsi="Courier New" w:cs="Courier New" w:hint="default"/>
+      </w:rPr>
+    </w:lvl>
+    <w:lvl w:ilvl="2" w:tplc="240A0005" w:tentative="1">
+      <w:start w:val="1"/>
+      <w:numFmt w:val="bullet"/>
+      <w:lvlText w:val=""/>
+      <w:lvlJc w:val="left"/>
+      <w:pPr>
+        <w:ind w:left="2869" w:hanging="360"/>
+      </w:pPr>
+      <w:rPr>
+        <w:rFonts w:ascii="Wingdings" w:hAnsi="Wingdings" w:hint="default"/>
+      </w:rPr>
+    </w:lvl>
+    <w:lvl w:ilvl="3" w:tplc="240A0001" w:tentative="1">
+      <w:start w:val="1"/>
+      <w:numFmt w:val="bullet"/>
+      <w:lvlText w:val=""/>
+      <w:lvlJc w:val="left"/>
+      <w:pPr>
+        <w:ind w:left="3589" w:hanging="360"/>
+      </w:pPr>
+      <w:rPr>
+        <w:rFonts w:ascii="Symbol" w:hAnsi="Symbol" w:hint="default"/>
+      </w:rPr>
+    </w:lvl>
+    <w:lvl w:ilvl="4" w:tplc="240A0003" w:tentative="1">
+      <w:start w:val="1"/>
+      <w:numFmt w:val="bullet"/>
+      <w:lvlText w:val="o"/>
+      <w:lvlJc w:val="left"/>
+      <w:pPr>
+        <w:ind w:left="4309" w:hanging="360"/>
+      </w:pPr>
+      <w:rPr>
+        <w:rFonts w:ascii="Courier New" w:hAnsi="Courier New" w:cs="Courier New" w:hint="default"/>
+      </w:rPr>
+    </w:lvl>
+    <w:lvl w:ilvl="5" w:tplc="240A0005" w:tentative="1">
+      <w:start w:val="1"/>
+      <w:numFmt w:val="bullet"/>
+      <w:lvlText w:val=""/>
+      <w:lvlJc w:val="left"/>
+      <w:pPr>
+        <w:ind w:left="5029" w:hanging="360"/>
+      </w:pPr>
+      <w:rPr>
+        <w:rFonts w:ascii="Wingdings" w:hAnsi="Wingdings" w:hint="default"/>
+      </w:rPr>
+    </w:lvl>
+    <w:lvl w:ilvl="6" w:tplc="240A0001" w:tentative="1">
+      <w:start w:val="1"/>
+      <w:numFmt w:val="bullet"/>
+      <w:lvlText w:val=""/>
+      <w:lvlJc w:val="left"/>
+      <w:pPr>
+        <w:ind w:left="5749" w:hanging="360"/>
+      </w:pPr>
+      <w:rPr>
+        <w:rFonts w:ascii="Symbol" w:hAnsi="Symbol" w:hint="default"/>
+      </w:rPr>
+    </w:lvl>
+    <w:lvl w:ilvl="7" w:tplc="240A0003" w:tentative="1">
+      <w:start w:val="1"/>
+      <w:numFmt w:val="bullet"/>
+      <w:lvlText w:val="o"/>
+      <w:lvlJc w:val="left"/>
+      <w:pPr>
+        <w:ind w:left="6469" w:hanging="360"/>
+      </w:pPr>
+      <w:rPr>
+        <w:rFonts w:ascii="Courier New" w:hAnsi="Courier New" w:cs="Courier New" w:hint="default"/>
+      </w:rPr>
+    </w:lvl>
+    <w:lvl w:ilvl="8" w:tplc="240A0005" w:tentative="1">
+      <w:start w:val="1"/>
+      <w:numFmt w:val="bullet"/>
+      <w:lvlText w:val=""/>
+      <w:lvlJc w:val="left"/>
+      <w:pPr>
+        <w:ind w:left="7189" w:hanging="360"/>
+      </w:pPr>
+      <w:rPr>
+        <w:rFonts w:ascii="Wingdings" w:hAnsi="Wingdings" w:hint="default"/>
+      </w:rPr>
+    </w:lvl>
+  </w:abstractNum>
+  <w:abstractNum w:abstractNumId="39" w15:restartNumberingAfterBreak="0">
     <w:nsid w:val="656648ED"/>
     <w:multiLevelType w:val="hybridMultilevel"/>
     <w:tmpl w:val="F23A5C1A"/>
@@ -17301,7 +18204,7 @@
       </w:rPr>
     </w:lvl>
   </w:abstractNum>
-  <w:abstractNum w:abstractNumId="37" w15:restartNumberingAfterBreak="0">
+  <w:abstractNum w:abstractNumId="40" w15:restartNumberingAfterBreak="0">
     <w:nsid w:val="66051225"/>
     <w:multiLevelType w:val="hybridMultilevel"/>
     <w:tmpl w:val="C6D0C386"/>
@@ -17414,7 +18317,7 @@
       </w:rPr>
     </w:lvl>
   </w:abstractNum>
-  <w:abstractNum w:abstractNumId="38" w15:restartNumberingAfterBreak="0">
+  <w:abstractNum w:abstractNumId="41" w15:restartNumberingAfterBreak="0">
     <w:nsid w:val="68F3767C"/>
     <w:multiLevelType w:val="hybridMultilevel"/>
     <w:tmpl w:val="713216BA"/>
@@ -17527,7 +18430,120 @@
       </w:rPr>
     </w:lvl>
   </w:abstractNum>
-  <w:abstractNum w:abstractNumId="39" w15:restartNumberingAfterBreak="0">
+  <w:abstractNum w:abstractNumId="42" w15:restartNumberingAfterBreak="0">
+    <w:nsid w:val="69DF4D5D"/>
+    <w:multiLevelType w:val="hybridMultilevel"/>
+    <w:tmpl w:val="8D9E4C5E"/>
+    <w:lvl w:ilvl="0" w:tplc="240A0003">
+      <w:start w:val="1"/>
+      <w:numFmt w:val="bullet"/>
+      <w:lvlText w:val="o"/>
+      <w:lvlJc w:val="left"/>
+      <w:pPr>
+        <w:ind w:left="1429" w:hanging="360"/>
+      </w:pPr>
+      <w:rPr>
+        <w:rFonts w:ascii="Courier New" w:hAnsi="Courier New" w:cs="Courier New" w:hint="default"/>
+      </w:rPr>
+    </w:lvl>
+    <w:lvl w:ilvl="1" w:tplc="240A0003" w:tentative="1">
+      <w:start w:val="1"/>
+      <w:numFmt w:val="bullet"/>
+      <w:lvlText w:val="o"/>
+      <w:lvlJc w:val="left"/>
+      <w:pPr>
+        <w:ind w:left="2149" w:hanging="360"/>
+      </w:pPr>
+      <w:rPr>
+        <w:rFonts w:ascii="Courier New" w:hAnsi="Courier New" w:cs="Courier New" w:hint="default"/>
+      </w:rPr>
+    </w:lvl>
+    <w:lvl w:ilvl="2" w:tplc="240A0005" w:tentative="1">
+      <w:start w:val="1"/>
+      <w:numFmt w:val="bullet"/>
+      <w:lvlText w:val=""/>
+      <w:lvlJc w:val="left"/>
+      <w:pPr>
+        <w:ind w:left="2869" w:hanging="360"/>
+      </w:pPr>
+      <w:rPr>
+        <w:rFonts w:ascii="Wingdings" w:hAnsi="Wingdings" w:hint="default"/>
+      </w:rPr>
+    </w:lvl>
+    <w:lvl w:ilvl="3" w:tplc="240A0001" w:tentative="1">
+      <w:start w:val="1"/>
+      <w:numFmt w:val="bullet"/>
+      <w:lvlText w:val=""/>
+      <w:lvlJc w:val="left"/>
+      <w:pPr>
+        <w:ind w:left="3589" w:hanging="360"/>
+      </w:pPr>
+      <w:rPr>
+        <w:rFonts w:ascii="Symbol" w:hAnsi="Symbol" w:hint="default"/>
+      </w:rPr>
+    </w:lvl>
+    <w:lvl w:ilvl="4" w:tplc="240A0003" w:tentative="1">
+      <w:start w:val="1"/>
+      <w:numFmt w:val="bullet"/>
+      <w:lvlText w:val="o"/>
+      <w:lvlJc w:val="left"/>
+      <w:pPr>
+        <w:ind w:left="4309" w:hanging="360"/>
+      </w:pPr>
+      <w:rPr>
+        <w:rFonts w:ascii="Courier New" w:hAnsi="Courier New" w:cs="Courier New" w:hint="default"/>
+      </w:rPr>
+    </w:lvl>
+    <w:lvl w:ilvl="5" w:tplc="240A0005" w:tentative="1">
+      <w:start w:val="1"/>
+      <w:numFmt w:val="bullet"/>
+      <w:lvlText w:val=""/>
+      <w:lvlJc w:val="left"/>
+      <w:pPr>
+        <w:ind w:left="5029" w:hanging="360"/>
+      </w:pPr>
+      <w:rPr>
+        <w:rFonts w:ascii="Wingdings" w:hAnsi="Wingdings" w:hint="default"/>
+      </w:rPr>
+    </w:lvl>
+    <w:lvl w:ilvl="6" w:tplc="240A0001" w:tentative="1">
+      <w:start w:val="1"/>
+      <w:numFmt w:val="bullet"/>
+      <w:lvlText w:val=""/>
+      <w:lvlJc w:val="left"/>
+      <w:pPr>
+        <w:ind w:left="5749" w:hanging="360"/>
+      </w:pPr>
+      <w:rPr>
+        <w:rFonts w:ascii="Symbol" w:hAnsi="Symbol" w:hint="default"/>
+      </w:rPr>
+    </w:lvl>
+    <w:lvl w:ilvl="7" w:tplc="240A0003" w:tentative="1">
+      <w:start w:val="1"/>
+      <w:numFmt w:val="bullet"/>
+      <w:lvlText w:val="o"/>
+      <w:lvlJc w:val="left"/>
+      <w:pPr>
+        <w:ind w:left="6469" w:hanging="360"/>
+      </w:pPr>
+      <w:rPr>
+        <w:rFonts w:ascii="Courier New" w:hAnsi="Courier New" w:cs="Courier New" w:hint="default"/>
+      </w:rPr>
+    </w:lvl>
+    <w:lvl w:ilvl="8" w:tplc="240A0005" w:tentative="1">
+      <w:start w:val="1"/>
+      <w:numFmt w:val="bullet"/>
+      <w:lvlText w:val=""/>
+      <w:lvlJc w:val="left"/>
+      <w:pPr>
+        <w:ind w:left="7189" w:hanging="360"/>
+      </w:pPr>
+      <w:rPr>
+        <w:rFonts w:ascii="Wingdings" w:hAnsi="Wingdings" w:hint="default"/>
+      </w:rPr>
+    </w:lvl>
+  </w:abstractNum>
+  <w:abstractNum w:abstractNumId="43" w15:restartNumberingAfterBreak="0">
     <w:nsid w:val="69F522EF"/>
     <w:multiLevelType w:val="hybridMultilevel"/>
     <w:tmpl w:val="A61ADFA8"/>
@@ -17640,7 +18656,7 @@
       </w:rPr>
     </w:lvl>
   </w:abstractNum>
-  <w:abstractNum w:abstractNumId="40" w15:restartNumberingAfterBreak="0">
+  <w:abstractNum w:abstractNumId="44" w15:restartNumberingAfterBreak="0">
     <w:nsid w:val="6C42764B"/>
     <w:multiLevelType w:val="hybridMultilevel"/>
     <w:tmpl w:val="2D20A198"/>
@@ -17753,7 +18769,7 @@
       </w:rPr>
     </w:lvl>
   </w:abstractNum>
-  <w:abstractNum w:abstractNumId="41" w15:restartNumberingAfterBreak="0">
+  <w:abstractNum w:abstractNumId="45" w15:restartNumberingAfterBreak="0">
     <w:nsid w:val="74861CD8"/>
     <w:multiLevelType w:val="hybridMultilevel"/>
     <w:tmpl w:val="9C1A07A0"/>
@@ -17866,7 +18882,7 @@
       </w:rPr>
     </w:lvl>
   </w:abstractNum>
-  <w:abstractNum w:abstractNumId="42" w15:restartNumberingAfterBreak="0">
+  <w:abstractNum w:abstractNumId="46" w15:restartNumberingAfterBreak="0">
     <w:nsid w:val="7491303C"/>
     <w:multiLevelType w:val="hybridMultilevel"/>
     <w:tmpl w:val="5016BBF4"/>
@@ -17979,7 +18995,7 @@
       </w:rPr>
     </w:lvl>
   </w:abstractNum>
-  <w:abstractNum w:abstractNumId="43" w15:restartNumberingAfterBreak="0">
+  <w:abstractNum w:abstractNumId="47" w15:restartNumberingAfterBreak="0">
     <w:nsid w:val="76600011"/>
     <w:multiLevelType w:val="hybridMultilevel"/>
     <w:tmpl w:val="82880400"/>
@@ -18092,7 +19108,7 @@
       </w:rPr>
     </w:lvl>
   </w:abstractNum>
-  <w:abstractNum w:abstractNumId="44" w15:restartNumberingAfterBreak="0">
+  <w:abstractNum w:abstractNumId="48" w15:restartNumberingAfterBreak="0">
     <w:nsid w:val="779C7A3F"/>
     <w:multiLevelType w:val="hybridMultilevel"/>
     <w:tmpl w:val="094C0FEA"/>
@@ -18205,7 +19221,7 @@
       </w:rPr>
     </w:lvl>
   </w:abstractNum>
-  <w:abstractNum w:abstractNumId="45" w15:restartNumberingAfterBreak="0">
+  <w:abstractNum w:abstractNumId="49" w15:restartNumberingAfterBreak="0">
     <w:nsid w:val="7ACD605F"/>
     <w:multiLevelType w:val="hybridMultilevel"/>
     <w:tmpl w:val="B1324E8C"/>
@@ -18325,34 +19341,34 @@
     <w:abstractNumId w:val="12"/>
   </w:num>
   <w:num w:numId="3">
+    <w:abstractNumId w:val="24"/>
+  </w:num>
+  <w:num w:numId="4">
+    <w:abstractNumId w:val="19"/>
+  </w:num>
+  <w:num w:numId="5">
+    <w:abstractNumId w:val="28"/>
+  </w:num>
+  <w:num w:numId="6">
     <w:abstractNumId w:val="22"/>
   </w:num>
-  <w:num w:numId="4">
-    <w:abstractNumId w:val="18"/>
-  </w:num>
-  <w:num w:numId="5">
-    <w:abstractNumId w:val="26"/>
-  </w:num>
-  <w:num w:numId="6">
-    <w:abstractNumId w:val="21"/>
-  </w:num>
   <w:num w:numId="7">
-    <w:abstractNumId w:val="41"/>
+    <w:abstractNumId w:val="45"/>
   </w:num>
   <w:num w:numId="8">
     <w:abstractNumId w:val="6"/>
   </w:num>
   <w:num w:numId="9">
-    <w:abstractNumId w:val="36"/>
+    <w:abstractNumId w:val="39"/>
   </w:num>
   <w:num w:numId="10">
     <w:abstractNumId w:val="14"/>
   </w:num>
   <w:num w:numId="11">
-    <w:abstractNumId w:val="45"/>
+    <w:abstractNumId w:val="49"/>
   </w:num>
   <w:num w:numId="12">
-    <w:abstractNumId w:val="25"/>
+    <w:abstractNumId w:val="27"/>
   </w:num>
   <w:num w:numId="13">
     <w:abstractNumId w:val="5"/>
@@ -18361,28 +19377,28 @@
     <w:abstractNumId w:val="3"/>
   </w:num>
   <w:num w:numId="15">
-    <w:abstractNumId w:val="19"/>
+    <w:abstractNumId w:val="20"/>
   </w:num>
   <w:num w:numId="16">
-    <w:abstractNumId w:val="37"/>
+    <w:abstractNumId w:val="40"/>
   </w:num>
   <w:num w:numId="17">
-    <w:abstractNumId w:val="20"/>
+    <w:abstractNumId w:val="21"/>
   </w:num>
   <w:num w:numId="18">
-    <w:abstractNumId w:val="34"/>
+    <w:abstractNumId w:val="36"/>
   </w:num>
   <w:num w:numId="19">
     <w:abstractNumId w:val="9"/>
   </w:num>
   <w:num w:numId="20">
-    <w:abstractNumId w:val="32"/>
+    <w:abstractNumId w:val="34"/>
   </w:num>
   <w:num w:numId="21">
-    <w:abstractNumId w:val="27"/>
+    <w:abstractNumId w:val="29"/>
   </w:num>
   <w:num w:numId="22">
-    <w:abstractNumId w:val="31"/>
+    <w:abstractNumId w:val="33"/>
   </w:num>
   <w:num w:numId="23">
     <w:abstractNumId w:val="13"/>
@@ -18391,31 +19407,31 @@
     <w:abstractNumId w:val="1"/>
   </w:num>
   <w:num w:numId="25">
-    <w:abstractNumId w:val="29"/>
+    <w:abstractNumId w:val="31"/>
   </w:num>
   <w:num w:numId="26">
-    <w:abstractNumId w:val="15"/>
+    <w:abstractNumId w:val="16"/>
   </w:num>
   <w:num w:numId="27">
-    <w:abstractNumId w:val="42"/>
+    <w:abstractNumId w:val="46"/>
   </w:num>
   <w:num w:numId="28">
     <w:abstractNumId w:val="2"/>
   </w:num>
   <w:num w:numId="29">
-    <w:abstractNumId w:val="17"/>
+    <w:abstractNumId w:val="18"/>
   </w:num>
   <w:num w:numId="30">
-    <w:abstractNumId w:val="28"/>
+    <w:abstractNumId w:val="30"/>
   </w:num>
   <w:num w:numId="31">
-    <w:abstractNumId w:val="23"/>
+    <w:abstractNumId w:val="25"/>
   </w:num>
   <w:num w:numId="32">
-    <w:abstractNumId w:val="44"/>
+    <w:abstractNumId w:val="48"/>
   </w:num>
   <w:num w:numId="33">
-    <w:abstractNumId w:val="38"/>
+    <w:abstractNumId w:val="41"/>
   </w:num>
   <w:num w:numId="34">
     <w:abstractNumId w:val="7"/>
@@ -18424,37 +19440,49 @@
     <w:abstractNumId w:val="8"/>
   </w:num>
   <w:num w:numId="36">
-    <w:abstractNumId w:val="24"/>
+    <w:abstractNumId w:val="26"/>
   </w:num>
   <w:num w:numId="37">
     <w:abstractNumId w:val="10"/>
   </w:num>
   <w:num w:numId="38">
-    <w:abstractNumId w:val="35"/>
+    <w:abstractNumId w:val="37"/>
   </w:num>
   <w:num w:numId="39">
-    <w:abstractNumId w:val="39"/>
+    <w:abstractNumId w:val="43"/>
   </w:num>
   <w:num w:numId="40">
     <w:abstractNumId w:val="4"/>
   </w:num>
   <w:num w:numId="41">
-    <w:abstractNumId w:val="33"/>
+    <w:abstractNumId w:val="35"/>
   </w:num>
   <w:num w:numId="42">
-    <w:abstractNumId w:val="40"/>
+    <w:abstractNumId w:val="44"/>
   </w:num>
   <w:num w:numId="43">
     <w:abstractNumId w:val="11"/>
   </w:num>
   <w:num w:numId="44">
-    <w:abstractNumId w:val="30"/>
+    <w:abstractNumId w:val="32"/>
   </w:num>
   <w:num w:numId="45">
-    <w:abstractNumId w:val="43"/>
+    <w:abstractNumId w:val="47"/>
   </w:num>
   <w:num w:numId="46">
-    <w:abstractNumId w:val="16"/>
+    <w:abstractNumId w:val="17"/>
+  </w:num>
+  <w:num w:numId="47">
+    <w:abstractNumId w:val="23"/>
+  </w:num>
+  <w:num w:numId="48">
+    <w:abstractNumId w:val="38"/>
+  </w:num>
+  <w:num w:numId="49">
+    <w:abstractNumId w:val="42"/>
+  </w:num>
+  <w:num w:numId="50">
+    <w:abstractNumId w:val="15"/>
   </w:num>
   <w:numIdMacAtCleanup w:val="23"/>
 </w:numbering>
@@ -19904,6 +20932,20 @@
       </w:tcPr>
     </w:tblStylePr>
   </w:style>
+  <w:style w:type="paragraph" w:customStyle="1" w:styleId="Normal7">
+    <w:name w:val="Normal7"/>
+    <w:qFormat/>
+    <w:rsid w:val="00EF5FAF"/>
+    <w:pPr>
+      <w:spacing w:after="0" w:line="276" w:lineRule="auto"/>
+    </w:pPr>
+    <w:rPr>
+      <w:rFonts w:ascii="Arial" w:eastAsia="Arial" w:hAnsi="Arial" w:cs="Arial"/>
+      <w:kern w:val="0"/>
+      <w:lang w:eastAsia="ja-JP"/>
+      <w14:ligatures w14:val="none"/>
+    </w:rPr>
+  </w:style>
 </w:styles>
 </file>
 
@@ -20203,15 +21245,6 @@
 </file>
 
 <file path=customXml/item1.xml><?xml version="1.0" encoding="utf-8"?>
-<?mso-contentType ?>
-<FormTemplates xmlns="http://schemas.microsoft.com/sharepoint/v3/contenttype/forms">
-  <Display>DocumentLibraryForm</Display>
-  <Edit>DocumentLibraryForm</Edit>
-  <New>DocumentLibraryForm</New>
-</FormTemplates>
-</file>
-
-<file path=customXml/item2.xml><?xml version="1.0" encoding="utf-8"?>
 <ct:contentTypeSchema xmlns:ct="http://schemas.microsoft.com/office/2006/metadata/contentType" xmlns:ma="http://schemas.microsoft.com/office/2006/metadata/properties/metaAttributes" ct:_="" ma:_="" ma:contentTypeName="Documento" ma:contentTypeID="0x01010005252A1EF3BD024F856B47B579AB5244" ma:contentTypeVersion="12" ma:contentTypeDescription="Crear nuevo documento." ma:contentTypeScope="" ma:versionID="32d0e18b85ac20c34eab62df21c0cf58">
   <xsd:schema xmlns:xsd="http://www.w3.org/2001/XMLSchema" xmlns:xs="http://www.w3.org/2001/XMLSchema" xmlns:p="http://schemas.microsoft.com/office/2006/metadata/properties" xmlns:ns2="42760c81-fd8e-4d59-8953-7cdb9f38b14f" xmlns:ns3="67a0edcd-0de5-43ed-8c27-e32f38a00c91" targetNamespace="http://schemas.microsoft.com/office/2006/metadata/properties" ma:root="true" ma:fieldsID="cc2c149e99f10870fd5bc3964e5386d3" ns2:_="" ns3:_="">
     <xsd:import namespace="42760c81-fd8e-4d59-8953-7cdb9f38b14f"/>
@@ -20412,11 +21445,11 @@
 </ct:contentTypeSchema>
 </file>
 
-<file path=customXml/item3.xml><?xml version="1.0" encoding="utf-8"?>
+<file path=customXml/item2.xml><?xml version="1.0" encoding="utf-8"?>
 <b:Sources xmlns:b="http://schemas.openxmlformats.org/officeDocument/2006/bibliography" xmlns="http://schemas.openxmlformats.org/officeDocument/2006/bibliography" SelectedStyle="\APASixthEditionOfficeOnline.xsl" StyleName="APA" Version="6"/>
 </file>
 
-<file path=customXml/item4.xml><?xml version="1.0" encoding="utf-8"?>
+<file path=customXml/item3.xml><?xml version="1.0" encoding="utf-8"?>
 <p:properties xmlns:p="http://schemas.microsoft.com/office/2006/metadata/properties" xmlns:xsi="http://www.w3.org/2001/XMLSchema-instance" xmlns:pc="http://schemas.microsoft.com/office/infopath/2007/PartnerControls">
   <documentManagement>
     <TaxCatchAll xmlns="67a0edcd-0de5-43ed-8c27-e32f38a00c91" xsi:nil="true"/>
@@ -20427,19 +21460,35 @@
 </p:properties>
 </file>
 
+<file path=customXml/item4.xml><?xml version="1.0" encoding="utf-8"?>
+<?mso-contentType ?>
+<FormTemplates xmlns="http://schemas.microsoft.com/sharepoint/v3/contenttype/forms">
+  <Display>DocumentLibraryForm</Display>
+  <Edit>DocumentLibraryForm</Edit>
+  <New>DocumentLibraryForm</New>
+</FormTemplates>
+</file>
+
 <file path=customXml/itemProps1.xml><?xml version="1.0" encoding="utf-8"?>
-<ds:datastoreItem xmlns:ds="http://schemas.openxmlformats.org/officeDocument/2006/customXml" ds:itemID="{81CBDEC1-3B00-44ED-AD36-0268077980BA}">
+<ds:datastoreItem xmlns:ds="http://schemas.openxmlformats.org/officeDocument/2006/customXml" ds:itemID="{17AC8563-D3CC-4215-BE03-16716BD8ACE4}">
   <ds:schemaRefs>
-    <ds:schemaRef ds:uri="http://schemas.microsoft.com/sharepoint/v3/contenttype/forms"/>
+    <ds:schemaRef ds:uri="http://schemas.microsoft.com/office/2006/metadata/contentType"/>
+    <ds:schemaRef ds:uri="http://schemas.microsoft.com/office/2006/metadata/properties/metaAttributes"/>
+    <ds:schemaRef ds:uri="http://www.w3.org/2001/XMLSchema"/>
+    <ds:schemaRef ds:uri="http://schemas.microsoft.com/office/2006/metadata/properties"/>
+    <ds:schemaRef ds:uri="42760c81-fd8e-4d59-8953-7cdb9f38b14f"/>
+    <ds:schemaRef ds:uri="67a0edcd-0de5-43ed-8c27-e32f38a00c91"/>
+    <ds:schemaRef ds:uri="http://schemas.microsoft.com/office/2006/documentManagement/types"/>
+    <ds:schemaRef ds:uri="http://schemas.microsoft.com/office/infopath/2007/PartnerControls"/>
+    <ds:schemaRef ds:uri="http://schemas.openxmlformats.org/package/2006/metadata/core-properties"/>
+    <ds:schemaRef ds:uri="http://purl.org/dc/elements/1.1/"/>
+    <ds:schemaRef ds:uri="http://purl.org/dc/terms/"/>
+    <ds:schemaRef ds:uri="http://schemas.microsoft.com/internal/obd"/>
   </ds:schemaRefs>
 </ds:datastoreItem>
 </file>
 
 <file path=customXml/itemProps2.xml><?xml version="1.0" encoding="utf-8"?>
-<ds:datastoreItem xmlns:ds="http://schemas.openxmlformats.org/officeDocument/2006/customXml" ds:itemID="{17AC8563-D3CC-4215-BE03-16716BD8ACE4}"/>
-</file>
-
-<file path=customXml/itemProps3.xml><?xml version="1.0" encoding="utf-8"?>
 <ds:datastoreItem xmlns:ds="http://schemas.openxmlformats.org/officeDocument/2006/customXml" ds:itemID="{E8AB44A3-7C62-4BD2-82ED-8ABC209970FA}">
   <ds:schemaRefs>
     <ds:schemaRef ds:uri="http://schemas.openxmlformats.org/officeDocument/2006/bibliography"/>
@@ -20447,7 +21496,7 @@
 </ds:datastoreItem>
 </file>
 
-<file path=customXml/itemProps4.xml><?xml version="1.0" encoding="utf-8"?>
+<file path=customXml/itemProps3.xml><?xml version="1.0" encoding="utf-8"?>
 <ds:datastoreItem xmlns:ds="http://schemas.openxmlformats.org/officeDocument/2006/customXml" ds:itemID="{1145D752-ACC1-45E1-AB53-0C756F67FC7F}">
   <ds:schemaRefs>
     <ds:schemaRef ds:uri="http://schemas.microsoft.com/office/2006/metadata/properties"/>
@@ -20456,4 +21505,12 @@
     <ds:schemaRef ds:uri="42760c81-fd8e-4d59-8953-7cdb9f38b14f"/>
   </ds:schemaRefs>
 </ds:datastoreItem>
+</file>
+
+<file path=customXml/itemProps4.xml><?xml version="1.0" encoding="utf-8"?>
+<ds:datastoreItem xmlns:ds="http://schemas.openxmlformats.org/officeDocument/2006/customXml" ds:itemID="{81CBDEC1-3B00-44ED-AD36-0268077980BA}">
+  <ds:schemaRefs>
+    <ds:schemaRef ds:uri="http://schemas.microsoft.com/sharepoint/v3/contenttype/forms"/>
+  </ds:schemaRefs>
+</ds:datastoreItem>
 </file>